--- a/resources/templates/residencia_propria_new.docx
+++ b/resources/templates/residencia_propria_new.docx
@@ -1,12 +1,14 @@
 
 <file path=word/document.xml><?xml version="1.0" encoding="utf-8"?>
-<w:document xmlns:wpc="http://schemas.microsoft.com/office/word/2010/wordprocessingCanvas" xmlns:cx="http://schemas.microsoft.com/office/drawing/2014/chartex" xmlns:cx1="http://schemas.microsoft.com/office/drawing/2015/9/8/chartex" xmlns:cx2="http://schemas.microsoft.com/office/drawing/2015/10/21/chartex" xmlns:cx3="http://schemas.microsoft.com/office/drawing/2016/5/9/chartex" xmlns:cx4="http://schemas.microsoft.com/office/drawing/2016/5/10/chartex" xmlns:cx5="http://schemas.microsoft.com/office/drawing/2016/5/11/chartex" xmlns:cx6="http://schemas.microsoft.com/office/drawing/2016/5/12/chartex" xmlns:cx7="http://schemas.microsoft.com/office/drawing/2016/5/13/chartex" xmlns:cx8="http://schemas.microsoft.com/office/drawing/2016/5/14/chartex" xmlns:mc="http://schemas.openxmlformats.org/markup-compatibility/2006" xmlns:aink="http://schemas.microsoft.com/office/drawing/2016/ink" xmlns:am3d="http://schemas.microsoft.com/office/drawing/2017/model3d" xmlns:o="urn:schemas-microsoft-com:office:office" xmlns:oel="http://schemas.microsoft.com/office/2019/extlst" xmlns:r="http://schemas.openxmlformats.org/officeDocument/2006/relationships" xmlns:m="http://schemas.openxmlformats.org/officeDocument/2006/math" xmlns:v="urn:schemas-microsoft-com:vml" xmlns:wp14="http://schemas.microsoft.com/office/word/2010/wordprocessingDrawing" xmlns:wp="http://schemas.openxmlformats.org/drawingml/2006/wordprocessingDrawing" xmlns:w10="urn:schemas-microsoft-com:office:word" xmlns:w="http://schemas.openxmlformats.org/wordprocessingml/2006/main" xmlns:w14="http://schemas.microsoft.com/office/word/2010/wordml" xmlns:w15="http://schemas.microsoft.com/office/word/2012/wordml" xmlns:w16cex="http://schemas.microsoft.com/office/word/2018/wordml/cex" xmlns:w16cid="http://schemas.microsoft.com/office/word/2016/wordml/cid" xmlns:w16="http://schemas.microsoft.com/office/word/2018/wordml" xmlns:w16du="http://schemas.microsoft.com/office/word/2023/wordml/word16du" xmlns:w16sdtdh="http://schemas.microsoft.com/office/word/2020/wordml/sdtdatahash" xmlns:w16sdtfl="http://schemas.microsoft.com/office/word/2024/wordml/sdtformatlock" xmlns:w16se="http://schemas.microsoft.com/office/word/2015/wordml/symex" xmlns:wpg="http://schemas.microsoft.com/office/word/2010/wordprocessingGroup" xmlns:wpi="http://schemas.microsoft.com/office/word/2010/wordprocessingInk" xmlns:wne="http://schemas.microsoft.com/office/word/2006/wordml" xmlns:wps="http://schemas.microsoft.com/office/word/2010/wordprocessingShape" mc:Ignorable="w14 w15 w16se w16cid w16 w16cex w16sdtdh w16sdtfl w16du wp14">
+<w:document xmlns:o="urn:schemas-microsoft-com:office:office" xmlns:r="http://schemas.openxmlformats.org/officeDocument/2006/relationships" xmlns:v="urn:schemas-microsoft-com:vml" xmlns:w="http://schemas.openxmlformats.org/wordprocessingml/2006/main" xmlns:w10="urn:schemas-microsoft-com:office:word" xmlns:wp="http://schemas.openxmlformats.org/drawingml/2006/wordprocessingDrawing" xmlns:wps="http://schemas.microsoft.com/office/word/2010/wordprocessingShape" xmlns:wpg="http://schemas.microsoft.com/office/word/2010/wordprocessingGroup" xmlns:mc="http://schemas.openxmlformats.org/markup-compatibility/2006" xmlns:wp14="http://schemas.microsoft.com/office/word/2010/wordprocessingDrawing" xmlns:w14="http://schemas.microsoft.com/office/word/2010/wordml" xmlns:w15="http://schemas.microsoft.com/office/word/2012/wordml" mc:Ignorable="w14 wp14 w15">
   <w:body>
     <w:p>
       <w:pPr>
-        <w:spacing w:after="88" w:line="259" w:lineRule="auto"/>
+        <w:pStyle w:val="Normal"/>
+        <w:spacing w:lineRule="auto" w:line="259" w:before="0" w:after="88"/>
         <w:ind w:right="55"/>
         <w:jc w:val="center"/>
+        <w:rPr/>
       </w:pPr>
       <w:r>
         <w:rPr>
@@ -19,110 +21,12 @@
     </w:p>
     <w:p>
       <w:pPr>
-        <w:spacing w:after="355" w:line="259" w:lineRule="auto"/>
+        <w:pStyle w:val="Normal"/>
+        <w:spacing w:lineRule="auto" w:line="259" w:before="0" w:after="355"/>
         <w:ind w:left="11"/>
         <w:jc w:val="center"/>
+        <w:rPr/>
       </w:pPr>
-      <w:r>
-        <w:rPr>
-          <w:noProof/>
-          <w:sz w:val="6"/>
-        </w:rPr>
-        <mc:AlternateContent>
-          <mc:Choice Requires="wps">
-            <w:drawing>
-              <wp:anchor distT="0" distB="0" distL="114300" distR="114300" simplePos="0" relativeHeight="251659264" behindDoc="0" locked="0" layoutInCell="1" allowOverlap="1" wp14:anchorId="16F6CF6A" wp14:editId="7350EEBB">
-                <wp:simplePos x="0" y="0"/>
-                <wp:positionH relativeFrom="column">
-                  <wp:posOffset>340683</wp:posOffset>
-                </wp:positionH>
-                <wp:positionV relativeFrom="paragraph">
-                  <wp:posOffset>365041</wp:posOffset>
-                </wp:positionV>
-                <wp:extent cx="4675517" cy="270344"/>
-                <wp:effectExtent l="0" t="0" r="0" b="0"/>
-                <wp:wrapNone/>
-                <wp:docPr id="315325767" name="Caixa de Texto 1"/>
-                <wp:cNvGraphicFramePr/>
-                <a:graphic xmlns:a="http://schemas.openxmlformats.org/drawingml/2006/main">
-                  <a:graphicData uri="http://schemas.microsoft.com/office/word/2010/wordprocessingShape">
-                    <wps:wsp>
-                      <wps:cNvSpPr txBox="1"/>
-                      <wps:spPr>
-                        <a:xfrm>
-                          <a:off x="0" y="0"/>
-                          <a:ext cx="4675517" cy="270344"/>
-                        </a:xfrm>
-                        <a:prstGeom prst="rect">
-                          <a:avLst/>
-                        </a:prstGeom>
-                        <a:noFill/>
-                        <a:ln>
-                          <a:noFill/>
-                        </a:ln>
-                      </wps:spPr>
-                      <wps:style>
-                        <a:lnRef idx="0">
-                          <a:scrgbClr r="0" g="0" b="0"/>
-                        </a:lnRef>
-                        <a:fillRef idx="0">
-                          <a:scrgbClr r="0" g="0" b="0"/>
-                        </a:fillRef>
-                        <a:effectRef idx="0">
-                          <a:scrgbClr r="0" g="0" b="0"/>
-                        </a:effectRef>
-                        <a:fontRef idx="minor">
-                          <a:schemeClr val="dk1"/>
-                        </a:fontRef>
-                      </wps:style>
-                      <wps:txbx>
-                        <w:txbxContent>
-                          <w:p>
-                            <w:r>
-                              <w:t>${NAME}</w:t>
-                            </w:r>
-                          </w:p>
-                        </w:txbxContent>
-                      </wps:txbx>
-                      <wps:bodyPr rot="0" spcFirstLastPara="0" vertOverflow="overflow" horzOverflow="overflow" vert="horz" wrap="square" lIns="91440" tIns="45720" rIns="91440" bIns="45720" numCol="1" spcCol="0" rtlCol="0" fromWordArt="0" anchor="t" anchorCtr="0" forceAA="0" compatLnSpc="1">
-                        <a:prstTxWarp prst="textNoShape">
-                          <a:avLst/>
-                        </a:prstTxWarp>
-                        <a:noAutofit/>
-                      </wps:bodyPr>
-                    </wps:wsp>
-                  </a:graphicData>
-                </a:graphic>
-                <wp14:sizeRelH relativeFrom="margin">
-                  <wp14:pctWidth>0</wp14:pctWidth>
-                </wp14:sizeRelH>
-                <wp14:sizeRelV relativeFrom="margin">
-                  <wp14:pctHeight>0</wp14:pctHeight>
-                </wp14:sizeRelV>
-              </wp:anchor>
-            </w:drawing>
-          </mc:Choice>
-          <mc:Fallback>
-            <w:pict>
-              <v:shapetype w14:anchorId="16F6CF6A" id="_x0000_t202" coordsize="21600,21600" o:spt="202" path="m,l,21600r21600,l21600,xe">
-                <v:stroke joinstyle="miter"/>
-                <v:path gradientshapeok="t" o:connecttype="rect"/>
-              </v:shapetype>
-              <v:shape id="Caixa de Texto 1" o:spid="_x0000_s1026" type="#_x0000_t202" style="position:absolute;left:0;text-align:left;margin-left:26.85pt;margin-top:28.75pt;width:368.15pt;height:21.3pt;z-index:251659264;visibility:visible;mso-wrap-style:square;mso-width-percent:0;mso-height-percent:0;mso-wrap-distance-left:9pt;mso-wrap-distance-top:0;mso-wrap-distance-right:9pt;mso-wrap-distance-bottom:0;mso-position-horizontal:absolute;mso-position-horizontal-relative:text;mso-position-vertical:absolute;mso-position-vertical-relative:text;mso-width-percent:0;mso-height-percent:0;mso-width-relative:margin;mso-height-relative:margin;v-text-anchor:top" o:gfxdata="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" filled="f" stroked="f">
-                <v:textbox>
-                  <w:txbxContent>
-                    <w:p>
-                      <w:r>
-                        <w:t>${NAME}</w:t>
-                      </w:r>
-                    </w:p>
-                  </w:txbxContent>
-                </v:textbox>
-              </v:shape>
-            </w:pict>
-          </mc:Fallback>
-        </mc:AlternateContent>
-      </w:r>
       <w:r>
         <w:rPr>
           <w:sz w:val="6"/>
@@ -131,15 +35,187 @@
       </w:r>
     </w:p>
     <w:p>
+      <w:pPr>
+        <w:pStyle w:val="Normal"/>
+        <w:rPr/>
+      </w:pPr>
       <w:r>
-        <w:rPr>
-          <w:b/>
-          <w:noProof/>
-        </w:rPr>
         <mc:AlternateContent>
           <mc:Choice Requires="wps">
             <w:drawing>
-              <wp:anchor distT="0" distB="0" distL="114300" distR="114300" simplePos="0" relativeHeight="251661312" behindDoc="0" locked="0" layoutInCell="1" allowOverlap="1" wp14:anchorId="5321EB3C" wp14:editId="571B45F6">
+              <wp:anchor behindDoc="0" distT="0" distB="0" distL="0" distR="0" simplePos="0" locked="0" layoutInCell="1" allowOverlap="1" relativeHeight="2" wp14:anchorId="16F6CF6A">
+                <wp:simplePos x="0" y="0"/>
+                <wp:positionH relativeFrom="column">
+                  <wp:posOffset>340360</wp:posOffset>
+                </wp:positionH>
+                <wp:positionV relativeFrom="paragraph">
+                  <wp:posOffset>-21590</wp:posOffset>
+                </wp:positionV>
+                <wp:extent cx="4675505" cy="270510"/>
+                <wp:effectExtent l="0" t="0" r="0" b="0"/>
+                <wp:wrapNone/>
+                <wp:docPr id="1" name="Caixa de Texto 1"/>
+                <a:graphic xmlns:a="http://schemas.openxmlformats.org/drawingml/2006/main">
+                  <a:graphicData uri="http://schemas.microsoft.com/office/word/2010/wordprocessingShape">
+                    <wps:wsp>
+                      <wps:cNvSpPr/>
+                      <wps:spPr>
+                        <a:xfrm>
+                          <a:off x="0" y="0"/>
+                          <a:ext cx="4675680" cy="270360"/>
+                        </a:xfrm>
+                        <a:prstGeom prst="rect">
+                          <a:avLst/>
+                        </a:prstGeom>
+                        <a:noFill/>
+                        <a:ln w="0">
+                          <a:noFill/>
+                        </a:ln>
+                      </wps:spPr>
+                      <wps:style>
+                        <a:lnRef idx="0"/>
+                        <a:fillRef idx="0"/>
+                        <a:effectRef idx="0"/>
+                        <a:fontRef idx="minor"/>
+                      </wps:style>
+                      <wps:txbx>
+                        <w:txbxContent>
+                          <w:p>
+                            <w:pPr>
+                              <w:pStyle w:val="Contedodoquadro"/>
+                              <w:rPr/>
+                            </w:pPr>
+                            <w:r>
+                              <w:rPr/>
+                              <w:t>${NAME}</w:t>
+                            </w:r>
+                          </w:p>
+                        </w:txbxContent>
+                      </wps:txbx>
+                      <wps:bodyPr anchor="t">
+                        <a:prstTxWarp prst="textNoShape"/>
+                        <a:noAutofit/>
+                      </wps:bodyPr>
+                    </wps:wsp>
+                  </a:graphicData>
+                </a:graphic>
+              </wp:anchor>
+            </w:drawing>
+          </mc:Choice>
+          <mc:Fallback>
+            <w:pict>
+              <v:rect id="shape_0" ID="Caixa de Texto 1" path="m0,0l-2147483645,0l-2147483645,-2147483646l0,-2147483646xe" stroked="f" o:allowincell="f" style="position:absolute;margin-left:26.8pt;margin-top:-1.7pt;width:368.1pt;height:21.25pt;mso-wrap-style:square;v-text-anchor:top" wp14:anchorId="16F6CF6A">
+                <v:fill o:detectmouseclick="t" on="false"/>
+                <v:stroke color="#3465a4" joinstyle="round" endcap="flat"/>
+                <v:textbox>
+                  <w:txbxContent>
+                    <w:p>
+                      <w:pPr>
+                        <w:pStyle w:val="Contedodoquadro"/>
+                        <w:rPr/>
+                      </w:pPr>
+                      <w:r>
+                        <w:rPr/>
+                        <w:t>${NAME}</w:t>
+                      </w:r>
+                    </w:p>
+                  </w:txbxContent>
+                </v:textbox>
+                <w10:wrap type="none"/>
+              </v:rect>
+            </w:pict>
+          </mc:Fallback>
+        </mc:AlternateContent>
+        <mc:AlternateContent>
+          <mc:Choice Requires="wps">
+            <w:drawing>
+              <wp:anchor behindDoc="0" distT="0" distB="0" distL="0" distR="0" simplePos="0" locked="0" layoutInCell="1" allowOverlap="1" relativeHeight="4" wp14:anchorId="0A09468B">
+                <wp:simplePos x="0" y="0"/>
+                <wp:positionH relativeFrom="column">
+                  <wp:posOffset>1039495</wp:posOffset>
+                </wp:positionH>
+                <wp:positionV relativeFrom="paragraph">
+                  <wp:posOffset>302895</wp:posOffset>
+                </wp:positionV>
+                <wp:extent cx="1337310" cy="276225"/>
+                <wp:effectExtent l="0" t="0" r="0" b="0"/>
+                <wp:wrapNone/>
+                <wp:docPr id="2" name="Caixa de Texto 2"/>
+                <a:graphic xmlns:a="http://schemas.openxmlformats.org/drawingml/2006/main">
+                  <a:graphicData uri="http://schemas.microsoft.com/office/word/2010/wordprocessingShape">
+                    <wps:wsp>
+                      <wps:cNvSpPr/>
+                      <wps:spPr>
+                        <a:xfrm>
+                          <a:off x="0" y="0"/>
+                          <a:ext cx="1337400" cy="276120"/>
+                        </a:xfrm>
+                        <a:prstGeom prst="rect">
+                          <a:avLst/>
+                        </a:prstGeom>
+                        <a:noFill/>
+                        <a:ln w="0">
+                          <a:noFill/>
+                        </a:ln>
+                      </wps:spPr>
+                      <wps:style>
+                        <a:lnRef idx="0"/>
+                        <a:fillRef idx="0"/>
+                        <a:effectRef idx="0"/>
+                        <a:fontRef idx="minor"/>
+                      </wps:style>
+                      <wps:txbx>
+                        <w:txbxContent>
+                          <w:p>
+                            <w:pPr>
+                              <w:pStyle w:val="Contedodoquadro"/>
+                              <w:rPr/>
+                            </w:pPr>
+                            <w:r>
+                              <w:rPr/>
+                              <w:t>${COUNTRY}</w:t>
+                            </w:r>
+                          </w:p>
+                        </w:txbxContent>
+                      </wps:txbx>
+                      <wps:bodyPr anchor="t">
+                        <a:prstTxWarp prst="textNoShape"/>
+                        <a:noAutofit/>
+                      </wps:bodyPr>
+                    </wps:wsp>
+                  </a:graphicData>
+                </a:graphic>
+              </wp:anchor>
+            </w:drawing>
+          </mc:Choice>
+          <mc:Fallback>
+            <w:pict>
+              <v:rect id="shape_0" ID="Caixa de Texto 2" path="m0,0l-2147483645,0l-2147483645,-2147483646l0,-2147483646xe" stroked="f" o:allowincell="f" style="position:absolute;margin-left:81.85pt;margin-top:23.85pt;width:105.25pt;height:21.7pt;mso-wrap-style:square;v-text-anchor:top" wp14:anchorId="0A09468B">
+                <v:fill o:detectmouseclick="t" on="false"/>
+                <v:stroke color="#3465a4" joinstyle="round" endcap="flat"/>
+                <v:textbox>
+                  <w:txbxContent>
+                    <w:p>
+                      <w:pPr>
+                        <w:pStyle w:val="Contedodoquadro"/>
+                        <w:rPr/>
+                      </w:pPr>
+                      <w:r>
+                        <w:rPr/>
+                        <w:t>${COUNTRY}</w:t>
+                      </w:r>
+                    </w:p>
+                  </w:txbxContent>
+                </v:textbox>
+                <w10:wrap type="none"/>
+              </v:rect>
+            </w:pict>
+          </mc:Fallback>
+        </mc:AlternateContent>
+        <mc:AlternateContent>
+          <mc:Choice Requires="wps">
+            <w:drawing>
+              <wp:anchor behindDoc="0" distT="0" distB="1270" distL="0" distR="0" simplePos="0" locked="0" layoutInCell="1" allowOverlap="1" relativeHeight="6" wp14:anchorId="5321EB3C">
                 <wp:simplePos x="0" y="0"/>
                 <wp:positionH relativeFrom="column">
                   <wp:posOffset>3500120</wp:posOffset>
@@ -150,470 +226,395 @@
                 <wp:extent cx="2886075" cy="284480"/>
                 <wp:effectExtent l="0" t="0" r="0" b="1270"/>
                 <wp:wrapNone/>
-                <wp:docPr id="410762262" name="Caixa de Texto 4"/>
-                <wp:cNvGraphicFramePr/>
+                <wp:docPr id="3" name="Caixa de Texto 4"/>
                 <a:graphic xmlns:a="http://schemas.openxmlformats.org/drawingml/2006/main">
                   <a:graphicData uri="http://schemas.microsoft.com/office/word/2010/wordprocessingShape">
                     <wps:wsp>
-                      <wps:cNvSpPr txBox="1"/>
+                      <wps:cNvSpPr/>
                       <wps:spPr>
                         <a:xfrm>
                           <a:off x="0" y="0"/>
-                          <a:ext cx="2886075" cy="284480"/>
+                          <a:ext cx="2886120" cy="284400"/>
                         </a:xfrm>
                         <a:prstGeom prst="rect">
                           <a:avLst/>
                         </a:prstGeom>
                         <a:noFill/>
-                        <a:ln>
+                        <a:ln w="0">
                           <a:noFill/>
                         </a:ln>
                       </wps:spPr>
                       <wps:style>
-                        <a:lnRef idx="0">
-                          <a:scrgbClr r="0" g="0" b="0"/>
-                        </a:lnRef>
-                        <a:fillRef idx="0">
-                          <a:scrgbClr r="0" g="0" b="0"/>
-                        </a:fillRef>
-                        <a:effectRef idx="0">
-                          <a:scrgbClr r="0" g="0" b="0"/>
-                        </a:effectRef>
-                        <a:fontRef idx="minor">
-                          <a:schemeClr val="dk1"/>
-                        </a:fontRef>
+                        <a:lnRef idx="0"/>
+                        <a:fillRef idx="0"/>
+                        <a:effectRef idx="0"/>
+                        <a:fontRef idx="minor"/>
                       </wps:style>
                       <wps:txbx>
                         <w:txbxContent>
                           <w:p>
+                            <w:pPr>
+                              <w:pStyle w:val="Contedodoquadro"/>
+                              <w:rPr/>
+                            </w:pPr>
                             <w:r>
-                              <w:t>${</w:t>
+                              <w:rPr/>
+                              <w:t>${RG}</w:t>
+                            </w:r>
+                          </w:p>
+                        </w:txbxContent>
+                      </wps:txbx>
+                      <wps:bodyPr anchor="t">
+                        <a:prstTxWarp prst="textNoShape"/>
+                        <a:noAutofit/>
+                      </wps:bodyPr>
+                    </wps:wsp>
+                  </a:graphicData>
+                </a:graphic>
+              </wp:anchor>
+            </w:drawing>
+          </mc:Choice>
+          <mc:Fallback>
+            <w:pict>
+              <v:rect id="shape_0" ID="Caixa de Texto 4" path="m0,0l-2147483645,0l-2147483645,-2147483646l0,-2147483646xe" stroked="f" o:allowincell="f" style="position:absolute;margin-left:275.6pt;margin-top:23.35pt;width:227.2pt;height:22.35pt;mso-wrap-style:square;v-text-anchor:top" wp14:anchorId="5321EB3C">
+                <v:fill o:detectmouseclick="t" on="false"/>
+                <v:stroke color="#3465a4" joinstyle="round" endcap="flat"/>
+                <v:textbox>
+                  <w:txbxContent>
+                    <w:p>
+                      <w:pPr>
+                        <w:pStyle w:val="Contedodoquadro"/>
+                        <w:rPr/>
+                      </w:pPr>
+                      <w:r>
+                        <w:rPr/>
+                        <w:t>${RG}</w:t>
+                      </w:r>
+                    </w:p>
+                  </w:txbxContent>
+                </v:textbox>
+                <w10:wrap type="none"/>
+              </v:rect>
+            </w:pict>
+          </mc:Fallback>
+        </mc:AlternateContent>
+        <mc:AlternateContent>
+          <mc:Choice Requires="wps">
+            <w:drawing>
+              <wp:anchor behindDoc="0" distT="0" distB="1270" distL="0" distR="0" simplePos="0" locked="0" layoutInCell="1" allowOverlap="1" relativeHeight="8" wp14:anchorId="72133C8F">
+                <wp:simplePos x="0" y="0"/>
+                <wp:positionH relativeFrom="column">
+                  <wp:posOffset>598805</wp:posOffset>
+                </wp:positionH>
+                <wp:positionV relativeFrom="paragraph">
+                  <wp:posOffset>643890</wp:posOffset>
+                </wp:positionV>
+                <wp:extent cx="1035050" cy="284480"/>
+                <wp:effectExtent l="0" t="0" r="0" b="1270"/>
+                <wp:wrapNone/>
+                <wp:docPr id="4" name="Caixa de Texto 5"/>
+                <a:graphic xmlns:a="http://schemas.openxmlformats.org/drawingml/2006/main">
+                  <a:graphicData uri="http://schemas.microsoft.com/office/word/2010/wordprocessingShape">
+                    <wps:wsp>
+                      <wps:cNvSpPr/>
+                      <wps:spPr>
+                        <a:xfrm>
+                          <a:off x="0" y="0"/>
+                          <a:ext cx="1035000" cy="284400"/>
+                        </a:xfrm>
+                        <a:prstGeom prst="rect">
+                          <a:avLst/>
+                        </a:prstGeom>
+                        <a:noFill/>
+                        <a:ln w="0">
+                          <a:noFill/>
+                        </a:ln>
+                      </wps:spPr>
+                      <wps:style>
+                        <a:lnRef idx="0"/>
+                        <a:fillRef idx="0"/>
+                        <a:effectRef idx="0"/>
+                        <a:fontRef idx="minor"/>
+                      </wps:style>
+                      <wps:txbx>
+                        <w:txbxContent>
+                          <w:p>
+                            <w:pPr>
+                              <w:pStyle w:val="Contedodoquadro"/>
+                              <w:rPr/>
+                            </w:pPr>
+                            <w:r>
+                              <w:rPr/>
+                              <w:t>${RG_ISSUE</w:t>
                             </w:r>
                             <w:r>
-                              <w:t>RG</w:t>
+                              <w:rPr/>
+                              <w:t>${RG_ISSUER</w:t>
                             </w:r>
                             <w:r>
+                              <w:rPr/>
                               <w:t>}</w:t>
                             </w:r>
                           </w:p>
                         </w:txbxContent>
                       </wps:txbx>
-                      <wps:bodyPr rot="0" spcFirstLastPara="0" vertOverflow="overflow" horzOverflow="overflow" vert="horz" wrap="square" lIns="91440" tIns="45720" rIns="91440" bIns="45720" numCol="1" spcCol="0" rtlCol="0" fromWordArt="0" anchor="t" anchorCtr="0" forceAA="0" compatLnSpc="1">
-                        <a:prstTxWarp prst="textNoShape">
-                          <a:avLst/>
-                        </a:prstTxWarp>
+                      <wps:bodyPr anchor="t">
+                        <a:prstTxWarp prst="textNoShape"/>
                         <a:noAutofit/>
                       </wps:bodyPr>
                     </wps:wsp>
                   </a:graphicData>
                 </a:graphic>
-                <wp14:sizeRelH relativeFrom="margin">
-                  <wp14:pctWidth>0</wp14:pctWidth>
-                </wp14:sizeRelH>
               </wp:anchor>
             </w:drawing>
           </mc:Choice>
           <mc:Fallback>
             <w:pict>
-              <v:shapetype w14:anchorId="5321EB3C" id="_x0000_t202" coordsize="21600,21600" o:spt="202" path="m,l,21600r21600,l21600,xe">
-                <v:stroke joinstyle="miter"/>
-                <v:path gradientshapeok="t" o:connecttype="rect"/>
-              </v:shapetype>
-              <v:shape id="Caixa de Texto 4" o:spid="_x0000_s1027" type="#_x0000_t202" style="position:absolute;left:0;text-align:left;margin-left:275.6pt;margin-top:23.35pt;width:227.25pt;height:22.4pt;z-index:251661312;visibility:visible;mso-wrap-style:square;mso-width-percent:0;mso-wrap-distance-left:9pt;mso-wrap-distance-top:0;mso-wrap-distance-right:9pt;mso-wrap-distance-bottom:0;mso-position-horizontal:absolute;mso-position-horizontal-relative:text;mso-position-vertical:absolute;mso-position-vertical-relative:text;mso-width-percent:0;mso-width-relative:margin;v-text-anchor:top" o:gfxdata="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" filled="f" stroked="f">
+              <v:rect id="shape_0" ID="Caixa de Texto 5" path="m0,0l-2147483645,0l-2147483645,-2147483646l0,-2147483646xe" stroked="f" o:allowincell="f" style="position:absolute;margin-left:47.15pt;margin-top:50.7pt;width:81.45pt;height:22.35pt;mso-wrap-style:square;v-text-anchor:top" wp14:anchorId="72133C8F">
+                <v:fill o:detectmouseclick="t" on="false"/>
+                <v:stroke color="#3465a4" joinstyle="round" endcap="flat"/>
                 <v:textbox>
                   <w:txbxContent>
                     <w:p>
+                      <w:pPr>
+                        <w:pStyle w:val="Contedodoquadro"/>
+                        <w:rPr/>
+                      </w:pPr>
                       <w:r>
-                        <w:t>${</w:t>
+                        <w:rPr/>
+                        <w:t>${RG_ISSUE</w:t>
                       </w:r>
                       <w:r>
-                        <w:t>RG</w:t>
+                        <w:rPr/>
+                        <w:t>${RG_ISSUER</w:t>
                       </w:r>
                       <w:r>
+                        <w:rPr/>
                         <w:t>}</w:t>
                       </w:r>
                     </w:p>
                   </w:txbxContent>
                 </v:textbox>
-              </v:shape>
+                <w10:wrap type="none"/>
+              </v:rect>
             </w:pict>
           </mc:Fallback>
         </mc:AlternateContent>
-      </w:r>
-      <w:r>
-        <w:rPr>
-          <w:b/>
-          <w:noProof/>
-        </w:rPr>
         <mc:AlternateContent>
           <mc:Choice Requires="wps">
             <w:drawing>
-              <wp:anchor distT="0" distB="0" distL="114300" distR="114300" simplePos="0" relativeHeight="251660288" behindDoc="0" locked="0" layoutInCell="1" allowOverlap="1" wp14:anchorId="0A09468B" wp14:editId="37642296">
+              <wp:anchor behindDoc="0" distT="0" distB="0" distL="0" distR="0" simplePos="0" locked="0" layoutInCell="1" allowOverlap="1" relativeHeight="10" wp14:anchorId="2B0229CB">
                 <wp:simplePos x="0" y="0"/>
                 <wp:positionH relativeFrom="column">
-                  <wp:posOffset>1039711</wp:posOffset>
+                  <wp:posOffset>1729740</wp:posOffset>
                 </wp:positionH>
                 <wp:positionV relativeFrom="paragraph">
-                  <wp:posOffset>302895</wp:posOffset>
+                  <wp:posOffset>635635</wp:posOffset>
                 </wp:positionV>
-                <wp:extent cx="1337094" cy="276046"/>
+                <wp:extent cx="1414780" cy="310515"/>
                 <wp:effectExtent l="0" t="0" r="0" b="0"/>
                 <wp:wrapNone/>
-                <wp:docPr id="1865281912" name="Caixa de Texto 2"/>
-                <wp:cNvGraphicFramePr/>
+                <wp:docPr id="5" name="Caixa de Texto 6"/>
                 <a:graphic xmlns:a="http://schemas.openxmlformats.org/drawingml/2006/main">
                   <a:graphicData uri="http://schemas.microsoft.com/office/word/2010/wordprocessingShape">
                     <wps:wsp>
-                      <wps:cNvSpPr txBox="1"/>
+                      <wps:cNvSpPr/>
                       <wps:spPr>
                         <a:xfrm>
                           <a:off x="0" y="0"/>
-                          <a:ext cx="1337094" cy="276046"/>
+                          <a:ext cx="1414800" cy="310680"/>
                         </a:xfrm>
                         <a:prstGeom prst="rect">
                           <a:avLst/>
                         </a:prstGeom>
                         <a:noFill/>
-                        <a:ln>
+                        <a:ln w="0">
                           <a:noFill/>
                         </a:ln>
                       </wps:spPr>
                       <wps:style>
-                        <a:lnRef idx="0">
-                          <a:scrgbClr r="0" g="0" b="0"/>
-                        </a:lnRef>
-                        <a:fillRef idx="0">
-                          <a:scrgbClr r="0" g="0" b="0"/>
-                        </a:fillRef>
-                        <a:effectRef idx="0">
-                          <a:scrgbClr r="0" g="0" b="0"/>
-                        </a:effectRef>
-                        <a:fontRef idx="minor">
-                          <a:schemeClr val="dk1"/>
-                        </a:fontRef>
+                        <a:lnRef idx="0"/>
+                        <a:fillRef idx="0"/>
+                        <a:effectRef idx="0"/>
+                        <a:fontRef idx="minor"/>
                       </wps:style>
                       <wps:txbx>
                         <w:txbxContent>
                           <w:p>
+                            <w:pPr>
+                              <w:pStyle w:val="Contedodoquadro"/>
+                              <w:rPr/>
+                            </w:pPr>
                             <w:r>
-                              <w:t>${</w:t>
-                            </w:r>
-                            <w:r>
-                              <w:t>COUNTRY</w:t>
-                            </w:r>
-                            <w:r>
-                              <w:t>}</w:t>
+                              <w:rPr/>
+                              <w:t>${CPF}</w:t>
                             </w:r>
                           </w:p>
                         </w:txbxContent>
                       </wps:txbx>
-                      <wps:bodyPr rot="0" spcFirstLastPara="0" vertOverflow="overflow" horzOverflow="overflow" vert="horz" wrap="square" lIns="91440" tIns="45720" rIns="91440" bIns="45720" numCol="1" spcCol="0" rtlCol="0" fromWordArt="0" anchor="t" anchorCtr="0" forceAA="0" compatLnSpc="1">
-                        <a:prstTxWarp prst="textNoShape">
-                          <a:avLst/>
-                        </a:prstTxWarp>
+                      <wps:bodyPr anchor="t">
+                        <a:prstTxWarp prst="textNoShape"/>
                         <a:noAutofit/>
                       </wps:bodyPr>
                     </wps:wsp>
                   </a:graphicData>
                 </a:graphic>
-                <wp14:sizeRelV relativeFrom="margin">
-                  <wp14:pctHeight>0</wp14:pctHeight>
-                </wp14:sizeRelV>
               </wp:anchor>
             </w:drawing>
           </mc:Choice>
           <mc:Fallback>
             <w:pict>
-              <v:shape w14:anchorId="0A09468B" id="Caixa de Texto 2" o:spid="_x0000_s1027" type="#_x0000_t202" style="position:absolute;left:0;text-align:left;margin-left:81.85pt;margin-top:23.85pt;width:105.3pt;height:21.75pt;z-index:251660288;visibility:visible;mso-wrap-style:square;mso-height-percent:0;mso-wrap-distance-left:9pt;mso-wrap-distance-top:0;mso-wrap-distance-right:9pt;mso-wrap-distance-bottom:0;mso-position-horizontal:absolute;mso-position-horizontal-relative:text;mso-position-vertical:absolute;mso-position-vertical-relative:text;mso-height-percent:0;mso-height-relative:margin;v-text-anchor:top" o:gfxdata="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" filled="f" stroked="f">
+              <v:rect id="shape_0" ID="Caixa de Texto 6" path="m0,0l-2147483645,0l-2147483645,-2147483646l0,-2147483646xe" stroked="f" o:allowincell="f" style="position:absolute;margin-left:136.2pt;margin-top:50.05pt;width:111.35pt;height:24.4pt;mso-wrap-style:square;v-text-anchor:top" wp14:anchorId="2B0229CB">
+                <v:fill o:detectmouseclick="t" on="false"/>
+                <v:stroke color="#3465a4" joinstyle="round" endcap="flat"/>
                 <v:textbox>
                   <w:txbxContent>
                     <w:p>
+                      <w:pPr>
+                        <w:pStyle w:val="Contedodoquadro"/>
+                        <w:rPr/>
+                      </w:pPr>
                       <w:r>
-                        <w:t>${</w:t>
-                      </w:r>
-                      <w:r>
-                        <w:t>COUNTRY</w:t>
-                      </w:r>
-                      <w:r>
-                        <w:t>}</w:t>
+                        <w:rPr/>
+                        <w:t>${CPF}</w:t>
                       </w:r>
                     </w:p>
                   </w:txbxContent>
                 </v:textbox>
-              </v:shape>
+                <w10:wrap type="none"/>
+              </v:rect>
             </w:pict>
           </mc:Fallback>
         </mc:AlternateContent>
-      </w:r>
-      <w:r>
-        <w:rPr>
-          <w:b/>
-          <w:noProof/>
-        </w:rPr>
         <mc:AlternateContent>
           <mc:Choice Requires="wps">
             <w:drawing>
-              <wp:anchor distT="0" distB="0" distL="114300" distR="114300" simplePos="0" relativeHeight="251662336" behindDoc="0" locked="0" layoutInCell="1" allowOverlap="1" wp14:anchorId="72133C8F" wp14:editId="02E08288">
+              <wp:anchor behindDoc="0" distT="0" distB="4445" distL="0" distR="0" simplePos="0" locked="0" layoutInCell="1" allowOverlap="1" relativeHeight="12" wp14:anchorId="5BB7462F">
                 <wp:simplePos x="0" y="0"/>
                 <wp:positionH relativeFrom="column">
-                  <wp:posOffset>598757</wp:posOffset>
+                  <wp:posOffset>549275</wp:posOffset>
                 </wp:positionH>
                 <wp:positionV relativeFrom="paragraph">
-                  <wp:posOffset>643890</wp:posOffset>
+                  <wp:posOffset>2405380</wp:posOffset>
                 </wp:positionV>
-                <wp:extent cx="1035170" cy="284672"/>
-                <wp:effectExtent l="0" t="0" r="0" b="1270"/>
+                <wp:extent cx="1035050" cy="319405"/>
+                <wp:effectExtent l="0" t="0" r="0" b="5080"/>
                 <wp:wrapNone/>
-                <wp:docPr id="1989039826" name="Caixa de Texto 5"/>
-                <wp:cNvGraphicFramePr/>
+                <wp:docPr id="6" name="Caixa de Texto 7"/>
                 <a:graphic xmlns:a="http://schemas.openxmlformats.org/drawingml/2006/main">
                   <a:graphicData uri="http://schemas.microsoft.com/office/word/2010/wordprocessingShape">
                     <wps:wsp>
-                      <wps:cNvSpPr txBox="1"/>
+                      <wps:cNvSpPr/>
                       <wps:spPr>
                         <a:xfrm>
                           <a:off x="0" y="0"/>
-                          <a:ext cx="1035170" cy="284672"/>
+                          <a:ext cx="1035000" cy="319320"/>
                         </a:xfrm>
                         <a:prstGeom prst="rect">
                           <a:avLst/>
                         </a:prstGeom>
                         <a:noFill/>
-                        <a:ln>
+                        <a:ln w="0">
                           <a:noFill/>
                         </a:ln>
                       </wps:spPr>
                       <wps:style>
-                        <a:lnRef idx="0">
-                          <a:scrgbClr r="0" g="0" b="0"/>
-                        </a:lnRef>
-                        <a:fillRef idx="0">
-                          <a:scrgbClr r="0" g="0" b="0"/>
-                        </a:fillRef>
-                        <a:effectRef idx="0">
-                          <a:scrgbClr r="0" g="0" b="0"/>
-                        </a:effectRef>
-                        <a:fontRef idx="minor">
-                          <a:schemeClr val="dk1"/>
-                        </a:fontRef>
+                        <a:lnRef idx="0"/>
+                        <a:fillRef idx="0"/>
+                        <a:effectRef idx="0"/>
+                        <a:fontRef idx="minor"/>
                       </wps:style>
                       <wps:txbx>
                         <w:txbxContent>
                           <w:p>
+                            <w:pPr>
+                              <w:pStyle w:val="Contedodoquadro"/>
+                              <w:rPr/>
+                            </w:pPr>
                             <w:r>
-                              <w:t>${</w:t>
-                            </w:r>
-                            <w:r>
-                              <w:t>ISSUER</w:t>
-                            </w:r>
-                            <w:r>
-                              <w:t>}</w:t>
+                              <w:rPr/>
+                              <w:t>${NUMBER}</w:t>
                             </w:r>
                           </w:p>
                         </w:txbxContent>
                       </wps:txbx>
-                      <wps:bodyPr rot="0" spcFirstLastPara="0" vertOverflow="overflow" horzOverflow="overflow" vert="horz" wrap="square" lIns="91440" tIns="45720" rIns="91440" bIns="45720" numCol="1" spcCol="0" rtlCol="0" fromWordArt="0" anchor="t" anchorCtr="0" forceAA="0" compatLnSpc="1">
-                        <a:prstTxWarp prst="textNoShape">
-                          <a:avLst/>
-                        </a:prstTxWarp>
+                      <wps:bodyPr anchor="t">
+                        <a:prstTxWarp prst="textNoShape"/>
                         <a:noAutofit/>
                       </wps:bodyPr>
                     </wps:wsp>
                   </a:graphicData>
                 </a:graphic>
-                <wp14:sizeRelH relativeFrom="margin">
-                  <wp14:pctWidth>0</wp14:pctWidth>
-                </wp14:sizeRelH>
-                <wp14:sizeRelV relativeFrom="margin">
-                  <wp14:pctHeight>0</wp14:pctHeight>
-                </wp14:sizeRelV>
               </wp:anchor>
             </w:drawing>
           </mc:Choice>
           <mc:Fallback>
             <w:pict>
-              <v:shape w14:anchorId="72133C8F" id="Caixa de Texto 5" o:spid="_x0000_s1029" type="#_x0000_t202" style="position:absolute;left:0;text-align:left;margin-left:47.15pt;margin-top:50.7pt;width:81.5pt;height:22.4pt;z-index:251662336;visibility:visible;mso-wrap-style:square;mso-width-percent:0;mso-height-percent:0;mso-wrap-distance-left:9pt;mso-wrap-distance-top:0;mso-wrap-distance-right:9pt;mso-wrap-distance-bottom:0;mso-position-horizontal:absolute;mso-position-horizontal-relative:text;mso-position-vertical:absolute;mso-position-vertical-relative:text;mso-width-percent:0;mso-height-percent:0;mso-width-relative:margin;mso-height-relative:margin;v-text-anchor:top" o:gfxdata="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" filled="f" stroked="f">
+              <v:rect id="shape_0" ID="Caixa de Texto 7" path="m0,0l-2147483645,0l-2147483645,-2147483646l0,-2147483646xe" stroked="f" o:allowincell="f" style="position:absolute;margin-left:43.25pt;margin-top:189.4pt;width:81.45pt;height:25.1pt;mso-wrap-style:square;v-text-anchor:top" wp14:anchorId="5BB7462F">
+                <v:fill o:detectmouseclick="t" on="false"/>
+                <v:stroke color="#3465a4" joinstyle="round" endcap="flat"/>
                 <v:textbox>
                   <w:txbxContent>
                     <w:p>
+                      <w:pPr>
+                        <w:pStyle w:val="Contedodoquadro"/>
+                        <w:rPr/>
+                      </w:pPr>
                       <w:r>
-                        <w:t>${</w:t>
-                      </w:r>
-                      <w:r>
-                        <w:t>ISSUER</w:t>
-                      </w:r>
-                      <w:r>
-                        <w:t>}</w:t>
+                        <w:rPr/>
+                        <w:t>${NUMBER}</w:t>
                       </w:r>
                     </w:p>
                   </w:txbxContent>
                 </v:textbox>
-              </v:shape>
+                <w10:wrap type="none"/>
+              </v:rect>
             </w:pict>
           </mc:Fallback>
         </mc:AlternateContent>
-      </w:r>
-      <w:r>
-        <w:rPr>
-          <w:b/>
-          <w:noProof/>
-        </w:rPr>
         <mc:AlternateContent>
           <mc:Choice Requires="wps">
             <w:drawing>
-              <wp:anchor distT="0" distB="0" distL="114300" distR="114300" simplePos="0" relativeHeight="251663360" behindDoc="0" locked="0" layoutInCell="1" allowOverlap="1" wp14:anchorId="2B0229CB" wp14:editId="79F86906">
+              <wp:anchor behindDoc="0" distT="0" distB="0" distL="0" distR="0" simplePos="0" locked="0" layoutInCell="1" allowOverlap="1" relativeHeight="14" wp14:anchorId="2B51696E">
                 <wp:simplePos x="0" y="0"/>
                 <wp:positionH relativeFrom="column">
-                  <wp:posOffset>1729764</wp:posOffset>
+                  <wp:posOffset>324485</wp:posOffset>
                 </wp:positionH>
                 <wp:positionV relativeFrom="paragraph">
-                  <wp:posOffset>635898</wp:posOffset>
+                  <wp:posOffset>2767330</wp:posOffset>
                 </wp:positionV>
-                <wp:extent cx="1414732" cy="310551"/>
+                <wp:extent cx="2673985" cy="326390"/>
                 <wp:effectExtent l="0" t="0" r="0" b="0"/>
                 <wp:wrapNone/>
-                <wp:docPr id="1870584475" name="Caixa de Texto 6"/>
-                <wp:cNvGraphicFramePr/>
+                <wp:docPr id="7" name="Caixa de Texto 8"/>
                 <a:graphic xmlns:a="http://schemas.openxmlformats.org/drawingml/2006/main">
                   <a:graphicData uri="http://schemas.microsoft.com/office/word/2010/wordprocessingShape">
                     <wps:wsp>
-                      <wps:cNvSpPr txBox="1"/>
+                      <wps:cNvSpPr/>
                       <wps:spPr>
                         <a:xfrm>
                           <a:off x="0" y="0"/>
-                          <a:ext cx="1414732" cy="310551"/>
+                          <a:ext cx="2674080" cy="326520"/>
                         </a:xfrm>
                         <a:prstGeom prst="rect">
                           <a:avLst/>
                         </a:prstGeom>
                         <a:noFill/>
-                        <a:ln>
+                        <a:ln w="0">
                           <a:noFill/>
                         </a:ln>
                       </wps:spPr>
                       <wps:style>
-                        <a:lnRef idx="0">
-                          <a:scrgbClr r="0" g="0" b="0"/>
-                        </a:lnRef>
-                        <a:fillRef idx="0">
-                          <a:scrgbClr r="0" g="0" b="0"/>
-                        </a:fillRef>
-                        <a:effectRef idx="0">
-                          <a:scrgbClr r="0" g="0" b="0"/>
-                        </a:effectRef>
-                        <a:fontRef idx="minor">
-                          <a:schemeClr val="dk1"/>
-                        </a:fontRef>
-                      </wps:style>
-                      <wps:txbx>
-                        <w:txbxContent>
-                          <w:p>
-                            <w:r>
-                              <w:t>${</w:t>
-                            </w:r>
-                            <w:r>
-                              <w:t>CPF</w:t>
-                            </w:r>
-                            <w:r>
-                              <w:t>}</w:t>
-                            </w:r>
-                          </w:p>
-                        </w:txbxContent>
-                      </wps:txbx>
-                      <wps:bodyPr rot="0" spcFirstLastPara="0" vertOverflow="overflow" horzOverflow="overflow" vert="horz" wrap="square" lIns="91440" tIns="45720" rIns="91440" bIns="45720" numCol="1" spcCol="0" rtlCol="0" fromWordArt="0" anchor="t" anchorCtr="0" forceAA="0" compatLnSpc="1">
-                        <a:prstTxWarp prst="textNoShape">
-                          <a:avLst/>
-                        </a:prstTxWarp>
-                        <a:noAutofit/>
-                      </wps:bodyPr>
-                    </wps:wsp>
-                  </a:graphicData>
-                </a:graphic>
-                <wp14:sizeRelV relativeFrom="margin">
-                  <wp14:pctHeight>0</wp14:pctHeight>
-                </wp14:sizeRelV>
-              </wp:anchor>
-            </w:drawing>
-          </mc:Choice>
-          <mc:Fallback>
-            <w:pict>
-              <v:shape w14:anchorId="2B0229CB" id="Caixa de Texto 6" o:spid="_x0000_s1030" type="#_x0000_t202" style="position:absolute;left:0;text-align:left;margin-left:136.2pt;margin-top:50.05pt;width:111.4pt;height:24.45pt;z-index:251663360;visibility:visible;mso-wrap-style:square;mso-height-percent:0;mso-wrap-distance-left:9pt;mso-wrap-distance-top:0;mso-wrap-distance-right:9pt;mso-wrap-distance-bottom:0;mso-position-horizontal:absolute;mso-position-horizontal-relative:text;mso-position-vertical:absolute;mso-position-vertical-relative:text;mso-height-percent:0;mso-height-relative:margin;v-text-anchor:top" o:gfxdata="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" filled="f" stroked="f">
-                <v:textbox>
-                  <w:txbxContent>
-                    <w:p>
-                      <w:r>
-                        <w:t>${</w:t>
-                      </w:r>
-                      <w:r>
-                        <w:t>CPF</w:t>
-                      </w:r>
-                      <w:r>
-                        <w:t>}</w:t>
-                      </w:r>
-                    </w:p>
-                  </w:txbxContent>
-                </v:textbox>
-              </v:shape>
-            </w:pict>
-          </mc:Fallback>
-        </mc:AlternateContent>
-      </w:r>
-      <w:r>
-        <w:rPr>
-          <w:b/>
-          <w:noProof/>
-        </w:rPr>
-        <mc:AlternateContent>
-          <mc:Choice Requires="wps">
-            <w:drawing>
-              <wp:anchor distT="0" distB="0" distL="114300" distR="114300" simplePos="0" relativeHeight="251665408" behindDoc="0" locked="0" layoutInCell="1" allowOverlap="1" wp14:anchorId="2B51696E" wp14:editId="5CB8AC9C">
-                <wp:simplePos x="0" y="0"/>
-                <wp:positionH relativeFrom="column">
-                  <wp:posOffset>324270</wp:posOffset>
-                </wp:positionH>
-                <wp:positionV relativeFrom="paragraph">
-                  <wp:posOffset>2767378</wp:posOffset>
-                </wp:positionV>
-                <wp:extent cx="2674189" cy="326018"/>
-                <wp:effectExtent l="0" t="0" r="0" b="0"/>
-                <wp:wrapNone/>
-                <wp:docPr id="465663520" name="Caixa de Texto 8"/>
-                <wp:cNvGraphicFramePr/>
-                <a:graphic xmlns:a="http://schemas.openxmlformats.org/drawingml/2006/main">
-                  <a:graphicData uri="http://schemas.microsoft.com/office/word/2010/wordprocessingShape">
-                    <wps:wsp>
-                      <wps:cNvSpPr txBox="1"/>
-                      <wps:spPr>
-                        <a:xfrm>
-                          <a:off x="0" y="0"/>
-                          <a:ext cx="2674189" cy="326018"/>
-                        </a:xfrm>
-                        <a:prstGeom prst="rect">
-                          <a:avLst/>
-                        </a:prstGeom>
-                        <a:noFill/>
-                        <a:ln>
-                          <a:noFill/>
-                        </a:ln>
-                      </wps:spPr>
-                      <wps:style>
-                        <a:lnRef idx="0">
-                          <a:scrgbClr r="0" g="0" b="0"/>
-                        </a:lnRef>
-                        <a:fillRef idx="0">
-                          <a:scrgbClr r="0" g="0" b="0"/>
-                        </a:fillRef>
-                        <a:effectRef idx="0">
-                          <a:scrgbClr r="0" g="0" b="0"/>
-                        </a:effectRef>
-                        <a:fontRef idx="minor">
-                          <a:schemeClr val="dk1"/>
-                        </a:fontRef>
+                        <a:lnRef idx="0"/>
+                        <a:fillRef idx="0"/>
+                        <a:effectRef idx="0"/>
+                        <a:fontRef idx="minor"/>
                       </wps:style>
                       <wps:txbx>
                         <w:txbxContent>
                           <w:p>
                             <w:pPr>
+                              <w:pStyle w:val="Contedodoquadro"/>
                               <w:rPr>
                                 <w:w w:val="75"/>
                                 <w:sz w:val="16"/>
@@ -623,48 +624,31 @@
                               <w:rPr>
                                 <w:w w:val="75"/>
                               </w:rPr>
-                              <w:t>${NEIGHBORHOO</w:t>
-                            </w:r>
-                            <w:r>
-                              <w:rPr>
-                                <w:w w:val="75"/>
-                              </w:rPr>
-                              <w:t>D</w:t>
-                            </w:r>
-                            <w:r>
-                              <w:rPr>
-                                <w:w w:val="75"/>
-                              </w:rPr>
-                              <w:t>}</w:t>
+                              <w:t>${NEIGHBORHOOD}</w:t>
                             </w:r>
                           </w:p>
                         </w:txbxContent>
                       </wps:txbx>
-                      <wps:bodyPr rot="0" spcFirstLastPara="0" vertOverflow="overflow" horzOverflow="overflow" vert="horz" wrap="square" lIns="91440" tIns="45720" rIns="91440" bIns="45720" numCol="1" spcCol="0" rtlCol="0" fromWordArt="0" anchor="t" anchorCtr="0" forceAA="0" compatLnSpc="1">
-                        <a:prstTxWarp prst="textNoShape">
-                          <a:avLst/>
-                        </a:prstTxWarp>
+                      <wps:bodyPr anchor="t">
+                        <a:prstTxWarp prst="textNoShape"/>
                         <a:noAutofit/>
                       </wps:bodyPr>
                     </wps:wsp>
                   </a:graphicData>
                 </a:graphic>
-                <wp14:sizeRelH relativeFrom="margin">
-                  <wp14:pctWidth>0</wp14:pctWidth>
-                </wp14:sizeRelH>
-                <wp14:sizeRelV relativeFrom="margin">
-                  <wp14:pctHeight>0</wp14:pctHeight>
-                </wp14:sizeRelV>
               </wp:anchor>
             </w:drawing>
           </mc:Choice>
           <mc:Fallback>
             <w:pict>
-              <v:shape w14:anchorId="2B51696E" id="Caixa de Texto 8" o:spid="_x0000_s1031" type="#_x0000_t202" style="position:absolute;left:0;text-align:left;margin-left:25.55pt;margin-top:217.9pt;width:210.55pt;height:25.65pt;z-index:251665408;visibility:visible;mso-wrap-style:square;mso-width-percent:0;mso-height-percent:0;mso-wrap-distance-left:9pt;mso-wrap-distance-top:0;mso-wrap-distance-right:9pt;mso-wrap-distance-bottom:0;mso-position-horizontal:absolute;mso-position-horizontal-relative:text;mso-position-vertical:absolute;mso-position-vertical-relative:text;mso-width-percent:0;mso-height-percent:0;mso-width-relative:margin;mso-height-relative:margin;v-text-anchor:top" o:gfxdata="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" filled="f" stroked="f">
+              <v:rect id="shape_0" ID="Caixa de Texto 8" path="m0,0l-2147483645,0l-2147483645,-2147483646l0,-2147483646xe" stroked="f" o:allowincell="f" style="position:absolute;margin-left:25.55pt;margin-top:217.9pt;width:210.5pt;height:25.65pt;mso-wrap-style:square;v-text-anchor:top" wp14:anchorId="2B51696E">
+                <v:fill o:detectmouseclick="t" on="false"/>
+                <v:stroke color="#3465a4" joinstyle="round" endcap="flat"/>
                 <v:textbox>
                   <w:txbxContent>
                     <w:p>
                       <w:pPr>
+                        <w:pStyle w:val="Contedodoquadro"/>
                         <w:rPr>
                           <w:w w:val="75"/>
                           <w:sz w:val="16"/>
@@ -674,504 +658,357 @@
                         <w:rPr>
                           <w:w w:val="75"/>
                         </w:rPr>
-                        <w:t>${NEIGHBORHOO</w:t>
-                      </w:r>
-                      <w:r>
-                        <w:rPr>
-                          <w:w w:val="75"/>
-                        </w:rPr>
-                        <w:t>D</w:t>
-                      </w:r>
-                      <w:r>
-                        <w:rPr>
-                          <w:w w:val="75"/>
-                        </w:rPr>
-                        <w:t>}</w:t>
+                        <w:t>${NEIGHBORHOOD}</w:t>
                       </w:r>
                     </w:p>
                   </w:txbxContent>
                 </v:textbox>
-              </v:shape>
+                <w10:wrap type="none"/>
+              </v:rect>
             </w:pict>
           </mc:Fallback>
         </mc:AlternateContent>
-      </w:r>
-      <w:r>
-        <w:rPr>
-          <w:b/>
-          <w:noProof/>
-        </w:rPr>
         <mc:AlternateContent>
           <mc:Choice Requires="wps">
             <w:drawing>
-              <wp:anchor distT="0" distB="0" distL="114300" distR="114300" simplePos="0" relativeHeight="251667456" behindDoc="0" locked="0" layoutInCell="1" allowOverlap="1" wp14:anchorId="7568324F" wp14:editId="5CF6863B">
+              <wp:anchor behindDoc="0" distT="0" distB="0" distL="0" distR="0" simplePos="0" locked="0" layoutInCell="1" allowOverlap="1" relativeHeight="16" wp14:anchorId="3E075AE0">
                 <wp:simplePos x="0" y="0"/>
                 <wp:positionH relativeFrom="column">
-                  <wp:posOffset>556847</wp:posOffset>
+                  <wp:posOffset>2782570</wp:posOffset>
                 </wp:positionH>
                 <wp:positionV relativeFrom="paragraph">
-                  <wp:posOffset>3103616</wp:posOffset>
+                  <wp:posOffset>2767330</wp:posOffset>
                 </wp:positionV>
-                <wp:extent cx="1517650" cy="293298"/>
+                <wp:extent cx="2406650" cy="293370"/>
                 <wp:effectExtent l="0" t="0" r="0" b="0"/>
                 <wp:wrapNone/>
-                <wp:docPr id="688291142" name="Caixa de Texto 10"/>
-                <wp:cNvGraphicFramePr/>
+                <wp:docPr id="8" name="Caixa de Texto 9"/>
                 <a:graphic xmlns:a="http://schemas.openxmlformats.org/drawingml/2006/main">
                   <a:graphicData uri="http://schemas.microsoft.com/office/word/2010/wordprocessingShape">
                     <wps:wsp>
-                      <wps:cNvSpPr txBox="1"/>
+                      <wps:cNvSpPr/>
                       <wps:spPr>
                         <a:xfrm>
                           <a:off x="0" y="0"/>
-                          <a:ext cx="1517650" cy="293298"/>
+                          <a:ext cx="2406600" cy="293400"/>
                         </a:xfrm>
                         <a:prstGeom prst="rect">
                           <a:avLst/>
                         </a:prstGeom>
                         <a:noFill/>
-                        <a:ln>
+                        <a:ln w="0">
                           <a:noFill/>
                         </a:ln>
                       </wps:spPr>
                       <wps:style>
-                        <a:lnRef idx="0">
-                          <a:scrgbClr r="0" g="0" b="0"/>
-                        </a:lnRef>
-                        <a:fillRef idx="0">
-                          <a:scrgbClr r="0" g="0" b="0"/>
-                        </a:fillRef>
-                        <a:effectRef idx="0">
-                          <a:scrgbClr r="0" g="0" b="0"/>
-                        </a:effectRef>
-                        <a:fontRef idx="minor">
-                          <a:schemeClr val="dk1"/>
-                        </a:fontRef>
+                        <a:lnRef idx="0"/>
+                        <a:fillRef idx="0"/>
+                        <a:effectRef idx="0"/>
+                        <a:fontRef idx="minor"/>
                       </wps:style>
                       <wps:txbx>
                         <w:txbxContent>
                           <w:p>
+                            <w:pPr>
+                              <w:pStyle w:val="Contedodoquadro"/>
+                              <w:rPr/>
+                            </w:pPr>
                             <w:r>
+                              <w:rPr/>
+                              <w:t>${CITY}</w:t>
+                            </w:r>
+                          </w:p>
+                        </w:txbxContent>
+                      </wps:txbx>
+                      <wps:bodyPr anchor="t">
+                        <a:prstTxWarp prst="textNoShape"/>
+                        <a:noAutofit/>
+                      </wps:bodyPr>
+                    </wps:wsp>
+                  </a:graphicData>
+                </a:graphic>
+              </wp:anchor>
+            </w:drawing>
+          </mc:Choice>
+          <mc:Fallback>
+            <w:pict>
+              <v:rect id="shape_0" ID="Caixa de Texto 9" path="m0,0l-2147483645,0l-2147483645,-2147483646l0,-2147483646xe" stroked="f" o:allowincell="f" style="position:absolute;margin-left:219.1pt;margin-top:217.9pt;width:189.45pt;height:23.05pt;mso-wrap-style:square;v-text-anchor:top" wp14:anchorId="3E075AE0">
+                <v:fill o:detectmouseclick="t" on="false"/>
+                <v:stroke color="#3465a4" joinstyle="round" endcap="flat"/>
+                <v:textbox>
+                  <w:txbxContent>
+                    <w:p>
+                      <w:pPr>
+                        <w:pStyle w:val="Contedodoquadro"/>
+                        <w:rPr/>
+                      </w:pPr>
+                      <w:r>
+                        <w:rPr/>
+                        <w:t>${CITY}</w:t>
+                      </w:r>
+                    </w:p>
+                  </w:txbxContent>
+                </v:textbox>
+                <w10:wrap type="none"/>
+              </v:rect>
+            </w:pict>
+          </mc:Fallback>
+        </mc:AlternateContent>
+        <mc:AlternateContent>
+          <mc:Choice Requires="wps">
+            <w:drawing>
+              <wp:anchor behindDoc="0" distT="0" distB="0" distL="0" distR="0" simplePos="0" locked="0" layoutInCell="1" allowOverlap="1" relativeHeight="18" wp14:anchorId="7568324F">
+                <wp:simplePos x="0" y="0"/>
+                <wp:positionH relativeFrom="column">
+                  <wp:posOffset>556895</wp:posOffset>
+                </wp:positionH>
+                <wp:positionV relativeFrom="paragraph">
+                  <wp:posOffset>3103245</wp:posOffset>
+                </wp:positionV>
+                <wp:extent cx="1517650" cy="293370"/>
+                <wp:effectExtent l="0" t="0" r="0" b="0"/>
+                <wp:wrapNone/>
+                <wp:docPr id="9" name="Caixa de Texto 10"/>
+                <a:graphic xmlns:a="http://schemas.openxmlformats.org/drawingml/2006/main">
+                  <a:graphicData uri="http://schemas.microsoft.com/office/word/2010/wordprocessingShape">
+                    <wps:wsp>
+                      <wps:cNvSpPr/>
+                      <wps:spPr>
+                        <a:xfrm>
+                          <a:off x="0" y="0"/>
+                          <a:ext cx="1517760" cy="293400"/>
+                        </a:xfrm>
+                        <a:prstGeom prst="rect">
+                          <a:avLst/>
+                        </a:prstGeom>
+                        <a:noFill/>
+                        <a:ln w="0">
+                          <a:noFill/>
+                        </a:ln>
+                      </wps:spPr>
+                      <wps:style>
+                        <a:lnRef idx="0"/>
+                        <a:fillRef idx="0"/>
+                        <a:effectRef idx="0"/>
+                        <a:fontRef idx="minor"/>
+                      </wps:style>
+                      <wps:txbx>
+                        <w:txbxContent>
+                          <w:p>
+                            <w:pPr>
+                              <w:pStyle w:val="Contedodoquadro"/>
+                              <w:rPr/>
+                            </w:pPr>
+                            <w:r>
+                              <w:rPr/>
                               <w:t>${STATE}</w:t>
                             </w:r>
                           </w:p>
                         </w:txbxContent>
                       </wps:txbx>
-                      <wps:bodyPr rot="0" spcFirstLastPara="0" vertOverflow="overflow" horzOverflow="overflow" vert="horz" wrap="square" lIns="91440" tIns="45720" rIns="91440" bIns="45720" numCol="1" spcCol="0" rtlCol="0" fromWordArt="0" anchor="t" anchorCtr="0" forceAA="0" compatLnSpc="1">
-                        <a:prstTxWarp prst="textNoShape">
-                          <a:avLst/>
-                        </a:prstTxWarp>
+                      <wps:bodyPr anchor="t">
+                        <a:prstTxWarp prst="textNoShape"/>
                         <a:noAutofit/>
                       </wps:bodyPr>
                     </wps:wsp>
                   </a:graphicData>
                 </a:graphic>
-                <wp14:sizeRelV relativeFrom="margin">
-                  <wp14:pctHeight>0</wp14:pctHeight>
-                </wp14:sizeRelV>
               </wp:anchor>
             </w:drawing>
           </mc:Choice>
           <mc:Fallback>
             <w:pict>
-              <v:shape w14:anchorId="7568324F" id="Caixa de Texto 10" o:spid="_x0000_s1032" type="#_x0000_t202" style="position:absolute;left:0;text-align:left;margin-left:43.85pt;margin-top:244.4pt;width:119.5pt;height:23.1pt;z-index:251667456;visibility:visible;mso-wrap-style:square;mso-height-percent:0;mso-wrap-distance-left:9pt;mso-wrap-distance-top:0;mso-wrap-distance-right:9pt;mso-wrap-distance-bottom:0;mso-position-horizontal:absolute;mso-position-horizontal-relative:text;mso-position-vertical:absolute;mso-position-vertical-relative:text;mso-height-percent:0;mso-height-relative:margin;v-text-anchor:top" o:gfxdata="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" filled="f" stroked="f">
+              <v:rect id="shape_0" ID="Caixa de Texto 10" path="m0,0l-2147483645,0l-2147483645,-2147483646l0,-2147483646xe" stroked="f" o:allowincell="f" style="position:absolute;margin-left:43.85pt;margin-top:244.35pt;width:119.45pt;height:23.05pt;mso-wrap-style:square;v-text-anchor:top" wp14:anchorId="7568324F">
+                <v:fill o:detectmouseclick="t" on="false"/>
+                <v:stroke color="#3465a4" joinstyle="round" endcap="flat"/>
                 <v:textbox>
                   <w:txbxContent>
                     <w:p>
+                      <w:pPr>
+                        <w:pStyle w:val="Contedodoquadro"/>
+                        <w:rPr/>
+                      </w:pPr>
                       <w:r>
+                        <w:rPr/>
                         <w:t>${STATE}</w:t>
                       </w:r>
                     </w:p>
                   </w:txbxContent>
                 </v:textbox>
-              </v:shape>
+                <w10:wrap type="none"/>
+              </v:rect>
             </w:pict>
           </mc:Fallback>
         </mc:AlternateContent>
-      </w:r>
-      <w:r>
-        <w:rPr>
-          <w:b/>
-          <w:noProof/>
-        </w:rPr>
         <mc:AlternateContent>
           <mc:Choice Requires="wps">
             <w:drawing>
-              <wp:anchor distT="0" distB="0" distL="114300" distR="114300" simplePos="0" relativeHeight="251668480" behindDoc="0" locked="0" layoutInCell="1" allowOverlap="1" wp14:anchorId="78ABDB51" wp14:editId="1ADE5F80">
+              <wp:anchor behindDoc="0" distT="0" distB="0" distL="0" distR="0" simplePos="0" locked="0" layoutInCell="1" allowOverlap="1" relativeHeight="20" wp14:anchorId="78ABDB51">
                 <wp:simplePos x="0" y="0"/>
                 <wp:positionH relativeFrom="column">
-                  <wp:posOffset>2403642</wp:posOffset>
+                  <wp:posOffset>2403475</wp:posOffset>
                 </wp:positionH>
                 <wp:positionV relativeFrom="paragraph">
                   <wp:posOffset>3112135</wp:posOffset>
                 </wp:positionV>
-                <wp:extent cx="1406105" cy="293298"/>
+                <wp:extent cx="1405890" cy="293370"/>
                 <wp:effectExtent l="0" t="0" r="0" b="0"/>
                 <wp:wrapNone/>
-                <wp:docPr id="2063732901" name="Caixa de Texto 11"/>
-                <wp:cNvGraphicFramePr/>
+                <wp:docPr id="10" name="Caixa de Texto 11"/>
                 <a:graphic xmlns:a="http://schemas.openxmlformats.org/drawingml/2006/main">
                   <a:graphicData uri="http://schemas.microsoft.com/office/word/2010/wordprocessingShape">
                     <wps:wsp>
-                      <wps:cNvSpPr txBox="1"/>
+                      <wps:cNvSpPr/>
                       <wps:spPr>
                         <a:xfrm>
                           <a:off x="0" y="0"/>
-                          <a:ext cx="1406105" cy="293298"/>
+                          <a:ext cx="1405800" cy="293400"/>
                         </a:xfrm>
                         <a:prstGeom prst="rect">
                           <a:avLst/>
                         </a:prstGeom>
                         <a:noFill/>
-                        <a:ln>
+                        <a:ln w="0">
                           <a:noFill/>
                         </a:ln>
                       </wps:spPr>
                       <wps:style>
-                        <a:lnRef idx="0">
-                          <a:scrgbClr r="0" g="0" b="0"/>
-                        </a:lnRef>
-                        <a:fillRef idx="0">
-                          <a:scrgbClr r="0" g="0" b="0"/>
-                        </a:fillRef>
-                        <a:effectRef idx="0">
-                          <a:scrgbClr r="0" g="0" b="0"/>
-                        </a:effectRef>
-                        <a:fontRef idx="minor">
-                          <a:schemeClr val="dk1"/>
-                        </a:fontRef>
+                        <a:lnRef idx="0"/>
+                        <a:fillRef idx="0"/>
+                        <a:effectRef idx="0"/>
+                        <a:fontRef idx="minor"/>
                       </wps:style>
                       <wps:txbx>
                         <w:txbxContent>
                           <w:p>
+                            <w:pPr>
+                              <w:pStyle w:val="Contedodoquadro"/>
+                              <w:rPr/>
+                            </w:pPr>
                             <w:r>
+                              <w:rPr/>
                               <w:t>${CEP}</w:t>
                             </w:r>
                           </w:p>
                         </w:txbxContent>
                       </wps:txbx>
-                      <wps:bodyPr rot="0" spcFirstLastPara="0" vertOverflow="overflow" horzOverflow="overflow" vert="horz" wrap="square" lIns="91440" tIns="45720" rIns="91440" bIns="45720" numCol="1" spcCol="0" rtlCol="0" fromWordArt="0" anchor="t" anchorCtr="0" forceAA="0" compatLnSpc="1">
-                        <a:prstTxWarp prst="textNoShape">
-                          <a:avLst/>
-                        </a:prstTxWarp>
+                      <wps:bodyPr anchor="t">
+                        <a:prstTxWarp prst="textNoShape"/>
                         <a:noAutofit/>
                       </wps:bodyPr>
                     </wps:wsp>
                   </a:graphicData>
                 </a:graphic>
-                <wp14:sizeRelH relativeFrom="margin">
-                  <wp14:pctWidth>0</wp14:pctWidth>
-                </wp14:sizeRelH>
-                <wp14:sizeRelV relativeFrom="margin">
-                  <wp14:pctHeight>0</wp14:pctHeight>
-                </wp14:sizeRelV>
               </wp:anchor>
             </w:drawing>
           </mc:Choice>
           <mc:Fallback>
             <w:pict>
-              <v:shape w14:anchorId="78ABDB51" id="Caixa de Texto 11" o:spid="_x0000_s1033" type="#_x0000_t202" style="position:absolute;left:0;text-align:left;margin-left:189.25pt;margin-top:245.05pt;width:110.7pt;height:23.1pt;z-index:251668480;visibility:visible;mso-wrap-style:square;mso-width-percent:0;mso-height-percent:0;mso-wrap-distance-left:9pt;mso-wrap-distance-top:0;mso-wrap-distance-right:9pt;mso-wrap-distance-bottom:0;mso-position-horizontal:absolute;mso-position-horizontal-relative:text;mso-position-vertical:absolute;mso-position-vertical-relative:text;mso-width-percent:0;mso-height-percent:0;mso-width-relative:margin;mso-height-relative:margin;v-text-anchor:top" o:gfxdata="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" filled="f" stroked="f">
+              <v:rect id="shape_0" ID="Caixa de Texto 11" path="m0,0l-2147483645,0l-2147483645,-2147483646l0,-2147483646xe" stroked="f" o:allowincell="f" style="position:absolute;margin-left:189.25pt;margin-top:245.05pt;width:110.65pt;height:23.05pt;mso-wrap-style:square;v-text-anchor:top" wp14:anchorId="78ABDB51">
+                <v:fill o:detectmouseclick="t" on="false"/>
+                <v:stroke color="#3465a4" joinstyle="round" endcap="flat"/>
                 <v:textbox>
                   <w:txbxContent>
                     <w:p>
+                      <w:pPr>
+                        <w:pStyle w:val="Contedodoquadro"/>
+                        <w:rPr/>
+                      </w:pPr>
                       <w:r>
+                        <w:rPr/>
                         <w:t>${CEP}</w:t>
                       </w:r>
                     </w:p>
                   </w:txbxContent>
                 </v:textbox>
-              </v:shape>
+                <w10:wrap type="none"/>
+              </v:rect>
             </w:pict>
           </mc:Fallback>
         </mc:AlternateContent>
-      </w:r>
-      <w:r>
-        <w:rPr>
-          <w:b/>
-          <w:noProof/>
-        </w:rPr>
         <mc:AlternateContent>
           <mc:Choice Requires="wps">
             <w:drawing>
-              <wp:anchor distT="0" distB="0" distL="114300" distR="114300" simplePos="0" relativeHeight="251673600" behindDoc="0" locked="0" layoutInCell="1" allowOverlap="1" wp14:anchorId="492DB0C3" wp14:editId="45508922">
+              <wp:anchor behindDoc="0" distT="0" distB="3175" distL="0" distR="0" simplePos="0" locked="0" layoutInCell="1" allowOverlap="1" relativeHeight="30" wp14:anchorId="492DB0C3">
                 <wp:simplePos x="0" y="0"/>
                 <wp:positionH relativeFrom="column">
-                  <wp:posOffset>21218</wp:posOffset>
+                  <wp:posOffset>20955</wp:posOffset>
                 </wp:positionH>
                 <wp:positionV relativeFrom="paragraph">
-                  <wp:posOffset>2050308</wp:posOffset>
+                  <wp:posOffset>2050415</wp:posOffset>
                 </wp:positionV>
-                <wp:extent cx="3856008" cy="301924"/>
+                <wp:extent cx="3855720" cy="302260"/>
                 <wp:effectExtent l="0" t="0" r="0" b="3175"/>
                 <wp:wrapNone/>
-                <wp:docPr id="743546755" name="Caixa de Texto 16"/>
-                <wp:cNvGraphicFramePr/>
+                <wp:docPr id="11" name="Caixa de Texto 16"/>
                 <a:graphic xmlns:a="http://schemas.openxmlformats.org/drawingml/2006/main">
                   <a:graphicData uri="http://schemas.microsoft.com/office/word/2010/wordprocessingShape">
                     <wps:wsp>
-                      <wps:cNvSpPr txBox="1"/>
+                      <wps:cNvSpPr/>
                       <wps:spPr>
                         <a:xfrm>
                           <a:off x="0" y="0"/>
-                          <a:ext cx="3856008" cy="301924"/>
+                          <a:ext cx="3855600" cy="302400"/>
                         </a:xfrm>
                         <a:prstGeom prst="rect">
                           <a:avLst/>
                         </a:prstGeom>
                         <a:noFill/>
-                        <a:ln>
+                        <a:ln w="0">
                           <a:noFill/>
                         </a:ln>
                       </wps:spPr>
                       <wps:style>
-                        <a:lnRef idx="0">
-                          <a:scrgbClr r="0" g="0" b="0"/>
-                        </a:lnRef>
-                        <a:fillRef idx="0">
-                          <a:scrgbClr r="0" g="0" b="0"/>
-                        </a:fillRef>
-                        <a:effectRef idx="0">
-                          <a:scrgbClr r="0" g="0" b="0"/>
-                        </a:effectRef>
-                        <a:fontRef idx="minor">
-                          <a:schemeClr val="dk1"/>
-                        </a:fontRef>
+                        <a:lnRef idx="0"/>
+                        <a:fillRef idx="0"/>
+                        <a:effectRef idx="0"/>
+                        <a:fontRef idx="minor"/>
                       </wps:style>
                       <wps:txbx>
                         <w:txbxContent>
                           <w:p>
+                            <w:pPr>
+                              <w:pStyle w:val="Contedodoquadro"/>
+                              <w:rPr/>
+                            </w:pPr>
                             <w:r>
+                              <w:rPr/>
                               <w:t>${ADDRESS}</w:t>
                             </w:r>
                           </w:p>
                         </w:txbxContent>
                       </wps:txbx>
-                      <wps:bodyPr rot="0" spcFirstLastPara="0" vertOverflow="overflow" horzOverflow="overflow" vert="horz" wrap="square" lIns="91440" tIns="45720" rIns="91440" bIns="45720" numCol="1" spcCol="0" rtlCol="0" fromWordArt="0" anchor="t" anchorCtr="0" forceAA="0" compatLnSpc="1">
-                        <a:prstTxWarp prst="textNoShape">
-                          <a:avLst/>
-                        </a:prstTxWarp>
+                      <wps:bodyPr anchor="t">
+                        <a:prstTxWarp prst="textNoShape"/>
                         <a:noAutofit/>
                       </wps:bodyPr>
                     </wps:wsp>
                   </a:graphicData>
                 </a:graphic>
-                <wp14:sizeRelV relativeFrom="margin">
-                  <wp14:pctHeight>0</wp14:pctHeight>
-                </wp14:sizeRelV>
               </wp:anchor>
             </w:drawing>
           </mc:Choice>
           <mc:Fallback>
             <w:pict>
-              <v:shape w14:anchorId="492DB0C3" id="Caixa de Texto 16" o:spid="_x0000_s1034" type="#_x0000_t202" style="position:absolute;left:0;text-align:left;margin-left:1.65pt;margin-top:161.45pt;width:303.6pt;height:23.75pt;z-index:251673600;visibility:visible;mso-wrap-style:square;mso-height-percent:0;mso-wrap-distance-left:9pt;mso-wrap-distance-top:0;mso-wrap-distance-right:9pt;mso-wrap-distance-bottom:0;mso-position-horizontal:absolute;mso-position-horizontal-relative:text;mso-position-vertical:absolute;mso-position-vertical-relative:text;mso-height-percent:0;mso-height-relative:margin;v-text-anchor:top" o:gfxdata="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" filled="f" stroked="f">
+              <v:rect id="shape_0" ID="Caixa de Texto 16" path="m0,0l-2147483645,0l-2147483645,-2147483646l0,-2147483646xe" stroked="f" o:allowincell="f" style="position:absolute;margin-left:1.65pt;margin-top:161.45pt;width:303.55pt;height:23.75pt;mso-wrap-style:square;v-text-anchor:top" wp14:anchorId="492DB0C3">
+                <v:fill o:detectmouseclick="t" on="false"/>
+                <v:stroke color="#3465a4" joinstyle="round" endcap="flat"/>
                 <v:textbox>
                   <w:txbxContent>
                     <w:p>
+                      <w:pPr>
+                        <w:pStyle w:val="Contedodoquadro"/>
+                        <w:rPr/>
+                      </w:pPr>
                       <w:r>
+                        <w:rPr/>
                         <w:t>${ADDRESS}</w:t>
                       </w:r>
                     </w:p>
                   </w:txbxContent>
                 </v:textbox>
-              </v:shape>
-            </w:pict>
-          </mc:Fallback>
-        </mc:AlternateContent>
-      </w:r>
-      <w:r>
-        <w:rPr>
-          <w:b/>
-          <w:noProof/>
-        </w:rPr>
-        <mc:AlternateContent>
-          <mc:Choice Requires="wps">
-            <w:drawing>
-              <wp:anchor distT="0" distB="0" distL="114300" distR="114300" simplePos="0" relativeHeight="251666432" behindDoc="0" locked="0" layoutInCell="1" allowOverlap="1" wp14:anchorId="3E075AE0" wp14:editId="5D270B5B">
-                <wp:simplePos x="0" y="0"/>
-                <wp:positionH relativeFrom="column">
-                  <wp:posOffset>2782642</wp:posOffset>
-                </wp:positionH>
-                <wp:positionV relativeFrom="paragraph">
-                  <wp:posOffset>2767438</wp:posOffset>
-                </wp:positionV>
-                <wp:extent cx="2406650" cy="293298"/>
-                <wp:effectExtent l="0" t="0" r="0" b="0"/>
-                <wp:wrapNone/>
-                <wp:docPr id="1746531015" name="Caixa de Texto 9"/>
-                <wp:cNvGraphicFramePr/>
-                <a:graphic xmlns:a="http://schemas.openxmlformats.org/drawingml/2006/main">
-                  <a:graphicData uri="http://schemas.microsoft.com/office/word/2010/wordprocessingShape">
-                    <wps:wsp>
-                      <wps:cNvSpPr txBox="1"/>
-                      <wps:spPr>
-                        <a:xfrm>
-                          <a:off x="0" y="0"/>
-                          <a:ext cx="2406650" cy="293298"/>
-                        </a:xfrm>
-                        <a:prstGeom prst="rect">
-                          <a:avLst/>
-                        </a:prstGeom>
-                        <a:noFill/>
-                        <a:ln>
-                          <a:noFill/>
-                        </a:ln>
-                      </wps:spPr>
-                      <wps:style>
-                        <a:lnRef idx="0">
-                          <a:scrgbClr r="0" g="0" b="0"/>
-                        </a:lnRef>
-                        <a:fillRef idx="0">
-                          <a:scrgbClr r="0" g="0" b="0"/>
-                        </a:fillRef>
-                        <a:effectRef idx="0">
-                          <a:scrgbClr r="0" g="0" b="0"/>
-                        </a:effectRef>
-                        <a:fontRef idx="minor">
-                          <a:schemeClr val="dk1"/>
-                        </a:fontRef>
-                      </wps:style>
-                      <wps:txbx>
-                        <w:txbxContent>
-                          <w:p>
-                            <w:r>
-                              <w:t>${CITY}</w:t>
-                            </w:r>
-                          </w:p>
-                        </w:txbxContent>
-                      </wps:txbx>
-                      <wps:bodyPr rot="0" spcFirstLastPara="0" vertOverflow="overflow" horzOverflow="overflow" vert="horz" wrap="square" lIns="91440" tIns="45720" rIns="91440" bIns="45720" numCol="1" spcCol="0" rtlCol="0" fromWordArt="0" anchor="t" anchorCtr="0" forceAA="0" compatLnSpc="1">
-                        <a:prstTxWarp prst="textNoShape">
-                          <a:avLst/>
-                        </a:prstTxWarp>
-                        <a:noAutofit/>
-                      </wps:bodyPr>
-                    </wps:wsp>
-                  </a:graphicData>
-                </a:graphic>
-                <wp14:sizeRelV relativeFrom="margin">
-                  <wp14:pctHeight>0</wp14:pctHeight>
-                </wp14:sizeRelV>
-              </wp:anchor>
-            </w:drawing>
-          </mc:Choice>
-          <mc:Fallback>
-            <w:pict>
-              <v:shape w14:anchorId="3E075AE0" id="Caixa de Texto 9" o:spid="_x0000_s1035" type="#_x0000_t202" style="position:absolute;left:0;text-align:left;margin-left:219.1pt;margin-top:217.9pt;width:189.5pt;height:23.1pt;z-index:251666432;visibility:visible;mso-wrap-style:square;mso-height-percent:0;mso-wrap-distance-left:9pt;mso-wrap-distance-top:0;mso-wrap-distance-right:9pt;mso-wrap-distance-bottom:0;mso-position-horizontal:absolute;mso-position-horizontal-relative:text;mso-position-vertical:absolute;mso-position-vertical-relative:text;mso-height-percent:0;mso-height-relative:margin;v-text-anchor:top" o:gfxdata="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" filled="f" stroked="f">
-                <v:textbox>
-                  <w:txbxContent>
-                    <w:p>
-                      <w:r>
-                        <w:t>${CITY}</w:t>
-                      </w:r>
-                    </w:p>
-                  </w:txbxContent>
-                </v:textbox>
-              </v:shape>
-            </w:pict>
-          </mc:Fallback>
-        </mc:AlternateContent>
-      </w:r>
-      <w:r>
-        <w:rPr>
-          <w:b/>
-          <w:noProof/>
-        </w:rPr>
-        <mc:AlternateContent>
-          <mc:Choice Requires="wps">
-            <w:drawing>
-              <wp:anchor distT="0" distB="0" distL="114300" distR="114300" simplePos="0" relativeHeight="251664384" behindDoc="0" locked="0" layoutInCell="1" allowOverlap="1" wp14:anchorId="5BB7462F" wp14:editId="48C1642F">
-                <wp:simplePos x="0" y="0"/>
-                <wp:positionH relativeFrom="column">
-                  <wp:posOffset>548987</wp:posOffset>
-                </wp:positionH>
-                <wp:positionV relativeFrom="paragraph">
-                  <wp:posOffset>2405188</wp:posOffset>
-                </wp:positionV>
-                <wp:extent cx="1035170" cy="319177"/>
-                <wp:effectExtent l="0" t="0" r="0" b="5080"/>
-                <wp:wrapNone/>
-                <wp:docPr id="794522819" name="Caixa de Texto 7"/>
-                <wp:cNvGraphicFramePr/>
-                <a:graphic xmlns:a="http://schemas.openxmlformats.org/drawingml/2006/main">
-                  <a:graphicData uri="http://schemas.microsoft.com/office/word/2010/wordprocessingShape">
-                    <wps:wsp>
-                      <wps:cNvSpPr txBox="1"/>
-                      <wps:spPr>
-                        <a:xfrm>
-                          <a:off x="0" y="0"/>
-                          <a:ext cx="1035170" cy="319177"/>
-                        </a:xfrm>
-                        <a:prstGeom prst="rect">
-                          <a:avLst/>
-                        </a:prstGeom>
-                        <a:noFill/>
-                        <a:ln>
-                          <a:noFill/>
-                        </a:ln>
-                      </wps:spPr>
-                      <wps:style>
-                        <a:lnRef idx="0">
-                          <a:scrgbClr r="0" g="0" b="0"/>
-                        </a:lnRef>
-                        <a:fillRef idx="0">
-                          <a:scrgbClr r="0" g="0" b="0"/>
-                        </a:fillRef>
-                        <a:effectRef idx="0">
-                          <a:scrgbClr r="0" g="0" b="0"/>
-                        </a:effectRef>
-                        <a:fontRef idx="minor">
-                          <a:schemeClr val="dk1"/>
-                        </a:fontRef>
-                      </wps:style>
-                      <wps:txbx>
-                        <w:txbxContent>
-                          <w:p>
-                            <w:r>
-                              <w:t>${</w:t>
-                            </w:r>
-                            <w:r>
-                              <w:t>NUMBER</w:t>
-                            </w:r>
-                            <w:r>
-                              <w:t>}</w:t>
-                            </w:r>
-                          </w:p>
-                        </w:txbxContent>
-                      </wps:txbx>
-                      <wps:bodyPr rot="0" spcFirstLastPara="0" vertOverflow="overflow" horzOverflow="overflow" vert="horz" wrap="square" lIns="91440" tIns="45720" rIns="91440" bIns="45720" numCol="1" spcCol="0" rtlCol="0" fromWordArt="0" anchor="t" anchorCtr="0" forceAA="0" compatLnSpc="1">
-                        <a:prstTxWarp prst="textNoShape">
-                          <a:avLst/>
-                        </a:prstTxWarp>
-                        <a:noAutofit/>
-                      </wps:bodyPr>
-                    </wps:wsp>
-                  </a:graphicData>
-                </a:graphic>
-                <wp14:sizeRelH relativeFrom="margin">
-                  <wp14:pctWidth>0</wp14:pctWidth>
-                </wp14:sizeRelH>
-              </wp:anchor>
-            </w:drawing>
-          </mc:Choice>
-          <mc:Fallback>
-            <w:pict>
-              <v:shape w14:anchorId="5BB7462F" id="Caixa de Texto 7" o:spid="_x0000_s1036" type="#_x0000_t202" style="position:absolute;left:0;text-align:left;margin-left:43.25pt;margin-top:189.4pt;width:81.5pt;height:25.15pt;z-index:251664384;visibility:visible;mso-wrap-style:square;mso-width-percent:0;mso-wrap-distance-left:9pt;mso-wrap-distance-top:0;mso-wrap-distance-right:9pt;mso-wrap-distance-bottom:0;mso-position-horizontal:absolute;mso-position-horizontal-relative:text;mso-position-vertical:absolute;mso-position-vertical-relative:text;mso-width-percent:0;mso-width-relative:margin;v-text-anchor:top" o:gfxdata="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" filled="f" stroked="f">
-                <v:textbox>
-                  <w:txbxContent>
-                    <w:p>
-                      <w:r>
-                        <w:t>${</w:t>
-                      </w:r>
-                      <w:r>
-                        <w:t>NUMBER</w:t>
-                      </w:r>
-                      <w:r>
-                        <w:t>}</w:t>
-                      </w:r>
-                    </w:p>
-                  </w:txbxContent>
-                </v:textbox>
-              </v:shape>
+                <w10:wrap type="none"/>
+              </v:rect>
             </w:pict>
           </mc:Fallback>
         </mc:AlternateContent>
@@ -1183,6 +1020,7 @@
         <w:t>Eu</w:t>
       </w:r>
       <w:r>
+        <w:rPr/>
         <w:t xml:space="preserve">, _______________________________________________________, de nacionalidade __________________________, RG ________________, órgão emissor _______, CPF __________________, </w:t>
       </w:r>
       <w:r>
@@ -1192,6 +1030,7 @@
         <w:t>DECLARO</w:t>
       </w:r>
       <w:r>
+        <w:rPr/>
         <w:t>, sob pena de responsabilização civil, administrativa e criminal conforme o artigo 2º da Lei 7.115/83, para fins de comprovação de residência junto ao Registro Aeronáutico Brasileiro, que sou residente e domiciliado na _______________________________________________________________, número ________, complemento ____________________________________, bairro ___________________, cidade de ______________________________, estado _________________, CEP _____________. Por ser a expressão da verdade e estar ciente de que constitui o crime de falsidade ideológica do artigo 299 do Código Penal brasileiro “</w:t>
       </w:r>
       <w:r>
@@ -1201,6 +1040,7 @@
         <w:t>Omitir, em documento público ou particular, declaração que dele devia constar, ou nele inserir ou fazer inserir declaração falsa ou diversa da que devia ser escrita, com o fim de prejudicar direito, criar obrigação ou alterar a verdade sobre fato juridicamente relevante</w:t>
       </w:r>
       <w:r>
+        <w:rPr/>
         <w:t xml:space="preserve">” punível com reclusão de um a três anos, e multa, </w:t>
       </w:r>
       <w:r>
@@ -1210,400 +1050,362 @@
         <w:t>FIRMO</w:t>
       </w:r>
       <w:r>
+        <w:rPr/>
         <w:t xml:space="preserve"> o presente instrumento para que produza os efeitos legais.  </w:t>
       </w:r>
     </w:p>
     <w:p>
       <w:pPr>
-        <w:spacing w:after="389" w:line="259" w:lineRule="auto"/>
+        <w:pStyle w:val="Normal"/>
+        <w:spacing w:lineRule="auto" w:line="259" w:before="0" w:after="389"/>
         <w:jc w:val="left"/>
+        <w:rPr>
+          <w:b/>
+          <w:bCs/>
+        </w:rPr>
       </w:pPr>
       <w:r>
-        <w:rPr>
-          <w:noProof/>
-          <w:sz w:val="2"/>
-        </w:rPr>
         <mc:AlternateContent>
           <mc:Choice Requires="wps">
             <w:drawing>
-              <wp:anchor distT="0" distB="0" distL="114300" distR="114300" simplePos="0" relativeHeight="251669504" behindDoc="0" locked="0" layoutInCell="1" allowOverlap="1" wp14:anchorId="1F4E45FE" wp14:editId="6020FBF3">
+              <wp:anchor behindDoc="0" distT="0" distB="5080" distL="0" distR="0" simplePos="0" locked="0" layoutInCell="1" allowOverlap="1" relativeHeight="22" wp14:anchorId="1F4E45FE">
                 <wp:simplePos x="0" y="0"/>
                 <wp:positionH relativeFrom="column">
                   <wp:posOffset>307340</wp:posOffset>
                 </wp:positionH>
                 <wp:positionV relativeFrom="paragraph">
-                  <wp:posOffset>379837</wp:posOffset>
+                  <wp:posOffset>379730</wp:posOffset>
                 </wp:positionV>
-                <wp:extent cx="1630392" cy="414020"/>
+                <wp:extent cx="1630680" cy="414020"/>
                 <wp:effectExtent l="0" t="0" r="0" b="5080"/>
                 <wp:wrapNone/>
-                <wp:docPr id="2123448506" name="Caixa de Texto 12"/>
-                <wp:cNvGraphicFramePr/>
+                <wp:docPr id="12" name="Caixa de Texto 12"/>
                 <a:graphic xmlns:a="http://schemas.openxmlformats.org/drawingml/2006/main">
                   <a:graphicData uri="http://schemas.microsoft.com/office/word/2010/wordprocessingShape">
                     <wps:wsp>
-                      <wps:cNvSpPr txBox="1"/>
+                      <wps:cNvSpPr/>
                       <wps:spPr>
                         <a:xfrm>
                           <a:off x="0" y="0"/>
-                          <a:ext cx="1630392" cy="414020"/>
+                          <a:ext cx="1630800" cy="414000"/>
                         </a:xfrm>
                         <a:prstGeom prst="rect">
                           <a:avLst/>
                         </a:prstGeom>
                         <a:noFill/>
-                        <a:ln>
+                        <a:ln w="0">
                           <a:noFill/>
                         </a:ln>
                       </wps:spPr>
                       <wps:style>
-                        <a:lnRef idx="0">
-                          <a:scrgbClr r="0" g="0" b="0"/>
-                        </a:lnRef>
-                        <a:fillRef idx="0">
-                          <a:scrgbClr r="0" g="0" b="0"/>
-                        </a:fillRef>
-                        <a:effectRef idx="0">
-                          <a:scrgbClr r="0" g="0" b="0"/>
-                        </a:effectRef>
-                        <a:fontRef idx="minor">
-                          <a:schemeClr val="dk1"/>
-                        </a:fontRef>
+                        <a:lnRef idx="0"/>
+                        <a:fillRef idx="0"/>
+                        <a:effectRef idx="0"/>
+                        <a:fontRef idx="minor"/>
                       </wps:style>
                       <wps:txbx>
                         <w:txbxContent>
                           <w:p>
+                            <w:pPr>
+                              <w:pStyle w:val="Contedodoquadro"/>
+                              <w:rPr/>
+                            </w:pPr>
                             <w:r>
+                              <w:rPr/>
                               <w:t>${COLONY}</w:t>
                             </w:r>
                           </w:p>
                         </w:txbxContent>
                       </wps:txbx>
-                      <wps:bodyPr rot="0" spcFirstLastPara="0" vertOverflow="overflow" horzOverflow="overflow" vert="horz" wrap="square" lIns="91440" tIns="45720" rIns="91440" bIns="45720" numCol="1" spcCol="0" rtlCol="0" fromWordArt="0" anchor="t" anchorCtr="0" forceAA="0" compatLnSpc="1">
-                        <a:prstTxWarp prst="textNoShape">
-                          <a:avLst/>
-                        </a:prstTxWarp>
+                      <wps:bodyPr anchor="t">
+                        <a:prstTxWarp prst="textNoShape"/>
                         <a:noAutofit/>
                       </wps:bodyPr>
                     </wps:wsp>
                   </a:graphicData>
                 </a:graphic>
-                <wp14:sizeRelH relativeFrom="margin">
-                  <wp14:pctWidth>0</wp14:pctWidth>
-                </wp14:sizeRelH>
               </wp:anchor>
             </w:drawing>
           </mc:Choice>
           <mc:Fallback>
             <w:pict>
-              <v:shape w14:anchorId="1F4E45FE" id="Caixa de Texto 12" o:spid="_x0000_s1037" type="#_x0000_t202" style="position:absolute;margin-left:24.2pt;margin-top:29.9pt;width:128.4pt;height:32.6pt;z-index:251669504;visibility:visible;mso-wrap-style:square;mso-width-percent:0;mso-wrap-distance-left:9pt;mso-wrap-distance-top:0;mso-wrap-distance-right:9pt;mso-wrap-distance-bottom:0;mso-position-horizontal:absolute;mso-position-horizontal-relative:text;mso-position-vertical:absolute;mso-position-vertical-relative:text;mso-width-percent:0;mso-width-relative:margin;v-text-anchor:top" o:gfxdata="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" filled="f" stroked="f">
+              <v:rect id="shape_0" ID="Caixa de Texto 12" path="m0,0l-2147483645,0l-2147483645,-2147483646l0,-2147483646xe" stroked="f" o:allowincell="f" style="position:absolute;margin-left:24.2pt;margin-top:29.9pt;width:128.35pt;height:32.55pt;mso-wrap-style:square;v-text-anchor:top" wp14:anchorId="1F4E45FE">
+                <v:fill o:detectmouseclick="t" on="false"/>
+                <v:stroke color="#3465a4" joinstyle="round" endcap="flat"/>
                 <v:textbox>
                   <w:txbxContent>
                     <w:p>
+                      <w:pPr>
+                        <w:pStyle w:val="Contedodoquadro"/>
+                        <w:rPr/>
+                      </w:pPr>
                       <w:r>
+                        <w:rPr/>
                         <w:t>${COLONY}</w:t>
                       </w:r>
                     </w:p>
                   </w:txbxContent>
                 </v:textbox>
-              </v:shape>
+                <w10:wrap type="none"/>
+              </v:rect>
             </w:pict>
           </mc:Fallback>
         </mc:AlternateContent>
-      </w:r>
-      <w:r>
-        <w:rPr>
-          <w:noProof/>
-          <w:sz w:val="2"/>
-        </w:rPr>
         <mc:AlternateContent>
           <mc:Choice Requires="wps">
             <w:drawing>
-              <wp:anchor distT="0" distB="0" distL="114300" distR="114300" simplePos="0" relativeHeight="251670528" behindDoc="0" locked="0" layoutInCell="1" allowOverlap="1" wp14:anchorId="55E8B8D8" wp14:editId="41DE8688">
+              <wp:anchor behindDoc="0" distT="0" distB="0" distL="0" distR="0" simplePos="0" locked="0" layoutInCell="1" allowOverlap="1" relativeHeight="24" wp14:anchorId="55E8B8D8">
                 <wp:simplePos x="0" y="0"/>
                 <wp:positionH relativeFrom="column">
-                  <wp:posOffset>2005545</wp:posOffset>
+                  <wp:posOffset>2005330</wp:posOffset>
                 </wp:positionH>
                 <wp:positionV relativeFrom="paragraph">
-                  <wp:posOffset>367294</wp:posOffset>
+                  <wp:posOffset>367030</wp:posOffset>
                 </wp:positionV>
-                <wp:extent cx="733246" cy="310191"/>
+                <wp:extent cx="733425" cy="310515"/>
                 <wp:effectExtent l="0" t="0" r="0" b="0"/>
                 <wp:wrapNone/>
-                <wp:docPr id="607063723" name="Caixa de Texto 13"/>
-                <wp:cNvGraphicFramePr/>
+                <wp:docPr id="13" name="Caixa de Texto 13"/>
                 <a:graphic xmlns:a="http://schemas.openxmlformats.org/drawingml/2006/main">
                   <a:graphicData uri="http://schemas.microsoft.com/office/word/2010/wordprocessingShape">
                     <wps:wsp>
-                      <wps:cNvSpPr txBox="1"/>
+                      <wps:cNvSpPr/>
                       <wps:spPr>
                         <a:xfrm>
                           <a:off x="0" y="0"/>
-                          <a:ext cx="733246" cy="310191"/>
+                          <a:ext cx="733320" cy="310680"/>
                         </a:xfrm>
                         <a:prstGeom prst="rect">
                           <a:avLst/>
                         </a:prstGeom>
                         <a:noFill/>
-                        <a:ln>
+                        <a:ln w="0">
                           <a:noFill/>
                         </a:ln>
                       </wps:spPr>
                       <wps:style>
-                        <a:lnRef idx="0">
-                          <a:scrgbClr r="0" g="0" b="0"/>
-                        </a:lnRef>
-                        <a:fillRef idx="0">
-                          <a:scrgbClr r="0" g="0" b="0"/>
-                        </a:fillRef>
-                        <a:effectRef idx="0">
-                          <a:scrgbClr r="0" g="0" b="0"/>
-                        </a:effectRef>
-                        <a:fontRef idx="minor">
-                          <a:schemeClr val="dk1"/>
-                        </a:fontRef>
+                        <a:lnRef idx="0"/>
+                        <a:fillRef idx="0"/>
+                        <a:effectRef idx="0"/>
+                        <a:fontRef idx="minor"/>
                       </wps:style>
                       <wps:txbx>
                         <w:txbxContent>
                           <w:p>
+                            <w:pPr>
+                              <w:pStyle w:val="Contedodoquadro"/>
+                              <w:rPr/>
+                            </w:pPr>
                             <w:r>
+                              <w:rPr/>
                               <w:t>${DAY}</w:t>
                             </w:r>
                           </w:p>
                         </w:txbxContent>
                       </wps:txbx>
-                      <wps:bodyPr rot="0" spcFirstLastPara="0" vertOverflow="overflow" horzOverflow="overflow" vert="horz" wrap="square" lIns="91440" tIns="45720" rIns="91440" bIns="45720" numCol="1" spcCol="0" rtlCol="0" fromWordArt="0" anchor="t" anchorCtr="0" forceAA="0" compatLnSpc="1">
-                        <a:prstTxWarp prst="textNoShape">
-                          <a:avLst/>
-                        </a:prstTxWarp>
+                      <wps:bodyPr anchor="t">
+                        <a:prstTxWarp prst="textNoShape"/>
                         <a:noAutofit/>
                       </wps:bodyPr>
                     </wps:wsp>
                   </a:graphicData>
                 </a:graphic>
-                <wp14:sizeRelH relativeFrom="margin">
-                  <wp14:pctWidth>0</wp14:pctWidth>
-                </wp14:sizeRelH>
-                <wp14:sizeRelV relativeFrom="margin">
-                  <wp14:pctHeight>0</wp14:pctHeight>
-                </wp14:sizeRelV>
               </wp:anchor>
             </w:drawing>
           </mc:Choice>
           <mc:Fallback>
             <w:pict>
-              <v:shape w14:anchorId="55E8B8D8" id="Caixa de Texto 13" o:spid="_x0000_s1038" type="#_x0000_t202" style="position:absolute;margin-left:157.9pt;margin-top:28.9pt;width:57.75pt;height:24.4pt;z-index:251670528;visibility:visible;mso-wrap-style:square;mso-width-percent:0;mso-height-percent:0;mso-wrap-distance-left:9pt;mso-wrap-distance-top:0;mso-wrap-distance-right:9pt;mso-wrap-distance-bottom:0;mso-position-horizontal:absolute;mso-position-horizontal-relative:text;mso-position-vertical:absolute;mso-position-vertical-relative:text;mso-width-percent:0;mso-height-percent:0;mso-width-relative:margin;mso-height-relative:margin;v-text-anchor:top" o:gfxdata="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" filled="f" stroked="f">
+              <v:rect id="shape_0" ID="Caixa de Texto 13" path="m0,0l-2147483645,0l-2147483645,-2147483646l0,-2147483646xe" stroked="f" o:allowincell="f" style="position:absolute;margin-left:157.9pt;margin-top:28.9pt;width:57.7pt;height:24.4pt;mso-wrap-style:square;v-text-anchor:top" wp14:anchorId="55E8B8D8">
+                <v:fill o:detectmouseclick="t" on="false"/>
+                <v:stroke color="#3465a4" joinstyle="round" endcap="flat"/>
                 <v:textbox>
                   <w:txbxContent>
                     <w:p>
+                      <w:pPr>
+                        <w:pStyle w:val="Contedodoquadro"/>
+                        <w:rPr/>
+                      </w:pPr>
                       <w:r>
+                        <w:rPr/>
                         <w:t>${DAY}</w:t>
                       </w:r>
                     </w:p>
                   </w:txbxContent>
                 </v:textbox>
-              </v:shape>
+                <w10:wrap type="none"/>
+              </v:rect>
             </w:pict>
           </mc:Fallback>
         </mc:AlternateContent>
-      </w:r>
-      <w:r>
-        <w:rPr>
-          <w:noProof/>
-          <w:sz w:val="2"/>
-        </w:rPr>
         <mc:AlternateContent>
           <mc:Choice Requires="wps">
             <w:drawing>
-              <wp:anchor distT="0" distB="0" distL="114300" distR="114300" simplePos="0" relativeHeight="251671552" behindDoc="0" locked="0" layoutInCell="1" allowOverlap="1" wp14:anchorId="105955CE" wp14:editId="1A852030">
+              <wp:anchor behindDoc="0" distT="0" distB="0" distL="0" distR="0" simplePos="0" locked="0" layoutInCell="1" allowOverlap="1" relativeHeight="26" wp14:anchorId="105955CE">
                 <wp:simplePos x="0" y="0"/>
                 <wp:positionH relativeFrom="column">
-                  <wp:posOffset>2704693</wp:posOffset>
+                  <wp:posOffset>2704465</wp:posOffset>
                 </wp:positionH>
                 <wp:positionV relativeFrom="paragraph">
-                  <wp:posOffset>376819</wp:posOffset>
+                  <wp:posOffset>377190</wp:posOffset>
                 </wp:positionV>
-                <wp:extent cx="1198856" cy="310515"/>
+                <wp:extent cx="1198880" cy="310515"/>
                 <wp:effectExtent l="0" t="0" r="0" b="0"/>
                 <wp:wrapNone/>
-                <wp:docPr id="735485946" name="Caixa de Texto 14"/>
-                <wp:cNvGraphicFramePr/>
+                <wp:docPr id="14" name="Caixa de Texto 14"/>
                 <a:graphic xmlns:a="http://schemas.openxmlformats.org/drawingml/2006/main">
                   <a:graphicData uri="http://schemas.microsoft.com/office/word/2010/wordprocessingShape">
                     <wps:wsp>
-                      <wps:cNvSpPr txBox="1"/>
+                      <wps:cNvSpPr/>
                       <wps:spPr>
                         <a:xfrm>
                           <a:off x="0" y="0"/>
-                          <a:ext cx="1198856" cy="310515"/>
+                          <a:ext cx="1198800" cy="310680"/>
                         </a:xfrm>
                         <a:prstGeom prst="rect">
                           <a:avLst/>
                         </a:prstGeom>
                         <a:noFill/>
-                        <a:ln>
+                        <a:ln w="0">
                           <a:noFill/>
                         </a:ln>
                       </wps:spPr>
                       <wps:style>
-                        <a:lnRef idx="0">
-                          <a:scrgbClr r="0" g="0" b="0"/>
-                        </a:lnRef>
-                        <a:fillRef idx="0">
-                          <a:scrgbClr r="0" g="0" b="0"/>
-                        </a:fillRef>
-                        <a:effectRef idx="0">
-                          <a:scrgbClr r="0" g="0" b="0"/>
-                        </a:effectRef>
-                        <a:fontRef idx="minor">
-                          <a:schemeClr val="dk1"/>
-                        </a:fontRef>
+                        <a:lnRef idx="0"/>
+                        <a:fillRef idx="0"/>
+                        <a:effectRef idx="0"/>
+                        <a:fontRef idx="minor"/>
                       </wps:style>
                       <wps:txbx>
                         <w:txbxContent>
                           <w:p>
+                            <w:pPr>
+                              <w:pStyle w:val="Contedodoquadro"/>
+                              <w:rPr/>
+                            </w:pPr>
                             <w:r>
-                              <w:t>${</w:t>
-                            </w:r>
-                            <w:r>
-                              <w:t>MOUNTH</w:t>
-                            </w:r>
-                            <w:r>
-                              <w:t>}</w:t>
+                              <w:rPr/>
+                              <w:t>${MOUNTH}</w:t>
                             </w:r>
                           </w:p>
                         </w:txbxContent>
                       </wps:txbx>
-                      <wps:bodyPr rot="0" spcFirstLastPara="0" vertOverflow="overflow" horzOverflow="overflow" vert="horz" wrap="square" lIns="91440" tIns="45720" rIns="91440" bIns="45720" numCol="1" spcCol="0" rtlCol="0" fromWordArt="0" anchor="t" anchorCtr="0" forceAA="0" compatLnSpc="1">
-                        <a:prstTxWarp prst="textNoShape">
-                          <a:avLst/>
-                        </a:prstTxWarp>
+                      <wps:bodyPr anchor="t">
+                        <a:prstTxWarp prst="textNoShape"/>
                         <a:noAutofit/>
                       </wps:bodyPr>
                     </wps:wsp>
                   </a:graphicData>
                 </a:graphic>
-                <wp14:sizeRelH relativeFrom="margin">
-                  <wp14:pctWidth>0</wp14:pctWidth>
-                </wp14:sizeRelH>
               </wp:anchor>
             </w:drawing>
           </mc:Choice>
           <mc:Fallback>
             <w:pict>
-              <v:shape w14:anchorId="105955CE" id="Caixa de Texto 14" o:spid="_x0000_s1039" type="#_x0000_t202" style="position:absolute;margin-left:212.95pt;margin-top:29.65pt;width:94.4pt;height:24.45pt;z-index:251671552;visibility:visible;mso-wrap-style:square;mso-width-percent:0;mso-wrap-distance-left:9pt;mso-wrap-distance-top:0;mso-wrap-distance-right:9pt;mso-wrap-distance-bottom:0;mso-position-horizontal:absolute;mso-position-horizontal-relative:text;mso-position-vertical:absolute;mso-position-vertical-relative:text;mso-width-percent:0;mso-width-relative:margin;v-text-anchor:top" o:gfxdata="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" filled="f" stroked="f">
+              <v:rect id="shape_0" ID="Caixa de Texto 14" path="m0,0l-2147483645,0l-2147483645,-2147483646l0,-2147483646xe" stroked="f" o:allowincell="f" style="position:absolute;margin-left:212.95pt;margin-top:29.7pt;width:94.35pt;height:24.4pt;mso-wrap-style:square;v-text-anchor:top" wp14:anchorId="105955CE">
+                <v:fill o:detectmouseclick="t" on="false"/>
+                <v:stroke color="#3465a4" joinstyle="round" endcap="flat"/>
                 <v:textbox>
                   <w:txbxContent>
                     <w:p>
+                      <w:pPr>
+                        <w:pStyle w:val="Contedodoquadro"/>
+                        <w:rPr/>
+                      </w:pPr>
                       <w:r>
-                        <w:t>${</w:t>
-                      </w:r>
-                      <w:r>
-                        <w:t>MOUNTH</w:t>
-                      </w:r>
-                      <w:r>
-                        <w:t>}</w:t>
+                        <w:rPr/>
+                        <w:t>${MOUNTH}</w:t>
                       </w:r>
                     </w:p>
                   </w:txbxContent>
                 </v:textbox>
-              </v:shape>
+                <w10:wrap type="none"/>
+              </v:rect>
             </w:pict>
           </mc:Fallback>
         </mc:AlternateContent>
-      </w:r>
-      <w:r>
-        <w:rPr>
-          <w:noProof/>
-          <w:sz w:val="2"/>
-        </w:rPr>
         <mc:AlternateContent>
           <mc:Choice Requires="wps">
             <w:drawing>
-              <wp:anchor distT="0" distB="0" distL="114300" distR="114300" simplePos="0" relativeHeight="251672576" behindDoc="0" locked="0" layoutInCell="1" allowOverlap="1" wp14:anchorId="317DD299" wp14:editId="6C19F07F">
+              <wp:anchor behindDoc="0" distT="0" distB="3175" distL="0" distR="0" simplePos="0" locked="0" layoutInCell="1" allowOverlap="1" relativeHeight="28" wp14:anchorId="317DD299">
                 <wp:simplePos x="0" y="0"/>
                 <wp:positionH relativeFrom="column">
-                  <wp:posOffset>4403893</wp:posOffset>
+                  <wp:posOffset>4403725</wp:posOffset>
                 </wp:positionH>
                 <wp:positionV relativeFrom="paragraph">
                   <wp:posOffset>385445</wp:posOffset>
                 </wp:positionV>
-                <wp:extent cx="862642" cy="301254"/>
+                <wp:extent cx="862330" cy="301625"/>
                 <wp:effectExtent l="0" t="0" r="0" b="3810"/>
                 <wp:wrapNone/>
-                <wp:docPr id="1199540366" name="Caixa de Texto 15"/>
-                <wp:cNvGraphicFramePr/>
+                <wp:docPr id="15" name="Caixa de Texto 15"/>
                 <a:graphic xmlns:a="http://schemas.openxmlformats.org/drawingml/2006/main">
                   <a:graphicData uri="http://schemas.microsoft.com/office/word/2010/wordprocessingShape">
                     <wps:wsp>
-                      <wps:cNvSpPr txBox="1"/>
+                      <wps:cNvSpPr/>
                       <wps:spPr>
                         <a:xfrm>
                           <a:off x="0" y="0"/>
-                          <a:ext cx="862642" cy="301254"/>
+                          <a:ext cx="862200" cy="301680"/>
                         </a:xfrm>
                         <a:prstGeom prst="rect">
                           <a:avLst/>
                         </a:prstGeom>
                         <a:noFill/>
-                        <a:ln>
+                        <a:ln w="0">
                           <a:noFill/>
                         </a:ln>
                       </wps:spPr>
                       <wps:style>
-                        <a:lnRef idx="0">
-                          <a:scrgbClr r="0" g="0" b="0"/>
-                        </a:lnRef>
-                        <a:fillRef idx="0">
-                          <a:scrgbClr r="0" g="0" b="0"/>
-                        </a:fillRef>
-                        <a:effectRef idx="0">
-                          <a:scrgbClr r="0" g="0" b="0"/>
-                        </a:effectRef>
-                        <a:fontRef idx="minor">
-                          <a:schemeClr val="dk1"/>
-                        </a:fontRef>
+                        <a:lnRef idx="0"/>
+                        <a:fillRef idx="0"/>
+                        <a:effectRef idx="0"/>
+                        <a:fontRef idx="minor"/>
                       </wps:style>
                       <wps:txbx>
                         <w:txbxContent>
                           <w:p>
+                            <w:pPr>
+                              <w:pStyle w:val="Contedodoquadro"/>
+                              <w:rPr/>
+                            </w:pPr>
                             <w:r>
+                              <w:rPr/>
                               <w:t>${YEAR}</w:t>
                             </w:r>
                           </w:p>
                         </w:txbxContent>
                       </wps:txbx>
-                      <wps:bodyPr rot="0" spcFirstLastPara="0" vertOverflow="overflow" horzOverflow="overflow" vert="horz" wrap="square" lIns="91440" tIns="45720" rIns="91440" bIns="45720" numCol="1" spcCol="0" rtlCol="0" fromWordArt="0" anchor="t" anchorCtr="0" forceAA="0" compatLnSpc="1">
-                        <a:prstTxWarp prst="textNoShape">
-                          <a:avLst/>
-                        </a:prstTxWarp>
+                      <wps:bodyPr anchor="t">
+                        <a:prstTxWarp prst="textNoShape"/>
                         <a:noAutofit/>
                       </wps:bodyPr>
                     </wps:wsp>
                   </a:graphicData>
                 </a:graphic>
-                <wp14:sizeRelH relativeFrom="margin">
-                  <wp14:pctWidth>0</wp14:pctWidth>
-                </wp14:sizeRelH>
-                <wp14:sizeRelV relativeFrom="margin">
-                  <wp14:pctHeight>0</wp14:pctHeight>
-                </wp14:sizeRelV>
               </wp:anchor>
             </w:drawing>
           </mc:Choice>
           <mc:Fallback>
             <w:pict>
-              <v:shape w14:anchorId="317DD299" id="Caixa de Texto 15" o:spid="_x0000_s1040" type="#_x0000_t202" style="position:absolute;margin-left:346.75pt;margin-top:30.35pt;width:67.9pt;height:23.7pt;z-index:251672576;visibility:visible;mso-wrap-style:square;mso-width-percent:0;mso-height-percent:0;mso-wrap-distance-left:9pt;mso-wrap-distance-top:0;mso-wrap-distance-right:9pt;mso-wrap-distance-bottom:0;mso-position-horizontal:absolute;mso-position-horizontal-relative:text;mso-position-vertical:absolute;mso-position-vertical-relative:text;mso-width-percent:0;mso-height-percent:0;mso-width-relative:margin;mso-height-relative:margin;v-text-anchor:top" o:gfxdata="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" filled="f" stroked="f">
+              <v:rect id="shape_0" ID="Caixa de Texto 15" path="m0,0l-2147483645,0l-2147483645,-2147483646l0,-2147483646xe" stroked="f" o:allowincell="f" style="position:absolute;margin-left:346.75pt;margin-top:30.35pt;width:67.85pt;height:23.7pt;mso-wrap-style:square;v-text-anchor:top" wp14:anchorId="317DD299">
+                <v:fill o:detectmouseclick="t" on="false"/>
+                <v:stroke color="#3465a4" joinstyle="round" endcap="flat"/>
                 <v:textbox>
                   <w:txbxContent>
                     <w:p>
+                      <w:pPr>
+                        <w:pStyle w:val="Contedodoquadro"/>
+                        <w:rPr/>
+                      </w:pPr>
                       <w:r>
+                        <w:rPr/>
                         <w:t>${YEAR}</w:t>
                       </w:r>
                     </w:p>
                   </w:txbxContent>
                 </v:textbox>
-              </v:shape>
+                <w10:wrap type="none"/>
+              </v:rect>
             </w:pict>
           </mc:Fallback>
         </mc:AlternateContent>
@@ -1617,26 +1419,23 @@
     </w:p>
     <w:p>
       <w:pPr>
-        <w:spacing w:after="449" w:line="262" w:lineRule="auto"/>
-        <w:ind w:left="10" w:right="4" w:hanging="10"/>
+        <w:pStyle w:val="Normal"/>
+        <w:spacing w:lineRule="auto" w:line="259" w:before="0" w:after="449"/>
+        <w:ind w:hanging="10" w:left="10" w:right="4"/>
         <w:jc w:val="center"/>
+        <w:rPr/>
       </w:pPr>
       <w:r>
-        <w:t xml:space="preserve">___________________, _____ de __________________ </w:t>
-      </w:r>
-      <w:proofErr w:type="spellStart"/>
-      <w:r>
-        <w:t>de</w:t>
-      </w:r>
-      <w:proofErr w:type="spellEnd"/>
-      <w:r>
-        <w:t xml:space="preserve"> ________. </w:t>
+        <w:rPr/>
+        <w:t xml:space="preserve">___________________, _____ de __________________ de ________. </w:t>
       </w:r>
     </w:p>
     <w:p>
       <w:pPr>
-        <w:spacing w:after="420" w:line="259" w:lineRule="auto"/>
+        <w:pStyle w:val="Normal"/>
+        <w:spacing w:lineRule="auto" w:line="259" w:before="0" w:after="420"/>
         <w:jc w:val="left"/>
+        <w:rPr/>
       </w:pPr>
       <w:r>
         <w:rPr>
@@ -1647,125 +1446,142 @@
     </w:p>
     <w:p>
       <w:pPr>
-        <w:spacing w:after="156" w:line="262" w:lineRule="auto"/>
-        <w:ind w:left="10" w:right="6" w:hanging="10"/>
+        <w:pStyle w:val="Normal"/>
+        <w:spacing w:lineRule="auto" w:line="259" w:before="0" w:after="156"/>
+        <w:ind w:hanging="10" w:left="10" w:right="6"/>
         <w:jc w:val="center"/>
+        <w:rPr/>
       </w:pPr>
       <w:r>
-        <w:rPr>
-          <w:noProof/>
-          <w:sz w:val="28"/>
-        </w:rPr>
         <mc:AlternateContent>
           <mc:Choice Requires="wps">
             <w:drawing>
-              <wp:anchor distT="0" distB="0" distL="114300" distR="114300" simplePos="0" relativeHeight="251674624" behindDoc="0" locked="0" layoutInCell="1" allowOverlap="1" wp14:anchorId="1D36E4D1" wp14:editId="6AD0A95C">
+              <wp:anchor behindDoc="0" distT="0" distB="1270" distL="0" distR="0" simplePos="0" locked="0" layoutInCell="0" allowOverlap="1" relativeHeight="32" wp14:anchorId="1D36E4D1">
                 <wp:simplePos x="0" y="0"/>
                 <wp:positionH relativeFrom="margin">
-                  <wp:posOffset>1417799</wp:posOffset>
+                  <wp:posOffset>1417955</wp:posOffset>
                 </wp:positionH>
                 <wp:positionV relativeFrom="paragraph">
-                  <wp:posOffset>144804</wp:posOffset>
+                  <wp:posOffset>144780</wp:posOffset>
                 </wp:positionV>
-                <wp:extent cx="3252159" cy="284672"/>
+                <wp:extent cx="3252470" cy="284480"/>
                 <wp:effectExtent l="0" t="0" r="0" b="1270"/>
                 <wp:wrapNone/>
-                <wp:docPr id="1885005355" name="Caixa de Texto 17"/>
-                <wp:cNvGraphicFramePr/>
+                <wp:docPr id="16" name="Caixa de Texto 17"/>
                 <a:graphic xmlns:a="http://schemas.openxmlformats.org/drawingml/2006/main">
                   <a:graphicData uri="http://schemas.microsoft.com/office/word/2010/wordprocessingShape">
                     <wps:wsp>
-                      <wps:cNvSpPr txBox="1"/>
+                      <wps:cNvSpPr/>
                       <wps:spPr>
                         <a:xfrm>
                           <a:off x="0" y="0"/>
-                          <a:ext cx="3252159" cy="284672"/>
+                          <a:ext cx="3252600" cy="284400"/>
                         </a:xfrm>
                         <a:prstGeom prst="rect">
                           <a:avLst/>
                         </a:prstGeom>
                         <a:noFill/>
-                        <a:ln>
+                        <a:ln w="0">
                           <a:noFill/>
                         </a:ln>
                       </wps:spPr>
                       <wps:style>
-                        <a:lnRef idx="0">
-                          <a:scrgbClr r="0" g="0" b="0"/>
-                        </a:lnRef>
-                        <a:fillRef idx="0">
-                          <a:scrgbClr r="0" g="0" b="0"/>
-                        </a:fillRef>
-                        <a:effectRef idx="0">
-                          <a:scrgbClr r="0" g="0" b="0"/>
-                        </a:effectRef>
-                        <a:fontRef idx="minor">
-                          <a:schemeClr val="dk1"/>
-                        </a:fontRef>
+                        <a:lnRef idx="0"/>
+                        <a:fillRef idx="0"/>
+                        <a:effectRef idx="0"/>
+                        <a:fontRef idx="minor"/>
                       </wps:style>
                       <wps:txbx>
                         <w:txbxContent>
                           <w:p>
+                            <w:pPr>
+                              <w:pStyle w:val="Contedodoquadro"/>
+                              <w:rPr/>
+                            </w:pPr>
                             <w:r>
+                              <w:rPr/>
                               <w:t>${NAME}</w:t>
                             </w:r>
                           </w:p>
-                          <w:p/>
+                          <w:p>
+                            <w:pPr>
+                              <w:pStyle w:val="Contedodoquadro"/>
+                              <w:rPr/>
+                            </w:pPr>
+                            <w:r>
+                              <w:rPr/>
+                            </w:r>
+                          </w:p>
                         </w:txbxContent>
                       </wps:txbx>
-                      <wps:bodyPr rot="0" spcFirstLastPara="0" vertOverflow="overflow" horzOverflow="overflow" vert="horz" wrap="square" lIns="91440" tIns="45720" rIns="91440" bIns="45720" numCol="1" spcCol="0" rtlCol="0" fromWordArt="0" anchor="t" anchorCtr="0" forceAA="0" compatLnSpc="1">
-                        <a:prstTxWarp prst="textNoShape">
-                          <a:avLst/>
-                        </a:prstTxWarp>
+                      <wps:bodyPr anchor="t">
+                        <a:prstTxWarp prst="textNoShape"/>
                         <a:noAutofit/>
                       </wps:bodyPr>
                     </wps:wsp>
                   </a:graphicData>
                 </a:graphic>
-                <wp14:sizeRelV relativeFrom="margin">
-                  <wp14:pctHeight>0</wp14:pctHeight>
-                </wp14:sizeRelV>
               </wp:anchor>
             </w:drawing>
           </mc:Choice>
           <mc:Fallback>
             <w:pict>
-              <v:shape w14:anchorId="1D36E4D1" id="Caixa de Texto 17" o:spid="_x0000_s1041" type="#_x0000_t202" style="position:absolute;left:0;text-align:left;margin-left:111.65pt;margin-top:11.4pt;width:256.1pt;height:22.4pt;z-index:251674624;visibility:visible;mso-wrap-style:square;mso-height-percent:0;mso-wrap-distance-left:9pt;mso-wrap-distance-top:0;mso-wrap-distance-right:9pt;mso-wrap-distance-bottom:0;mso-position-horizontal:absolute;mso-position-horizontal-relative:margin;mso-position-vertical:absolute;mso-position-vertical-relative:text;mso-height-percent:0;mso-height-relative:margin;v-text-anchor:top" o:gfxdata="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" filled="f" stroked="f">
+              <v:rect id="shape_0" ID="Caixa de Texto 17" path="m0,0l-2147483645,0l-2147483645,-2147483646l0,-2147483646xe" stroked="f" o:allowincell="f" style="position:absolute;margin-left:111.65pt;margin-top:11.4pt;width:256.05pt;height:22.35pt;mso-wrap-style:square;v-text-anchor:top;mso-position-horizontal-relative:margin" wp14:anchorId="1D36E4D1">
+                <v:fill o:detectmouseclick="t" on="false"/>
+                <v:stroke color="#3465a4" joinstyle="round" endcap="flat"/>
                 <v:textbox>
                   <w:txbxContent>
                     <w:p>
+                      <w:pPr>
+                        <w:pStyle w:val="Contedodoquadro"/>
+                        <w:rPr/>
+                      </w:pPr>
                       <w:r>
+                        <w:rPr/>
                         <w:t>${NAME}</w:t>
                       </w:r>
                     </w:p>
-                    <w:p/>
+                    <w:p>
+                      <w:pPr>
+                        <w:pStyle w:val="Contedodoquadro"/>
+                        <w:rPr/>
+                      </w:pPr>
+                      <w:r>
+                        <w:rPr/>
+                      </w:r>
+                    </w:p>
                   </w:txbxContent>
                 </v:textbox>
-                <w10:wrap anchorx="margin"/>
-              </v:shape>
+                <w10:wrap type="none"/>
+              </v:rect>
             </w:pict>
           </mc:Fallback>
         </mc:AlternateContent>
       </w:r>
       <w:r>
+        <w:rPr/>
         <w:t xml:space="preserve">_________________________________________ </w:t>
       </w:r>
     </w:p>
     <w:sectPr>
-      <w:pgSz w:w="11920" w:h="16840"/>
-      <w:pgMar w:top="1440" w:right="1709" w:bottom="1440" w:left="1703" w:header="720" w:footer="720" w:gutter="0"/>
-      <w:cols w:space="720"/>
+      <w:type w:val="nextPage"/>
+      <w:pgSz w:w="11906" w:h="16838"/>
+      <w:pgMar w:left="1703" w:right="1709" w:gutter="0" w:header="0" w:top="1440" w:footer="0" w:bottom="1440"/>
+      <w:pgNumType w:fmt="decimal"/>
+      <w:formProt w:val="false"/>
+      <w:textDirection w:val="lrTb"/>
+      <w:docGrid w:type="default" w:linePitch="100" w:charSpace="0"/>
     </w:sectPr>
   </w:body>
 </w:document>
 </file>
 
 <file path=word/styles.xml><?xml version="1.0" encoding="utf-8"?>
-<w:styles xmlns:mc="http://schemas.openxmlformats.org/markup-compatibility/2006" xmlns:r="http://schemas.openxmlformats.org/officeDocument/2006/relationships" xmlns:w="http://schemas.openxmlformats.org/wordprocessingml/2006/main" xmlns:w14="http://schemas.microsoft.com/office/word/2010/wordml" xmlns:w15="http://schemas.microsoft.com/office/word/2012/wordml" xmlns:w16cex="http://schemas.microsoft.com/office/word/2018/wordml/cex" xmlns:w16cid="http://schemas.microsoft.com/office/word/2016/wordml/cid" xmlns:w16="http://schemas.microsoft.com/office/word/2018/wordml" xmlns:w16du="http://schemas.microsoft.com/office/word/2023/wordml/word16du" xmlns:w16sdtdh="http://schemas.microsoft.com/office/word/2020/wordml/sdtdatahash" xmlns:w16sdtfl="http://schemas.microsoft.com/office/word/2024/wordml/sdtformatlock" xmlns:w16se="http://schemas.microsoft.com/office/word/2015/wordml/symex" mc:Ignorable="w14 w15 w16se w16cid w16 w16cex w16sdtdh w16sdtfl w16du">
+<w:styles xmlns:w="http://schemas.openxmlformats.org/wordprocessingml/2006/main" xmlns:w14="http://schemas.microsoft.com/office/word/2010/wordml" xmlns:mc="http://schemas.openxmlformats.org/markup-compatibility/2006" mc:Ignorable="w14">
   <w:docDefaults>
     <w:rPrDefault>
       <w:rPr>
-        <w:rFonts w:asciiTheme="minorHAnsi" w:eastAsiaTheme="minorEastAsia" w:hAnsiTheme="minorHAnsi" w:cstheme="minorBidi"/>
+        <w:rFonts w:ascii="Calibri" w:hAnsi="Calibri" w:eastAsia="" w:cs="" w:asciiTheme="minorHAnsi" w:cstheme="minorBidi" w:eastAsiaTheme="minorEastAsia" w:hAnsiTheme="minorHAnsi"/>
         <w:kern w:val="2"/>
         <w:sz w:val="24"/>
         <w:szCs w:val="24"/>
@@ -1775,21 +1591,21 @@
     </w:rPrDefault>
     <w:pPrDefault>
       <w:pPr>
-        <w:spacing w:after="160" w:line="278" w:lineRule="auto"/>
+        <w:suppressAutoHyphens w:val="true"/>
       </w:pPr>
     </w:pPrDefault>
   </w:docDefaults>
   <w:latentStyles w:defLockedState="0" w:defUIPriority="99" w:defSemiHidden="0" w:defUnhideWhenUsed="0" w:defQFormat="0" w:count="376">
     <w:lsdException w:name="Normal" w:uiPriority="0" w:qFormat="1"/>
     <w:lsdException w:name="heading 1" w:uiPriority="9" w:qFormat="1"/>
-    <w:lsdException w:name="heading 2" w:semiHidden="1" w:uiPriority="9" w:unhideWhenUsed="1" w:qFormat="1"/>
-    <w:lsdException w:name="heading 3" w:semiHidden="1" w:uiPriority="9" w:unhideWhenUsed="1" w:qFormat="1"/>
-    <w:lsdException w:name="heading 4" w:semiHidden="1" w:uiPriority="9" w:unhideWhenUsed="1" w:qFormat="1"/>
-    <w:lsdException w:name="heading 5" w:semiHidden="1" w:uiPriority="9" w:unhideWhenUsed="1" w:qFormat="1"/>
-    <w:lsdException w:name="heading 6" w:semiHidden="1" w:uiPriority="9" w:unhideWhenUsed="1" w:qFormat="1"/>
-    <w:lsdException w:name="heading 7" w:semiHidden="1" w:uiPriority="9" w:unhideWhenUsed="1" w:qFormat="1"/>
-    <w:lsdException w:name="heading 8" w:semiHidden="1" w:uiPriority="9" w:unhideWhenUsed="1" w:qFormat="1"/>
-    <w:lsdException w:name="heading 9" w:semiHidden="1" w:uiPriority="9" w:unhideWhenUsed="1" w:qFormat="1"/>
+    <w:lsdException w:name="heading 2" w:uiPriority="9" w:semiHidden="1" w:unhideWhenUsed="1" w:qFormat="1"/>
+    <w:lsdException w:name="heading 3" w:uiPriority="9" w:semiHidden="1" w:unhideWhenUsed="1" w:qFormat="1"/>
+    <w:lsdException w:name="heading 4" w:uiPriority="9" w:semiHidden="1" w:unhideWhenUsed="1" w:qFormat="1"/>
+    <w:lsdException w:name="heading 5" w:uiPriority="9" w:semiHidden="1" w:unhideWhenUsed="1" w:qFormat="1"/>
+    <w:lsdException w:name="heading 6" w:uiPriority="9" w:semiHidden="1" w:unhideWhenUsed="1" w:qFormat="1"/>
+    <w:lsdException w:name="heading 7" w:uiPriority="9" w:semiHidden="1" w:unhideWhenUsed="1" w:qFormat="1"/>
+    <w:lsdException w:name="heading 8" w:uiPriority="9" w:semiHidden="1" w:unhideWhenUsed="1" w:qFormat="1"/>
+    <w:lsdException w:name="heading 9" w:uiPriority="9" w:semiHidden="1" w:unhideWhenUsed="1" w:qFormat="1"/>
     <w:lsdException w:name="index 1" w:semiHidden="1" w:unhideWhenUsed="1"/>
     <w:lsdException w:name="index 2" w:semiHidden="1" w:unhideWhenUsed="1"/>
     <w:lsdException w:name="index 3" w:semiHidden="1" w:unhideWhenUsed="1"/>
@@ -1799,22 +1615,22 @@
     <w:lsdException w:name="index 7" w:semiHidden="1" w:unhideWhenUsed="1"/>
     <w:lsdException w:name="index 8" w:semiHidden="1" w:unhideWhenUsed="1"/>
     <w:lsdException w:name="index 9" w:semiHidden="1" w:unhideWhenUsed="1"/>
-    <w:lsdException w:name="toc 1" w:semiHidden="1" w:uiPriority="39" w:unhideWhenUsed="1"/>
-    <w:lsdException w:name="toc 2" w:semiHidden="1" w:uiPriority="39" w:unhideWhenUsed="1"/>
-    <w:lsdException w:name="toc 3" w:semiHidden="1" w:uiPriority="39" w:unhideWhenUsed="1"/>
-    <w:lsdException w:name="toc 4" w:semiHidden="1" w:uiPriority="39" w:unhideWhenUsed="1"/>
-    <w:lsdException w:name="toc 5" w:semiHidden="1" w:uiPriority="39" w:unhideWhenUsed="1"/>
-    <w:lsdException w:name="toc 6" w:semiHidden="1" w:uiPriority="39" w:unhideWhenUsed="1"/>
-    <w:lsdException w:name="toc 7" w:semiHidden="1" w:uiPriority="39" w:unhideWhenUsed="1"/>
-    <w:lsdException w:name="toc 8" w:semiHidden="1" w:uiPriority="39" w:unhideWhenUsed="1"/>
-    <w:lsdException w:name="toc 9" w:semiHidden="1" w:uiPriority="39" w:unhideWhenUsed="1"/>
+    <w:lsdException w:name="toc 1" w:uiPriority="39" w:semiHidden="1" w:unhideWhenUsed="1"/>
+    <w:lsdException w:name="toc 2" w:uiPriority="39" w:semiHidden="1" w:unhideWhenUsed="1"/>
+    <w:lsdException w:name="toc 3" w:uiPriority="39" w:semiHidden="1" w:unhideWhenUsed="1"/>
+    <w:lsdException w:name="toc 4" w:uiPriority="39" w:semiHidden="1" w:unhideWhenUsed="1"/>
+    <w:lsdException w:name="toc 5" w:uiPriority="39" w:semiHidden="1" w:unhideWhenUsed="1"/>
+    <w:lsdException w:name="toc 6" w:uiPriority="39" w:semiHidden="1" w:unhideWhenUsed="1"/>
+    <w:lsdException w:name="toc 7" w:uiPriority="39" w:semiHidden="1" w:unhideWhenUsed="1"/>
+    <w:lsdException w:name="toc 8" w:uiPriority="39" w:semiHidden="1" w:unhideWhenUsed="1"/>
+    <w:lsdException w:name="toc 9" w:uiPriority="39" w:semiHidden="1" w:unhideWhenUsed="1"/>
     <w:lsdException w:name="Normal Indent" w:semiHidden="1" w:unhideWhenUsed="1"/>
     <w:lsdException w:name="footnote text" w:semiHidden="1" w:unhideWhenUsed="1"/>
     <w:lsdException w:name="annotation text" w:semiHidden="1" w:unhideWhenUsed="1"/>
     <w:lsdException w:name="header" w:semiHidden="1" w:unhideWhenUsed="1"/>
     <w:lsdException w:name="footer" w:semiHidden="1" w:unhideWhenUsed="1"/>
     <w:lsdException w:name="index heading" w:semiHidden="1" w:unhideWhenUsed="1"/>
-    <w:lsdException w:name="caption" w:semiHidden="1" w:uiPriority="35" w:unhideWhenUsed="1" w:qFormat="1"/>
+    <w:lsdException w:name="caption" w:uiPriority="35" w:semiHidden="1" w:unhideWhenUsed="1" w:qFormat="1"/>
     <w:lsdException w:name="table of figures" w:semiHidden="1" w:unhideWhenUsed="1"/>
     <w:lsdException w:name="envelope address" w:semiHidden="1" w:unhideWhenUsed="1"/>
     <w:lsdException w:name="envelope return" w:semiHidden="1" w:unhideWhenUsed="1"/>
@@ -1845,7 +1661,7 @@
     <w:lsdException w:name="Title" w:uiPriority="10" w:qFormat="1"/>
     <w:lsdException w:name="Closing" w:semiHidden="1" w:unhideWhenUsed="1"/>
     <w:lsdException w:name="Signature" w:semiHidden="1" w:unhideWhenUsed="1"/>
-    <w:lsdException w:name="Default Paragraph Font" w:semiHidden="1" w:uiPriority="1" w:unhideWhenUsed="1"/>
+    <w:lsdException w:name="Default Paragraph Font" w:uiPriority="1" w:semiHidden="1" w:unhideWhenUsed="1"/>
     <w:lsdException w:name="Body Text" w:semiHidden="1" w:unhideWhenUsed="1"/>
     <w:lsdException w:name="Body Text Indent" w:semiHidden="1" w:unhideWhenUsed="1"/>
     <w:lsdException w:name="List Continue" w:semiHidden="1" w:unhideWhenUsed="1"/>
@@ -2045,8 +1861,8 @@
     <w:lsdException w:name="Subtle Reference" w:uiPriority="31" w:qFormat="1"/>
     <w:lsdException w:name="Intense Reference" w:uiPriority="32" w:qFormat="1"/>
     <w:lsdException w:name="Book Title" w:uiPriority="33" w:qFormat="1"/>
-    <w:lsdException w:name="Bibliography" w:semiHidden="1" w:uiPriority="37" w:unhideWhenUsed="1"/>
-    <w:lsdException w:name="TOC Heading" w:semiHidden="1" w:uiPriority="39" w:unhideWhenUsed="1" w:qFormat="1"/>
+    <w:lsdException w:name="Bibliography" w:uiPriority="37" w:semiHidden="1" w:unhideWhenUsed="1"/>
+    <w:lsdException w:name="TOC Heading" w:uiPriority="39" w:semiHidden="1" w:unhideWhenUsed="1" w:qFormat="1"/>
     <w:lsdException w:name="Plain Table 1" w:uiPriority="41"/>
     <w:lsdException w:name="Plain Table 2" w:uiPriority="42"/>
     <w:lsdException w:name="Plain Table 3" w:uiPriority="43"/>
@@ -2157,44 +1973,140 @@
     <w:lsdException w:name="Unresolved Mention" w:semiHidden="1" w:unhideWhenUsed="1"/>
     <w:lsdException w:name="Smart Link" w:semiHidden="1" w:unhideWhenUsed="1"/>
   </w:latentStyles>
-  <w:style w:type="paragraph" w:default="1" w:styleId="Normal">
+  <w:style w:type="paragraph" w:styleId="Normal" w:default="1">
     <w:name w:val="Normal"/>
     <w:qFormat/>
-    <w:rsid w:val="00D65738"/>
+    <w:rsid w:val="00d65738"/>
     <w:pPr>
-      <w:spacing w:after="0" w:line="481" w:lineRule="auto"/>
+      <w:widowControl/>
+      <w:suppressAutoHyphens w:val="true"/>
+      <w:bidi w:val="0"/>
+      <w:spacing w:lineRule="auto" w:line="480" w:before="0" w:after="0"/>
       <w:jc w:val="both"/>
     </w:pPr>
     <w:rPr>
-      <w:rFonts w:ascii="Arial" w:eastAsia="Arial" w:hAnsi="Arial" w:cs="Arial"/>
+      <w:rFonts w:ascii="Arial" w:hAnsi="Arial" w:eastAsia="Arial" w:cs="Arial"/>
       <w:color w:val="000000"/>
+      <w:kern w:val="2"/>
+      <w:sz w:val="24"/>
+      <w:szCs w:val="24"/>
+      <w:lang w:val="pt-BR" w:eastAsia="pt-BR" w:bidi="ar-SA"/>
     </w:rPr>
   </w:style>
-  <w:style w:type="paragraph" w:styleId="Ttulo1">
-    <w:name w:val="heading 1"/>
+  <w:style w:type="paragraph" w:styleId="Heading1">
+    <w:name w:val="Heading 1"/>
     <w:next w:val="Normal"/>
     <w:link w:val="Ttulo1Char"/>
     <w:uiPriority w:val="9"/>
     <w:qFormat/>
     <w:pPr>
-      <w:keepNext/>
+      <w:keepNext w:val="true"/>
       <w:keepLines/>
-      <w:spacing w:after="0" w:line="259" w:lineRule="auto"/>
+      <w:widowControl/>
+      <w:suppressAutoHyphens w:val="true"/>
+      <w:bidi w:val="0"/>
+      <w:spacing w:lineRule="auto" w:line="259" w:before="0" w:after="0"/>
       <w:ind w:right="2"/>
       <w:jc w:val="center"/>
       <w:outlineLvl w:val="0"/>
     </w:pPr>
     <w:rPr>
-      <w:rFonts w:ascii="Arial" w:eastAsia="Arial" w:hAnsi="Arial" w:cs="Arial"/>
+      <w:rFonts w:ascii="Arial" w:hAnsi="Arial" w:eastAsia="Arial" w:cs="Arial"/>
+      <w:color w:val="000000"/>
+      <w:kern w:val="2"/>
+      <w:sz w:val="22"/>
+      <w:szCs w:val="24"/>
+      <w:lang w:val="pt-BR" w:eastAsia="pt-BR" w:bidi="ar-SA"/>
+    </w:rPr>
+  </w:style>
+  <w:style w:type="character" w:styleId="DefaultParagraphFont" w:default="1">
+    <w:name w:val="Default Paragraph Font"/>
+    <w:uiPriority w:val="1"/>
+    <w:semiHidden/>
+    <w:unhideWhenUsed/>
+    <w:qFormat/>
+    <w:rPr/>
+  </w:style>
+  <w:style w:type="character" w:styleId="Ttulo1Char" w:customStyle="1">
+    <w:name w:val="Título 1 Char"/>
+    <w:qFormat/>
+    <w:rPr>
+      <w:rFonts w:ascii="Arial" w:hAnsi="Arial" w:eastAsia="Arial" w:cs="Arial"/>
       <w:color w:val="000000"/>
       <w:sz w:val="22"/>
     </w:rPr>
   </w:style>
-  <w:style w:type="character" w:default="1" w:styleId="Fontepargpadro">
-    <w:name w:val="Default Paragraph Font"/>
-    <w:uiPriority w:val="1"/>
+  <w:style w:type="paragraph" w:styleId="Ttulo">
+    <w:name w:val="Título"/>
+    <w:basedOn w:val="Normal"/>
+    <w:next w:val="BodyText"/>
+    <w:qFormat/>
+    <w:pPr>
+      <w:keepNext w:val="true"/>
+      <w:spacing w:before="240" w:after="120"/>
+    </w:pPr>
+    <w:rPr>
+      <w:rFonts w:ascii="Liberation Sans" w:hAnsi="Liberation Sans" w:eastAsia="Noto Sans CJK SC" w:cs="Noto Sans Devanagari"/>
+      <w:sz w:val="28"/>
+      <w:szCs w:val="28"/>
+    </w:rPr>
+  </w:style>
+  <w:style w:type="paragraph" w:styleId="BodyText">
+    <w:name w:val="Body Text"/>
+    <w:basedOn w:val="Normal"/>
+    <w:pPr>
+      <w:spacing w:lineRule="auto" w:line="276" w:before="0" w:after="140"/>
+    </w:pPr>
+    <w:rPr/>
+  </w:style>
+  <w:style w:type="paragraph" w:styleId="List">
+    <w:name w:val="List"/>
+    <w:basedOn w:val="BodyText"/>
+    <w:pPr/>
+    <w:rPr>
+      <w:rFonts w:cs="Noto Sans Devanagari"/>
+    </w:rPr>
+  </w:style>
+  <w:style w:type="paragraph" w:styleId="Caption">
+    <w:name w:val="Caption"/>
+    <w:basedOn w:val="Normal"/>
+    <w:qFormat/>
+    <w:pPr>
+      <w:suppressLineNumbers/>
+      <w:spacing w:before="120" w:after="120"/>
+    </w:pPr>
+    <w:rPr>
+      <w:rFonts w:cs="Noto Sans Devanagari"/>
+      <w:i/>
+      <w:iCs/>
+      <w:sz w:val="24"/>
+      <w:szCs w:val="24"/>
+    </w:rPr>
+  </w:style>
+  <w:style w:type="paragraph" w:styleId="ndice">
+    <w:name w:val="Índice"/>
+    <w:basedOn w:val="Normal"/>
+    <w:qFormat/>
+    <w:pPr>
+      <w:suppressLineNumbers/>
+    </w:pPr>
+    <w:rPr>
+      <w:rFonts w:cs="Noto Sans Devanagari"/>
+    </w:rPr>
+  </w:style>
+  <w:style w:type="paragraph" w:styleId="Contedodoquadro">
+    <w:name w:val="Conteúdo do quadro"/>
+    <w:basedOn w:val="Normal"/>
+    <w:qFormat/>
+    <w:pPr/>
+    <w:rPr/>
+  </w:style>
+  <w:style w:type="numbering" w:styleId="Semlista" w:default="1">
+    <w:name w:val="Sem lista"/>
+    <w:uiPriority w:val="99"/>
     <w:semiHidden/>
     <w:unhideWhenUsed/>
+    <w:qFormat/>
   </w:style>
   <w:style w:type="table" w:default="1" w:styleId="Tabelanormal">
     <w:name w:val="Normal Table"/>
@@ -2202,7 +2114,6 @@
     <w:semiHidden/>
     <w:unhideWhenUsed/>
     <w:tblPr>
-      <w:tblInd w:w="0" w:type="dxa"/>
       <w:tblCellMar>
         <w:top w:w="0" w:type="dxa"/>
         <w:left w:w="108" w:type="dxa"/>
@@ -2211,214 +2122,101 @@
       </w:tblCellMar>
     </w:tblPr>
   </w:style>
-  <w:style w:type="numbering" w:default="1" w:styleId="Semlista">
-    <w:name w:val="No List"/>
-    <w:uiPriority w:val="99"/>
-    <w:semiHidden/>
-    <w:unhideWhenUsed/>
-  </w:style>
-  <w:style w:type="character" w:customStyle="1" w:styleId="Ttulo1Char">
-    <w:name w:val="Título 1 Char"/>
-    <w:link w:val="Ttulo1"/>
-    <w:rPr>
-      <w:rFonts w:ascii="Arial" w:eastAsia="Arial" w:hAnsi="Arial" w:cs="Arial"/>
-      <w:color w:val="000000"/>
-      <w:sz w:val="22"/>
-    </w:rPr>
-  </w:style>
 </w:styles>
 </file>
 
 <file path=word/theme/theme1.xml><?xml version="1.0" encoding="utf-8"?>
-<a:theme xmlns:a="http://schemas.openxmlformats.org/drawingml/2006/main" name="Tema do Office">
+<a:theme xmlns:a="http://schemas.openxmlformats.org/drawingml/2006/main" xmlns:r="http://schemas.openxmlformats.org/officeDocument/2006/relationships" name="Tema do Office">
   <a:themeElements>
     <a:clrScheme name="Office">
       <a:dk1>
-        <a:sysClr val="windowText" lastClr="000000"/>
+        <a:srgbClr val="000000"/>
       </a:dk1>
       <a:lt1>
-        <a:sysClr val="window" lastClr="FFFFFF"/>
+        <a:srgbClr val="ffffff"/>
       </a:lt1>
       <a:dk2>
-        <a:srgbClr val="44546A"/>
+        <a:srgbClr val="44546a"/>
       </a:dk2>
       <a:lt2>
-        <a:srgbClr val="E7E6E6"/>
+        <a:srgbClr val="e7e6e6"/>
       </a:lt2>
       <a:accent1>
-        <a:srgbClr val="4472C4"/>
+        <a:srgbClr val="4472c4"/>
       </a:accent1>
       <a:accent2>
-        <a:srgbClr val="ED7D31"/>
+        <a:srgbClr val="ed7d31"/>
       </a:accent2>
       <a:accent3>
-        <a:srgbClr val="A5A5A5"/>
+        <a:srgbClr val="a5a5a5"/>
       </a:accent3>
       <a:accent4>
-        <a:srgbClr val="FFC000"/>
+        <a:srgbClr val="ffc000"/>
       </a:accent4>
       <a:accent5>
-        <a:srgbClr val="5B9BD5"/>
+        <a:srgbClr val="5b9bd5"/>
       </a:accent5>
       <a:accent6>
-        <a:srgbClr val="70AD47"/>
+        <a:srgbClr val="70ad47"/>
       </a:accent6>
       <a:hlink>
-        <a:srgbClr val="0563C1"/>
+        <a:srgbClr val="0563c1"/>
       </a:hlink>
       <a:folHlink>
-        <a:srgbClr val="954F72"/>
+        <a:srgbClr val="954f72"/>
       </a:folHlink>
     </a:clrScheme>
     <a:fontScheme name="Office">
       <a:majorFont>
-        <a:latin typeface="Calibri Light" panose="020F0302020204030204"/>
+        <a:latin typeface="Calibri Light" panose="020F0302020204030204" pitchFamily="0" charset="1"/>
         <a:ea typeface=""/>
         <a:cs typeface=""/>
-        <a:font script="Jpan" typeface="游ゴシック Light"/>
-        <a:font script="Hang" typeface="맑은 고딕"/>
-        <a:font script="Hans" typeface="等线 Light"/>
-        <a:font script="Hant" typeface="新細明體"/>
-        <a:font script="Arab" typeface="Times New Roman"/>
-        <a:font script="Hebr" typeface="Times New Roman"/>
-        <a:font script="Thai" typeface="Angsana New"/>
-        <a:font script="Ethi" typeface="Nyala"/>
-        <a:font script="Beng" typeface="Vrinda"/>
-        <a:font script="Gujr" typeface="Shruti"/>
-        <a:font script="Khmr" typeface="MoolBoran"/>
-        <a:font script="Knda" typeface="Tunga"/>
-        <a:font script="Guru" typeface="Raavi"/>
-        <a:font script="Cans" typeface="Euphemia"/>
-        <a:font script="Cher" typeface="Plantagenet Cherokee"/>
-        <a:font script="Yiii" typeface="Microsoft Yi Baiti"/>
-        <a:font script="Tibt" typeface="Microsoft Himalaya"/>
-        <a:font script="Thaa" typeface="MV Boli"/>
-        <a:font script="Deva" typeface="Mangal"/>
-        <a:font script="Telu" typeface="Gautami"/>
-        <a:font script="Taml" typeface="Latha"/>
-        <a:font script="Syrc" typeface="Estrangelo Edessa"/>
-        <a:font script="Orya" typeface="Kalinga"/>
-        <a:font script="Mlym" typeface="Kartika"/>
-        <a:font script="Laoo" typeface="DokChampa"/>
-        <a:font script="Sinh" typeface="Iskoola Pota"/>
-        <a:font script="Mong" typeface="Mongolian Baiti"/>
-        <a:font script="Viet" typeface="Times New Roman"/>
-        <a:font script="Uigh" typeface="Microsoft Uighur"/>
-        <a:font script="Geor" typeface="Sylfaen"/>
-        <a:font script="Armn" typeface="Arial"/>
-        <a:font script="Bugi" typeface="Leelawadee UI"/>
-        <a:font script="Bopo" typeface="Microsoft JhengHei"/>
-        <a:font script="Java" typeface="Javanese Text"/>
-        <a:font script="Lisu" typeface="Segoe UI"/>
-        <a:font script="Mymr" typeface="Myanmar Text"/>
-        <a:font script="Nkoo" typeface="Ebrima"/>
-        <a:font script="Olck" typeface="Nirmala UI"/>
-        <a:font script="Osma" typeface="Ebrima"/>
-        <a:font script="Phag" typeface="Phagspa"/>
-        <a:font script="Syrn" typeface="Estrangelo Edessa"/>
-        <a:font script="Syrj" typeface="Estrangelo Edessa"/>
-        <a:font script="Syre" typeface="Estrangelo Edessa"/>
-        <a:font script="Sora" typeface="Nirmala UI"/>
-        <a:font script="Tale" typeface="Microsoft Tai Le"/>
-        <a:font script="Talu" typeface="Microsoft New Tai Lue"/>
-        <a:font script="Tfng" typeface="Ebrima"/>
       </a:majorFont>
       <a:minorFont>
-        <a:latin typeface="Calibri" panose="020F0502020204030204"/>
+        <a:latin typeface="Calibri" panose="020F0502020204030204" pitchFamily="0" charset="1"/>
         <a:ea typeface=""/>
         <a:cs typeface=""/>
-        <a:font script="Jpan" typeface="游明朝"/>
-        <a:font script="Hang" typeface="맑은 고딕"/>
-        <a:font script="Hans" typeface="等线"/>
-        <a:font script="Hant" typeface="新細明體"/>
-        <a:font script="Arab" typeface="Arial"/>
-        <a:font script="Hebr" typeface="Arial"/>
-        <a:font script="Thai" typeface="Cordia New"/>
-        <a:font script="Ethi" typeface="Nyala"/>
-        <a:font script="Beng" typeface="Vrinda"/>
-        <a:font script="Gujr" typeface="Shruti"/>
-        <a:font script="Khmr" typeface="DaunPenh"/>
-        <a:font script="Knda" typeface="Tunga"/>
-        <a:font script="Guru" typeface="Raavi"/>
-        <a:font script="Cans" typeface="Euphemia"/>
-        <a:font script="Cher" typeface="Plantagenet Cherokee"/>
-        <a:font script="Yiii" typeface="Microsoft Yi Baiti"/>
-        <a:font script="Tibt" typeface="Microsoft Himalaya"/>
-        <a:font script="Thaa" typeface="MV Boli"/>
-        <a:font script="Deva" typeface="Mangal"/>
-        <a:font script="Telu" typeface="Gautami"/>
-        <a:font script="Taml" typeface="Latha"/>
-        <a:font script="Syrc" typeface="Estrangelo Edessa"/>
-        <a:font script="Orya" typeface="Kalinga"/>
-        <a:font script="Mlym" typeface="Kartika"/>
-        <a:font script="Laoo" typeface="DokChampa"/>
-        <a:font script="Sinh" typeface="Iskoola Pota"/>
-        <a:font script="Mong" typeface="Mongolian Baiti"/>
-        <a:font script="Viet" typeface="Arial"/>
-        <a:font script="Uigh" typeface="Microsoft Uighur"/>
-        <a:font script="Geor" typeface="Sylfaen"/>
-        <a:font script="Armn" typeface="Arial"/>
-        <a:font script="Bugi" typeface="Leelawadee UI"/>
-        <a:font script="Bopo" typeface="Microsoft JhengHei"/>
-        <a:font script="Java" typeface="Javanese Text"/>
-        <a:font script="Lisu" typeface="Segoe UI"/>
-        <a:font script="Mymr" typeface="Myanmar Text"/>
-        <a:font script="Nkoo" typeface="Ebrima"/>
-        <a:font script="Olck" typeface="Nirmala UI"/>
-        <a:font script="Osma" typeface="Ebrima"/>
-        <a:font script="Phag" typeface="Phagspa"/>
-        <a:font script="Syrn" typeface="Estrangelo Edessa"/>
-        <a:font script="Syrj" typeface="Estrangelo Edessa"/>
-        <a:font script="Syre" typeface="Estrangelo Edessa"/>
-        <a:font script="Sora" typeface="Nirmala UI"/>
-        <a:font script="Tale" typeface="Microsoft Tai Le"/>
-        <a:font script="Talu" typeface="Microsoft New Tai Lue"/>
-        <a:font script="Tfng" typeface="Ebrima"/>
       </a:minorFont>
     </a:fontScheme>
-    <a:fmtScheme name="Office">
+    <a:fmtScheme>
       <a:fillStyleLst>
         <a:solidFill>
           <a:schemeClr val="phClr"/>
         </a:solidFill>
-        <a:gradFill rotWithShape="1">
+        <a:gradFill>
           <a:gsLst>
             <a:gs pos="0">
               <a:schemeClr val="phClr">
                 <a:lumMod val="110000"/>
-                <a:satMod val="105000"/>
                 <a:tint val="67000"/>
               </a:schemeClr>
             </a:gs>
             <a:gs pos="50000">
               <a:schemeClr val="phClr">
                 <a:lumMod val="105000"/>
-                <a:satMod val="103000"/>
                 <a:tint val="73000"/>
               </a:schemeClr>
             </a:gs>
             <a:gs pos="100000">
               <a:schemeClr val="phClr">
                 <a:lumMod val="105000"/>
-                <a:satMod val="109000"/>
                 <a:tint val="81000"/>
               </a:schemeClr>
             </a:gs>
           </a:gsLst>
           <a:lin ang="5400000" scaled="0"/>
+          <a:tileRect l="0" t="0" r="0" b="0"/>
         </a:gradFill>
-        <a:gradFill rotWithShape="1">
+        <a:gradFill>
           <a:gsLst>
             <a:gs pos="0">
               <a:schemeClr val="phClr">
-                <a:satMod val="103000"/>
                 <a:lumMod val="102000"/>
                 <a:tint val="94000"/>
               </a:schemeClr>
             </a:gs>
             <a:gs pos="50000">
               <a:schemeClr val="phClr">
-                <a:satMod val="110000"/>
                 <a:lumMod val="100000"/>
                 <a:shade val="100000"/>
               </a:schemeClr>
@@ -2426,33 +2224,24 @@
             <a:gs pos="100000">
               <a:schemeClr val="phClr">
                 <a:lumMod val="99000"/>
-                <a:satMod val="120000"/>
                 <a:shade val="78000"/>
               </a:schemeClr>
             </a:gs>
           </a:gsLst>
           <a:lin ang="5400000" scaled="0"/>
+          <a:tileRect l="0" t="0" r="0" b="0"/>
         </a:gradFill>
       </a:fillStyleLst>
       <a:lnStyleLst>
         <a:ln w="6350" cap="flat" cmpd="sng" algn="ctr">
-          <a:solidFill>
-            <a:schemeClr val="phClr"/>
-          </a:solidFill>
           <a:prstDash val="solid"/>
           <a:miter lim="800000"/>
         </a:ln>
         <a:ln w="12700" cap="flat" cmpd="sng" algn="ctr">
-          <a:solidFill>
-            <a:schemeClr val="phClr"/>
-          </a:solidFill>
           <a:prstDash val="solid"/>
           <a:miter lim="800000"/>
         </a:ln>
         <a:ln w="19050" cap="flat" cmpd="sng" algn="ctr">
-          <a:solidFill>
-            <a:schemeClr val="phClr"/>
-          </a:solidFill>
           <a:prstDash val="solid"/>
           <a:miter lim="800000"/>
         </a:ln>
@@ -2465,13 +2254,7 @@
           <a:effectLst/>
         </a:effectStyle>
         <a:effectStyle>
-          <a:effectLst>
-            <a:outerShdw blurRad="57150" dist="19050" dir="5400000" algn="ctr" rotWithShape="0">
-              <a:srgbClr val="000000">
-                <a:alpha val="63000"/>
-              </a:srgbClr>
-            </a:outerShdw>
-          </a:effectLst>
+          <a:effectLst/>
         </a:effectStyle>
       </a:effectStyleLst>
       <a:bgFillStyleLst>
@@ -2481,15 +2264,13 @@
         <a:solidFill>
           <a:schemeClr val="phClr">
             <a:tint val="95000"/>
-            <a:satMod val="170000"/>
           </a:schemeClr>
         </a:solidFill>
-        <a:gradFill rotWithShape="1">
+        <a:gradFill>
           <a:gsLst>
             <a:gs pos="0">
               <a:schemeClr val="phClr">
                 <a:tint val="93000"/>
-                <a:satMod val="150000"/>
                 <a:shade val="98000"/>
                 <a:lumMod val="102000"/>
               </a:schemeClr>
@@ -2497,7 +2278,6 @@
             <a:gs pos="50000">
               <a:schemeClr val="phClr">
                 <a:tint val="98000"/>
-                <a:satMod val="130000"/>
                 <a:shade val="90000"/>
                 <a:lumMod val="103000"/>
               </a:schemeClr>
@@ -2505,21 +2285,14 @@
             <a:gs pos="100000">
               <a:schemeClr val="phClr">
                 <a:shade val="63000"/>
-                <a:satMod val="120000"/>
               </a:schemeClr>
             </a:gs>
           </a:gsLst>
           <a:lin ang="5400000" scaled="0"/>
+          <a:tileRect l="0" t="0" r="0" b="0"/>
         </a:gradFill>
       </a:bgFillStyleLst>
     </a:fmtScheme>
   </a:themeElements>
-  <a:objectDefaults/>
-  <a:extraClrSchemeLst/>
-  <a:extLst>
-    <a:ext uri="{05A4C25C-085E-4340-85A3-A5531E510DB2}">
-      <thm15:themeFamily xmlns:thm15="http://schemas.microsoft.com/office/thememl/2012/main" name="Office Theme" id="{62F939B6-93AF-4DB8-9C6B-D6C7DFDC589F}" vid="{4A3C46E8-61CC-4603-A589-7422A47A8E4A}"/>
-    </a:ext>
-  </a:extLst>
 </a:theme>
 </file>
--- a/resources/templates/residencia_propria_new.docx
+++ b/resources/templates/residencia_propria_new.docx
@@ -345,15 +345,7 @@
                             </w:pPr>
                             <w:r>
                               <w:rPr/>
-                              <w:t>${RG_ISSUE</w:t>
-                            </w:r>
-                            <w:r>
-                              <w:rPr/>
-                              <w:t>${RG_ISSUER</w:t>
-                            </w:r>
-                            <w:r>
-                              <w:rPr/>
-                              <w:t>}</w:t>
+                              <w:t>${RG_ISSUER}</w:t>
                             </w:r>
                           </w:p>
                         </w:txbxContent>
@@ -382,15 +374,7 @@
                       </w:pPr>
                       <w:r>
                         <w:rPr/>
-                        <w:t>${RG_ISSUE</w:t>
-                      </w:r>
-                      <w:r>
-                        <w:rPr/>
-                        <w:t>${RG_ISSUER</w:t>
-                      </w:r>
-                      <w:r>
-                        <w:rPr/>
-                        <w:t>}</w:t>
+                        <w:t>${RG_ISSUER}</w:t>
                       </w:r>
                     </w:p>
                   </w:txbxContent>

--- a/resources/templates/residencia_propria_new.docx
+++ b/resources/templates/residencia_propria_new.docx
@@ -1,12 +1,12 @@
 
 <file path=word/document.xml><?xml version="1.0" encoding="utf-8"?>
-<w:document xmlns:o="urn:schemas-microsoft-com:office:office" xmlns:r="http://schemas.openxmlformats.org/officeDocument/2006/relationships" xmlns:v="urn:schemas-microsoft-com:vml" xmlns:w="http://schemas.openxmlformats.org/wordprocessingml/2006/main" xmlns:w10="urn:schemas-microsoft-com:office:word" xmlns:wp="http://schemas.openxmlformats.org/drawingml/2006/wordprocessingDrawing" xmlns:wps="http://schemas.microsoft.com/office/word/2010/wordprocessingShape" xmlns:wpg="http://schemas.microsoft.com/office/word/2010/wordprocessingGroup" xmlns:mc="http://schemas.openxmlformats.org/markup-compatibility/2006" xmlns:wp14="http://schemas.microsoft.com/office/word/2010/wordprocessingDrawing" xmlns:w14="http://schemas.microsoft.com/office/word/2010/wordml" xmlns:w15="http://schemas.microsoft.com/office/word/2012/wordml" mc:Ignorable="w14 wp14 w15">
+<w:document xmlns:o="urn:schemas-microsoft-com:office:office" xmlns:r="http://schemas.openxmlformats.org/officeDocument/2006/relationships" xmlns:v="urn:schemas-microsoft-com:vml" xmlns:w="http://schemas.openxmlformats.org/wordprocessingml/2006/main" xmlns:w10="urn:schemas-microsoft-com:office:word" xmlns:wp="http://schemas.openxmlformats.org/drawingml/2006/wordprocessingDrawing" xmlns:pic="http://schemas.openxmlformats.org/drawingml/2006/picture" xmlns:wps="http://schemas.microsoft.com/office/word/2010/wordprocessingShape" xmlns:wpg="http://schemas.microsoft.com/office/word/2010/wordprocessingGroup" xmlns:mc="http://schemas.openxmlformats.org/markup-compatibility/2006" xmlns:wp14="http://schemas.microsoft.com/office/word/2010/wordprocessingDrawing" xmlns:w14="http://schemas.microsoft.com/office/word/2010/wordml" xmlns:w15="http://schemas.microsoft.com/office/word/2012/wordml" mc:Ignorable="w14 wp14 w15">
   <w:body>
     <w:p>
       <w:pPr>
         <w:pStyle w:val="Normal"/>
         <w:spacing w:lineRule="auto" w:line="259" w:before="0" w:after="88"/>
-        <w:ind w:right="55"/>
+        <w:ind w:end="55"/>
         <w:jc w:val="center"/>
         <w:rPr/>
       </w:pPr>
@@ -23,33 +23,21 @@
       <w:pPr>
         <w:pStyle w:val="Normal"/>
         <w:spacing w:lineRule="auto" w:line="259" w:before="0" w:after="355"/>
-        <w:ind w:left="11"/>
+        <w:ind w:start="11"/>
         <w:jc w:val="center"/>
-        <w:rPr/>
-      </w:pPr>
-      <w:r>
-        <w:rPr>
-          <w:sz w:val="6"/>
-        </w:rPr>
-        <w:t xml:space="preserve"> </w:t>
-      </w:r>
-    </w:p>
-    <w:p>
-      <w:pPr>
-        <w:pStyle w:val="Normal"/>
         <w:rPr/>
       </w:pPr>
       <w:r>
         <mc:AlternateContent>
           <mc:Choice Requires="wps">
             <w:drawing>
-              <wp:anchor behindDoc="0" distT="0" distB="0" distL="0" distR="0" simplePos="0" locked="0" layoutInCell="1" allowOverlap="1" relativeHeight="2" wp14:anchorId="16F6CF6A">
+              <wp:anchor distT="0" distB="0" distL="0" distR="0" simplePos="0" relativeHeight="2" behindDoc="0" locked="0" layoutInCell="1" allowOverlap="1" wp14:anchorId="16F6CF6A">
                 <wp:simplePos x="0" y="0"/>
                 <wp:positionH relativeFrom="column">
                   <wp:posOffset>340360</wp:posOffset>
                 </wp:positionH>
                 <wp:positionV relativeFrom="paragraph">
-                  <wp:posOffset>-21590</wp:posOffset>
+                  <wp:posOffset>365125</wp:posOffset>
                 </wp:positionV>
                 <wp:extent cx="4675505" cy="270510"/>
                 <wp:effectExtent l="0" t="0" r="0" b="0"/>
@@ -82,7 +70,7 @@
                         <w:txbxContent>
                           <w:p>
                             <w:pPr>
-                              <w:pStyle w:val="Contedodoquadro"/>
+                              <w:pStyle w:val="Contedodoquadrouser"/>
                               <w:rPr/>
                             </w:pPr>
                             <w:r>
@@ -104,14 +92,14 @@
           </mc:Choice>
           <mc:Fallback>
             <w:pict>
-              <v:rect id="shape_0" ID="Caixa de Texto 1" path="m0,0l-2147483645,0l-2147483645,-2147483646l0,-2147483646xe" stroked="f" o:allowincell="f" style="position:absolute;margin-left:26.8pt;margin-top:-1.7pt;width:368.1pt;height:21.25pt;mso-wrap-style:square;v-text-anchor:top" wp14:anchorId="16F6CF6A">
+              <v:rect id="shape_0" stroked="f" o:allowincell="f" style="position:absolute;margin-left:26.8pt;margin-top:28.75pt;width:368.1pt;height:21.25pt;mso-wrap-style:square;v-text-anchor:top" wp14:anchorId="16F6CF6A">
                 <v:fill o:detectmouseclick="t" on="false"/>
                 <v:stroke color="#3465a4" joinstyle="round" endcap="flat"/>
                 <v:textbox>
                   <w:txbxContent>
                     <w:p>
                       <w:pPr>
-                        <w:pStyle w:val="Contedodoquadro"/>
+                        <w:pStyle w:val="Contedodoquadrouser"/>
                         <w:rPr/>
                       </w:pPr>
                       <w:r>
@@ -126,10 +114,24 @@
             </w:pict>
           </mc:Fallback>
         </mc:AlternateContent>
+      </w:r>
+      <w:r>
+        <w:rPr>
+          <w:sz w:val="6"/>
+        </w:rPr>
+        <w:t xml:space="preserve"> </w:t>
+      </w:r>
+    </w:p>
+    <w:p>
+      <w:pPr>
+        <w:pStyle w:val="Normal"/>
+        <w:rPr/>
+      </w:pPr>
+      <w:r>
         <mc:AlternateContent>
           <mc:Choice Requires="wps">
             <w:drawing>
-              <wp:anchor behindDoc="0" distT="0" distB="0" distL="0" distR="0" simplePos="0" locked="0" layoutInCell="1" allowOverlap="1" relativeHeight="4" wp14:anchorId="0A09468B">
+              <wp:anchor distT="0" distB="0" distL="0" distR="0" simplePos="0" relativeHeight="4" behindDoc="0" locked="0" layoutInCell="1" allowOverlap="1" wp14:anchorId="0A09468B">
                 <wp:simplePos x="0" y="0"/>
                 <wp:positionH relativeFrom="column">
                   <wp:posOffset>1039495</wp:posOffset>
@@ -168,7 +170,7 @@
                         <w:txbxContent>
                           <w:p>
                             <w:pPr>
-                              <w:pStyle w:val="Contedodoquadro"/>
+                              <w:pStyle w:val="Contedodoquadrouser"/>
                               <w:rPr/>
                             </w:pPr>
                             <w:r>
@@ -190,14 +192,14 @@
           </mc:Choice>
           <mc:Fallback>
             <w:pict>
-              <v:rect id="shape_0" ID="Caixa de Texto 2" path="m0,0l-2147483645,0l-2147483645,-2147483646l0,-2147483646xe" stroked="f" o:allowincell="f" style="position:absolute;margin-left:81.85pt;margin-top:23.85pt;width:105.25pt;height:21.7pt;mso-wrap-style:square;v-text-anchor:top" wp14:anchorId="0A09468B">
+              <v:rect id="shape_0" stroked="f" o:allowincell="f" style="position:absolute;margin-left:81.85pt;margin-top:23.85pt;width:105.25pt;height:21.7pt;mso-wrap-style:square;v-text-anchor:top" wp14:anchorId="0A09468B">
                 <v:fill o:detectmouseclick="t" on="false"/>
                 <v:stroke color="#3465a4" joinstyle="round" endcap="flat"/>
                 <v:textbox>
                   <w:txbxContent>
                     <w:p>
                       <w:pPr>
-                        <w:pStyle w:val="Contedodoquadro"/>
+                        <w:pStyle w:val="Contedodoquadrouser"/>
                         <w:rPr/>
                       </w:pPr>
                       <w:r>
@@ -215,7 +217,7 @@
         <mc:AlternateContent>
           <mc:Choice Requires="wps">
             <w:drawing>
-              <wp:anchor behindDoc="0" distT="0" distB="1270" distL="0" distR="0" simplePos="0" locked="0" layoutInCell="1" allowOverlap="1" relativeHeight="6" wp14:anchorId="5321EB3C">
+              <wp:anchor distT="0" distB="1270" distL="0" distR="0" simplePos="0" relativeHeight="6" behindDoc="0" locked="0" layoutInCell="1" allowOverlap="1" wp14:anchorId="5321EB3C">
                 <wp:simplePos x="0" y="0"/>
                 <wp:positionH relativeFrom="column">
                   <wp:posOffset>3500120</wp:posOffset>
@@ -254,7 +256,7 @@
                         <w:txbxContent>
                           <w:p>
                             <w:pPr>
-                              <w:pStyle w:val="Contedodoquadro"/>
+                              <w:pStyle w:val="Contedodoquadrouser"/>
                               <w:rPr/>
                             </w:pPr>
                             <w:r>
@@ -276,14 +278,14 @@
           </mc:Choice>
           <mc:Fallback>
             <w:pict>
-              <v:rect id="shape_0" ID="Caixa de Texto 4" path="m0,0l-2147483645,0l-2147483645,-2147483646l0,-2147483646xe" stroked="f" o:allowincell="f" style="position:absolute;margin-left:275.6pt;margin-top:23.35pt;width:227.2pt;height:22.35pt;mso-wrap-style:square;v-text-anchor:top" wp14:anchorId="5321EB3C">
+              <v:rect id="shape_0" stroked="f" o:allowincell="f" style="position:absolute;margin-left:275.6pt;margin-top:23.35pt;width:227.2pt;height:22.35pt;mso-wrap-style:square;v-text-anchor:top" wp14:anchorId="5321EB3C">
                 <v:fill o:detectmouseclick="t" on="false"/>
                 <v:stroke color="#3465a4" joinstyle="round" endcap="flat"/>
                 <v:textbox>
                   <w:txbxContent>
                     <w:p>
                       <w:pPr>
-                        <w:pStyle w:val="Contedodoquadro"/>
+                        <w:pStyle w:val="Contedodoquadrouser"/>
                         <w:rPr/>
                       </w:pPr>
                       <w:r>
@@ -301,18 +303,642 @@
         <mc:AlternateContent>
           <mc:Choice Requires="wps">
             <w:drawing>
-              <wp:anchor behindDoc="0" distT="0" distB="1270" distL="0" distR="0" simplePos="0" locked="0" layoutInCell="1" allowOverlap="1" relativeHeight="8" wp14:anchorId="72133C8F">
+              <wp:anchor distT="0" distB="0" distL="0" distR="0" simplePos="0" relativeHeight="8" behindDoc="0" locked="0" layoutInCell="1" allowOverlap="1" wp14:anchorId="2B0229CB">
                 <wp:simplePos x="0" y="0"/>
                 <wp:positionH relativeFrom="column">
-                  <wp:posOffset>598805</wp:posOffset>
+                  <wp:posOffset>1729740</wp:posOffset>
                 </wp:positionH>
                 <wp:positionV relativeFrom="paragraph">
-                  <wp:posOffset>643890</wp:posOffset>
+                  <wp:posOffset>635635</wp:posOffset>
+                </wp:positionV>
+                <wp:extent cx="1414780" cy="310515"/>
+                <wp:effectExtent l="0" t="0" r="0" b="0"/>
+                <wp:wrapNone/>
+                <wp:docPr id="4" name="Caixa de Texto 6"/>
+                <a:graphic xmlns:a="http://schemas.openxmlformats.org/drawingml/2006/main">
+                  <a:graphicData uri="http://schemas.microsoft.com/office/word/2010/wordprocessingShape">
+                    <wps:wsp>
+                      <wps:cNvSpPr/>
+                      <wps:spPr>
+                        <a:xfrm>
+                          <a:off x="0" y="0"/>
+                          <a:ext cx="1414800" cy="310680"/>
+                        </a:xfrm>
+                        <a:prstGeom prst="rect">
+                          <a:avLst/>
+                        </a:prstGeom>
+                        <a:noFill/>
+                        <a:ln w="0">
+                          <a:noFill/>
+                        </a:ln>
+                      </wps:spPr>
+                      <wps:style>
+                        <a:lnRef idx="0"/>
+                        <a:fillRef idx="0"/>
+                        <a:effectRef idx="0"/>
+                        <a:fontRef idx="minor"/>
+                      </wps:style>
+                      <wps:txbx>
+                        <w:txbxContent>
+                          <w:p>
+                            <w:pPr>
+                              <w:pStyle w:val="Contedodoquadrouser"/>
+                              <w:rPr/>
+                            </w:pPr>
+                            <w:r>
+                              <w:rPr/>
+                              <w:t>${CPF}</w:t>
+                            </w:r>
+                          </w:p>
+                        </w:txbxContent>
+                      </wps:txbx>
+                      <wps:bodyPr anchor="t">
+                        <a:prstTxWarp prst="textNoShape"/>
+                        <a:noAutofit/>
+                      </wps:bodyPr>
+                    </wps:wsp>
+                  </a:graphicData>
+                </a:graphic>
+              </wp:anchor>
+            </w:drawing>
+          </mc:Choice>
+          <mc:Fallback>
+            <w:pict>
+              <v:rect id="shape_0" stroked="f" o:allowincell="f" style="position:absolute;margin-left:136.2pt;margin-top:50.05pt;width:111.35pt;height:24.4pt;mso-wrap-style:square;v-text-anchor:top" wp14:anchorId="2B0229CB">
+                <v:fill o:detectmouseclick="t" on="false"/>
+                <v:stroke color="#3465a4" joinstyle="round" endcap="flat"/>
+                <v:textbox>
+                  <w:txbxContent>
+                    <w:p>
+                      <w:pPr>
+                        <w:pStyle w:val="Contedodoquadrouser"/>
+                        <w:rPr/>
+                      </w:pPr>
+                      <w:r>
+                        <w:rPr/>
+                        <w:t>${CPF}</w:t>
+                      </w:r>
+                    </w:p>
+                  </w:txbxContent>
+                </v:textbox>
+                <w10:wrap type="none"/>
+              </v:rect>
+            </w:pict>
+          </mc:Fallback>
+        </mc:AlternateContent>
+        <mc:AlternateContent>
+          <mc:Choice Requires="wps">
+            <w:drawing>
+              <wp:anchor distT="0" distB="4445" distL="0" distR="0" simplePos="0" relativeHeight="10" behindDoc="0" locked="0" layoutInCell="1" allowOverlap="1" wp14:anchorId="5BB7462F">
+                <wp:simplePos x="0" y="0"/>
+                <wp:positionH relativeFrom="column">
+                  <wp:posOffset>549275</wp:posOffset>
+                </wp:positionH>
+                <wp:positionV relativeFrom="paragraph">
+                  <wp:posOffset>2405380</wp:posOffset>
+                </wp:positionV>
+                <wp:extent cx="1035050" cy="319405"/>
+                <wp:effectExtent l="0" t="0" r="0" b="5080"/>
+                <wp:wrapNone/>
+                <wp:docPr id="5" name="Caixa de Texto 7"/>
+                <a:graphic xmlns:a="http://schemas.openxmlformats.org/drawingml/2006/main">
+                  <a:graphicData uri="http://schemas.microsoft.com/office/word/2010/wordprocessingShape">
+                    <wps:wsp>
+                      <wps:cNvSpPr/>
+                      <wps:spPr>
+                        <a:xfrm>
+                          <a:off x="0" y="0"/>
+                          <a:ext cx="1035000" cy="319320"/>
+                        </a:xfrm>
+                        <a:prstGeom prst="rect">
+                          <a:avLst/>
+                        </a:prstGeom>
+                        <a:noFill/>
+                        <a:ln w="0">
+                          <a:noFill/>
+                        </a:ln>
+                      </wps:spPr>
+                      <wps:style>
+                        <a:lnRef idx="0"/>
+                        <a:fillRef idx="0"/>
+                        <a:effectRef idx="0"/>
+                        <a:fontRef idx="minor"/>
+                      </wps:style>
+                      <wps:txbx>
+                        <w:txbxContent>
+                          <w:p>
+                            <w:pPr>
+                              <w:pStyle w:val="Contedodoquadrouser"/>
+                              <w:rPr/>
+                            </w:pPr>
+                            <w:r>
+                              <w:rPr/>
+                              <w:t>${NUMBER}</w:t>
+                            </w:r>
+                          </w:p>
+                        </w:txbxContent>
+                      </wps:txbx>
+                      <wps:bodyPr anchor="t">
+                        <a:prstTxWarp prst="textNoShape"/>
+                        <a:noAutofit/>
+                      </wps:bodyPr>
+                    </wps:wsp>
+                  </a:graphicData>
+                </a:graphic>
+              </wp:anchor>
+            </w:drawing>
+          </mc:Choice>
+          <mc:Fallback>
+            <w:pict>
+              <v:rect id="shape_0" stroked="f" o:allowincell="f" style="position:absolute;margin-left:43.25pt;margin-top:189.4pt;width:81.45pt;height:25.1pt;mso-wrap-style:square;v-text-anchor:top" wp14:anchorId="5BB7462F">
+                <v:fill o:detectmouseclick="t" on="false"/>
+                <v:stroke color="#3465a4" joinstyle="round" endcap="flat"/>
+                <v:textbox>
+                  <w:txbxContent>
+                    <w:p>
+                      <w:pPr>
+                        <w:pStyle w:val="Contedodoquadrouser"/>
+                        <w:rPr/>
+                      </w:pPr>
+                      <w:r>
+                        <w:rPr/>
+                        <w:t>${NUMBER}</w:t>
+                      </w:r>
+                    </w:p>
+                  </w:txbxContent>
+                </v:textbox>
+                <w10:wrap type="none"/>
+              </v:rect>
+            </w:pict>
+          </mc:Fallback>
+        </mc:AlternateContent>
+        <mc:AlternateContent>
+          <mc:Choice Requires="wps">
+            <w:drawing>
+              <wp:anchor distT="0" distB="0" distL="0" distR="0" simplePos="0" relativeHeight="12" behindDoc="0" locked="0" layoutInCell="1" allowOverlap="1" wp14:anchorId="3E075AE0">
+                <wp:simplePos x="0" y="0"/>
+                <wp:positionH relativeFrom="column">
+                  <wp:posOffset>3143885</wp:posOffset>
+                </wp:positionH>
+                <wp:positionV relativeFrom="paragraph">
+                  <wp:posOffset>2754630</wp:posOffset>
+                </wp:positionV>
+                <wp:extent cx="1848485" cy="293370"/>
+                <wp:effectExtent l="0" t="0" r="0" b="0"/>
+                <wp:wrapNone/>
+                <wp:docPr id="6" name="Caixa de Texto 9"/>
+                <a:graphic xmlns:a="http://schemas.openxmlformats.org/drawingml/2006/main">
+                  <a:graphicData uri="http://schemas.microsoft.com/office/word/2010/wordprocessingShape">
+                    <wps:wsp>
+                      <wps:cNvSpPr/>
+                      <wps:spPr>
+                        <a:xfrm>
+                          <a:off x="0" y="0"/>
+                          <a:ext cx="1848600" cy="293400"/>
+                        </a:xfrm>
+                        <a:prstGeom prst="rect">
+                          <a:avLst/>
+                        </a:prstGeom>
+                        <a:noFill/>
+                        <a:ln w="0">
+                          <a:noFill/>
+                        </a:ln>
+                      </wps:spPr>
+                      <wps:style>
+                        <a:lnRef idx="0"/>
+                        <a:fillRef idx="0"/>
+                        <a:effectRef idx="0"/>
+                        <a:fontRef idx="minor"/>
+                      </wps:style>
+                      <wps:txbx>
+                        <w:txbxContent>
+                          <w:p>
+                            <w:pPr>
+                              <w:pStyle w:val="Contedodoquadrouser"/>
+                              <w:rPr/>
+                            </w:pPr>
+                            <w:r>
+                              <w:rPr/>
+                              <w:t>${CITY}</w:t>
+                            </w:r>
+                          </w:p>
+                        </w:txbxContent>
+                      </wps:txbx>
+                      <wps:bodyPr anchor="t">
+                        <a:prstTxWarp prst="textNoShape"/>
+                        <a:noAutofit/>
+                      </wps:bodyPr>
+                    </wps:wsp>
+                  </a:graphicData>
+                </a:graphic>
+              </wp:anchor>
+            </w:drawing>
+          </mc:Choice>
+          <mc:Fallback>
+            <w:pict>
+              <v:rect id="shape_0" stroked="f" o:allowincell="f" style="position:absolute;margin-left:247.55pt;margin-top:216.9pt;width:145.5pt;height:23.05pt;mso-wrap-style:square;v-text-anchor:top" wp14:anchorId="3E075AE0">
+                <v:fill o:detectmouseclick="t" on="false"/>
+                <v:stroke color="#3465a4" joinstyle="round" endcap="flat"/>
+                <v:textbox>
+                  <w:txbxContent>
+                    <w:p>
+                      <w:pPr>
+                        <w:pStyle w:val="Contedodoquadrouser"/>
+                        <w:rPr/>
+                      </w:pPr>
+                      <w:r>
+                        <w:rPr/>
+                        <w:t>${CITY}</w:t>
+                      </w:r>
+                    </w:p>
+                  </w:txbxContent>
+                </v:textbox>
+                <w10:wrap type="none"/>
+              </v:rect>
+            </w:pict>
+          </mc:Fallback>
+        </mc:AlternateContent>
+        <mc:AlternateContent>
+          <mc:Choice Requires="wps">
+            <w:drawing>
+              <wp:anchor distT="0" distB="0" distL="0" distR="0" simplePos="0" relativeHeight="14" behindDoc="0" locked="0" layoutInCell="1" allowOverlap="1" wp14:anchorId="2B51696E">
+                <wp:simplePos x="0" y="0"/>
+                <wp:positionH relativeFrom="column">
+                  <wp:posOffset>407035</wp:posOffset>
+                </wp:positionH>
+                <wp:positionV relativeFrom="paragraph">
+                  <wp:posOffset>2728595</wp:posOffset>
+                </wp:positionV>
+                <wp:extent cx="2180590" cy="326390"/>
+                <wp:effectExtent l="0" t="0" r="0" b="0"/>
+                <wp:wrapNone/>
+                <wp:docPr id="7" name="Caixa de Texto 8"/>
+                <a:graphic xmlns:a="http://schemas.openxmlformats.org/drawingml/2006/main">
+                  <a:graphicData uri="http://schemas.microsoft.com/office/word/2010/wordprocessingShape">
+                    <wps:wsp>
+                      <wps:cNvSpPr/>
+                      <wps:spPr>
+                        <a:xfrm>
+                          <a:off x="0" y="0"/>
+                          <a:ext cx="2180520" cy="326520"/>
+                        </a:xfrm>
+                        <a:prstGeom prst="rect">
+                          <a:avLst/>
+                        </a:prstGeom>
+                        <a:noFill/>
+                        <a:ln w="0">
+                          <a:noFill/>
+                        </a:ln>
+                      </wps:spPr>
+                      <wps:style>
+                        <a:lnRef idx="0"/>
+                        <a:fillRef idx="0"/>
+                        <a:effectRef idx="0"/>
+                        <a:fontRef idx="minor"/>
+                      </wps:style>
+                      <wps:txbx>
+                        <w:txbxContent>
+                          <w:p>
+                            <w:pPr>
+                              <w:pStyle w:val="Contedodoquadrouser"/>
+                              <w:rPr>
+                                <w:w w:val="75"/>
+                                <w:sz w:val="16"/>
+                              </w:rPr>
+                            </w:pPr>
+                            <w:r>
+                              <w:rPr>
+                                <w:w w:val="75"/>
+                              </w:rPr>
+                              <w:t>${NEIGHBORHOOD}</w:t>
+                            </w:r>
+                          </w:p>
+                        </w:txbxContent>
+                      </wps:txbx>
+                      <wps:bodyPr anchor="t">
+                        <a:prstTxWarp prst="textNoShape"/>
+                        <a:noAutofit/>
+                      </wps:bodyPr>
+                    </wps:wsp>
+                  </a:graphicData>
+                </a:graphic>
+              </wp:anchor>
+            </w:drawing>
+          </mc:Choice>
+          <mc:Fallback>
+            <w:pict>
+              <v:rect id="shape_0" stroked="f" o:allowincell="f" style="position:absolute;margin-left:32.05pt;margin-top:214.85pt;width:171.65pt;height:25.65pt;mso-wrap-style:square;v-text-anchor:top" wp14:anchorId="2B51696E">
+                <v:fill o:detectmouseclick="t" on="false"/>
+                <v:stroke color="#3465a4" joinstyle="round" endcap="flat"/>
+                <v:textbox>
+                  <w:txbxContent>
+                    <w:p>
+                      <w:pPr>
+                        <w:pStyle w:val="Contedodoquadrouser"/>
+                        <w:rPr>
+                          <w:w w:val="75"/>
+                          <w:sz w:val="16"/>
+                        </w:rPr>
+                      </w:pPr>
+                      <w:r>
+                        <w:rPr>
+                          <w:w w:val="75"/>
+                        </w:rPr>
+                        <w:t>${NEIGHBORHOOD}</w:t>
+                      </w:r>
+                    </w:p>
+                  </w:txbxContent>
+                </v:textbox>
+                <w10:wrap type="none"/>
+              </v:rect>
+            </w:pict>
+          </mc:Fallback>
+        </mc:AlternateContent>
+        <mc:AlternateContent>
+          <mc:Choice Requires="wps">
+            <w:drawing>
+              <wp:anchor distT="0" distB="0" distL="0" distR="0" simplePos="0" relativeHeight="24" behindDoc="0" locked="0" layoutInCell="1" allowOverlap="1" wp14:anchorId="7568324F">
+                <wp:simplePos x="0" y="0"/>
+                <wp:positionH relativeFrom="column">
+                  <wp:posOffset>546735</wp:posOffset>
+                </wp:positionH>
+                <wp:positionV relativeFrom="paragraph">
+                  <wp:posOffset>3103245</wp:posOffset>
+                </wp:positionV>
+                <wp:extent cx="1517650" cy="293370"/>
+                <wp:effectExtent l="0" t="0" r="0" b="0"/>
+                <wp:wrapNone/>
+                <wp:docPr id="8" name="Caixa de Texto 10"/>
+                <a:graphic xmlns:a="http://schemas.openxmlformats.org/drawingml/2006/main">
+                  <a:graphicData uri="http://schemas.microsoft.com/office/word/2010/wordprocessingShape">
+                    <wps:wsp>
+                      <wps:cNvSpPr/>
+                      <wps:spPr>
+                        <a:xfrm>
+                          <a:off x="0" y="0"/>
+                          <a:ext cx="1517760" cy="293400"/>
+                        </a:xfrm>
+                        <a:prstGeom prst="rect">
+                          <a:avLst/>
+                        </a:prstGeom>
+                        <a:noFill/>
+                        <a:ln w="0">
+                          <a:noFill/>
+                        </a:ln>
+                      </wps:spPr>
+                      <wps:style>
+                        <a:lnRef idx="0"/>
+                        <a:fillRef idx="0"/>
+                        <a:effectRef idx="0"/>
+                        <a:fontRef idx="minor"/>
+                      </wps:style>
+                      <wps:txbx>
+                        <w:txbxContent>
+                          <w:p>
+                            <w:pPr>
+                              <w:pStyle w:val="Contedodoquadrouser"/>
+                              <w:rPr/>
+                            </w:pPr>
+                            <w:r>
+                              <w:rPr/>
+                              <w:t>${STATE}</w:t>
+                            </w:r>
+                          </w:p>
+                        </w:txbxContent>
+                      </wps:txbx>
+                      <wps:bodyPr anchor="t">
+                        <a:prstTxWarp prst="textNoShape"/>
+                        <a:noAutofit/>
+                      </wps:bodyPr>
+                    </wps:wsp>
+                  </a:graphicData>
+                </a:graphic>
+              </wp:anchor>
+            </w:drawing>
+          </mc:Choice>
+          <mc:Fallback>
+            <w:pict>
+              <v:rect id="shape_0" stroked="f" o:allowincell="f" style="position:absolute;margin-left:43.05pt;margin-top:244.35pt;width:119.45pt;height:23.05pt;mso-wrap-style:square;v-text-anchor:top" wp14:anchorId="7568324F">
+                <v:fill o:detectmouseclick="t" on="false"/>
+                <v:stroke color="#3465a4" joinstyle="round" endcap="flat"/>
+                <v:textbox>
+                  <w:txbxContent>
+                    <w:p>
+                      <w:pPr>
+                        <w:pStyle w:val="Contedodoquadrouser"/>
+                        <w:rPr/>
+                      </w:pPr>
+                      <w:r>
+                        <w:rPr/>
+                        <w:t>${STATE}</w:t>
+                      </w:r>
+                    </w:p>
+                  </w:txbxContent>
+                </v:textbox>
+                <w10:wrap type="none"/>
+              </v:rect>
+            </w:pict>
+          </mc:Fallback>
+        </mc:AlternateContent>
+        <mc:AlternateContent>
+          <mc:Choice Requires="wps">
+            <w:drawing>
+              <wp:anchor distT="0" distB="0" distL="0" distR="0" simplePos="0" relativeHeight="26" behindDoc="0" locked="0" layoutInCell="1" allowOverlap="1" wp14:anchorId="78ABDB51">
+                <wp:simplePos x="0" y="0"/>
+                <wp:positionH relativeFrom="column">
+                  <wp:posOffset>2472690</wp:posOffset>
+                </wp:positionH>
+                <wp:positionV relativeFrom="paragraph">
+                  <wp:posOffset>3090545</wp:posOffset>
+                </wp:positionV>
+                <wp:extent cx="1405890" cy="293370"/>
+                <wp:effectExtent l="0" t="0" r="0" b="0"/>
+                <wp:wrapNone/>
+                <wp:docPr id="9" name="Caixa de Texto 11"/>
+                <a:graphic xmlns:a="http://schemas.openxmlformats.org/drawingml/2006/main">
+                  <a:graphicData uri="http://schemas.microsoft.com/office/word/2010/wordprocessingShape">
+                    <wps:wsp>
+                      <wps:cNvSpPr/>
+                      <wps:spPr>
+                        <a:xfrm>
+                          <a:off x="0" y="0"/>
+                          <a:ext cx="1405800" cy="293400"/>
+                        </a:xfrm>
+                        <a:prstGeom prst="rect">
+                          <a:avLst/>
+                        </a:prstGeom>
+                        <a:noFill/>
+                        <a:ln w="0">
+                          <a:noFill/>
+                        </a:ln>
+                      </wps:spPr>
+                      <wps:style>
+                        <a:lnRef idx="0"/>
+                        <a:fillRef idx="0"/>
+                        <a:effectRef idx="0"/>
+                        <a:fontRef idx="minor"/>
+                      </wps:style>
+                      <wps:txbx>
+                        <w:txbxContent>
+                          <w:p>
+                            <w:pPr>
+                              <w:pStyle w:val="Contedodoquadrouser"/>
+                              <w:rPr/>
+                            </w:pPr>
+                            <w:r>
+                              <w:rPr/>
+                              <w:t>${CEP}</w:t>
+                            </w:r>
+                          </w:p>
+                        </w:txbxContent>
+                      </wps:txbx>
+                      <wps:bodyPr anchor="t">
+                        <a:prstTxWarp prst="textNoShape"/>
+                        <a:noAutofit/>
+                      </wps:bodyPr>
+                    </wps:wsp>
+                  </a:graphicData>
+                </a:graphic>
+              </wp:anchor>
+            </w:drawing>
+          </mc:Choice>
+          <mc:Fallback>
+            <w:pict>
+              <v:rect id="shape_0" stroked="f" o:allowincell="f" style="position:absolute;margin-left:194.7pt;margin-top:243.35pt;width:110.65pt;height:23.05pt;mso-wrap-style:square;v-text-anchor:top" wp14:anchorId="78ABDB51">
+                <v:fill o:detectmouseclick="t" on="false"/>
+                <v:stroke color="#3465a4" joinstyle="round" endcap="flat"/>
+                <v:textbox>
+                  <w:txbxContent>
+                    <w:p>
+                      <w:pPr>
+                        <w:pStyle w:val="Contedodoquadrouser"/>
+                        <w:rPr/>
+                      </w:pPr>
+                      <w:r>
+                        <w:rPr/>
+                        <w:t>${CEP}</w:t>
+                      </w:r>
+                    </w:p>
+                  </w:txbxContent>
+                </v:textbox>
+                <w10:wrap type="none"/>
+              </v:rect>
+            </w:pict>
+          </mc:Fallback>
+        </mc:AlternateContent>
+        <mc:AlternateContent>
+          <mc:Choice Requires="wps">
+            <w:drawing>
+              <wp:anchor distT="0" distB="3175" distL="0" distR="0" simplePos="0" relativeHeight="28" behindDoc="0" locked="0" layoutInCell="1" allowOverlap="1" wp14:anchorId="492DB0C3">
+                <wp:simplePos x="0" y="0"/>
+                <wp:positionH relativeFrom="column">
+                  <wp:posOffset>20955</wp:posOffset>
+                </wp:positionH>
+                <wp:positionV relativeFrom="paragraph">
+                  <wp:posOffset>2050415</wp:posOffset>
+                </wp:positionV>
+                <wp:extent cx="3855720" cy="302260"/>
+                <wp:effectExtent l="0" t="0" r="0" b="3175"/>
+                <wp:wrapNone/>
+                <wp:docPr id="10" name="Caixa de Texto 16"/>
+                <a:graphic xmlns:a="http://schemas.openxmlformats.org/drawingml/2006/main">
+                  <a:graphicData uri="http://schemas.microsoft.com/office/word/2010/wordprocessingShape">
+                    <wps:wsp>
+                      <wps:cNvSpPr/>
+                      <wps:spPr>
+                        <a:xfrm>
+                          <a:off x="0" y="0"/>
+                          <a:ext cx="3855600" cy="302400"/>
+                        </a:xfrm>
+                        <a:prstGeom prst="rect">
+                          <a:avLst/>
+                        </a:prstGeom>
+                        <a:noFill/>
+                        <a:ln w="0">
+                          <a:noFill/>
+                        </a:ln>
+                      </wps:spPr>
+                      <wps:style>
+                        <a:lnRef idx="0"/>
+                        <a:fillRef idx="0"/>
+                        <a:effectRef idx="0"/>
+                        <a:fontRef idx="minor"/>
+                      </wps:style>
+                      <wps:txbx>
+                        <w:txbxContent>
+                          <w:p>
+                            <w:pPr>
+                              <w:pStyle w:val="Contedodoquadrouser"/>
+                              <w:rPr/>
+                            </w:pPr>
+                            <w:r>
+                              <w:rPr/>
+                              <w:t>${ADDRESS}</w:t>
+                            </w:r>
+                          </w:p>
+                        </w:txbxContent>
+                      </wps:txbx>
+                      <wps:bodyPr anchor="t">
+                        <a:prstTxWarp prst="textNoShape"/>
+                        <a:noAutofit/>
+                      </wps:bodyPr>
+                    </wps:wsp>
+                  </a:graphicData>
+                </a:graphic>
+              </wp:anchor>
+            </w:drawing>
+          </mc:Choice>
+          <mc:Fallback>
+            <w:pict>
+              <v:rect id="shape_0" stroked="f" o:allowincell="f" style="position:absolute;margin-left:1.65pt;margin-top:161.45pt;width:303.55pt;height:23.75pt;mso-wrap-style:square;v-text-anchor:top" wp14:anchorId="492DB0C3">
+                <v:fill o:detectmouseclick="t" on="false"/>
+                <v:stroke color="#3465a4" joinstyle="round" endcap="flat"/>
+                <v:textbox>
+                  <w:txbxContent>
+                    <w:p>
+                      <w:pPr>
+                        <w:pStyle w:val="Contedodoquadrouser"/>
+                        <w:rPr/>
+                      </w:pPr>
+                      <w:r>
+                        <w:rPr/>
+                        <w:t>${ADDRESS}</w:t>
+                      </w:r>
+                    </w:p>
+                  </w:txbxContent>
+                </v:textbox>
+                <w10:wrap type="none"/>
+              </v:rect>
+            </w:pict>
+          </mc:Fallback>
+        </mc:AlternateContent>
+      </w:r>
+      <w:r>
+        <w:rPr>
+          <w:b/>
+        </w:rPr>
+        <w:t>Eu</w:t>
+      </w:r>
+      <w:r>
+        <w:rPr/>
+        <w:t>, _______________________________________________________, de nacionalidade __________________________, RG ________________, órgão emissor ___</w:t>
+      </w:r>
+      <w:r>
+        <mc:AlternateContent>
+          <mc:Choice Requires="wps">
+            <w:drawing>
+              <wp:anchor distT="0" distB="1270" distL="0" distR="0" simplePos="0" relativeHeight="32" behindDoc="0" locked="0" layoutInCell="1" allowOverlap="1" wp14:anchorId="72133C8F">
+                <wp:simplePos x="0" y="0"/>
+                <wp:positionH relativeFrom="column">
+                  <wp:posOffset>481330</wp:posOffset>
+                </wp:positionH>
+                <wp:positionV relativeFrom="paragraph">
+                  <wp:posOffset>638175</wp:posOffset>
                 </wp:positionV>
                 <wp:extent cx="1035050" cy="284480"/>
                 <wp:effectExtent l="0" t="0" r="0" b="1270"/>
                 <wp:wrapNone/>
-                <wp:docPr id="4" name="Caixa de Texto 5"/>
+                <wp:docPr id="11" name="Caixa de Texto 3"/>
                 <a:graphic xmlns:a="http://schemas.openxmlformats.org/drawingml/2006/main">
                   <a:graphicData uri="http://schemas.microsoft.com/office/word/2010/wordprocessingShape">
                     <wps:wsp>
@@ -340,12 +966,20 @@
                         <w:txbxContent>
                           <w:p>
                             <w:pPr>
-                              <w:pStyle w:val="Contedodoquadro"/>
+                              <w:pStyle w:val="Contedodoquadrouser"/>
                               <w:rPr/>
                             </w:pPr>
                             <w:r>
                               <w:rPr/>
-                              <w:t>${RG_ISSUER}</w:t>
+                              <w:t>${</w:t>
+                            </w:r>
+                            <w:r>
+                              <w:rPr/>
+                              <w:t>RG_</w:t>
+                            </w:r>
+                            <w:r>
+                              <w:rPr/>
+                              <w:t>ISSUER}</w:t>
                             </w:r>
                           </w:p>
                         </w:txbxContent>
@@ -362,631 +996,27 @@
           </mc:Choice>
           <mc:Fallback>
             <w:pict>
-              <v:rect id="shape_0" ID="Caixa de Texto 5" path="m0,0l-2147483645,0l-2147483645,-2147483646l0,-2147483646xe" stroked="f" o:allowincell="f" style="position:absolute;margin-left:47.15pt;margin-top:50.7pt;width:81.45pt;height:22.35pt;mso-wrap-style:square;v-text-anchor:top" wp14:anchorId="72133C8F">
+              <v:rect id="shape_0" stroked="f" o:allowincell="f" style="position:absolute;margin-left:37.9pt;margin-top:50.25pt;width:81.45pt;height:22.35pt;mso-wrap-style:square;v-text-anchor:top" wp14:anchorId="72133C8F">
                 <v:fill o:detectmouseclick="t" on="false"/>
                 <v:stroke color="#3465a4" joinstyle="round" endcap="flat"/>
                 <v:textbox>
                   <w:txbxContent>
                     <w:p>
                       <w:pPr>
-                        <w:pStyle w:val="Contedodoquadro"/>
+                        <w:pStyle w:val="Contedodoquadrouser"/>
                         <w:rPr/>
                       </w:pPr>
                       <w:r>
                         <w:rPr/>
-                        <w:t>${RG_ISSUER}</w:t>
+                        <w:t>${</w:t>
                       </w:r>
-                    </w:p>
-                  </w:txbxContent>
-                </v:textbox>
-                <w10:wrap type="none"/>
-              </v:rect>
-            </w:pict>
-          </mc:Fallback>
-        </mc:AlternateContent>
-        <mc:AlternateContent>
-          <mc:Choice Requires="wps">
-            <w:drawing>
-              <wp:anchor behindDoc="0" distT="0" distB="0" distL="0" distR="0" simplePos="0" locked="0" layoutInCell="1" allowOverlap="1" relativeHeight="10" wp14:anchorId="2B0229CB">
-                <wp:simplePos x="0" y="0"/>
-                <wp:positionH relativeFrom="column">
-                  <wp:posOffset>1729740</wp:posOffset>
-                </wp:positionH>
-                <wp:positionV relativeFrom="paragraph">
-                  <wp:posOffset>635635</wp:posOffset>
-                </wp:positionV>
-                <wp:extent cx="1414780" cy="310515"/>
-                <wp:effectExtent l="0" t="0" r="0" b="0"/>
-                <wp:wrapNone/>
-                <wp:docPr id="5" name="Caixa de Texto 6"/>
-                <a:graphic xmlns:a="http://schemas.openxmlformats.org/drawingml/2006/main">
-                  <a:graphicData uri="http://schemas.microsoft.com/office/word/2010/wordprocessingShape">
-                    <wps:wsp>
-                      <wps:cNvSpPr/>
-                      <wps:spPr>
-                        <a:xfrm>
-                          <a:off x="0" y="0"/>
-                          <a:ext cx="1414800" cy="310680"/>
-                        </a:xfrm>
-                        <a:prstGeom prst="rect">
-                          <a:avLst/>
-                        </a:prstGeom>
-                        <a:noFill/>
-                        <a:ln w="0">
-                          <a:noFill/>
-                        </a:ln>
-                      </wps:spPr>
-                      <wps:style>
-                        <a:lnRef idx="0"/>
-                        <a:fillRef idx="0"/>
-                        <a:effectRef idx="0"/>
-                        <a:fontRef idx="minor"/>
-                      </wps:style>
-                      <wps:txbx>
-                        <w:txbxContent>
-                          <w:p>
-                            <w:pPr>
-                              <w:pStyle w:val="Contedodoquadro"/>
-                              <w:rPr/>
-                            </w:pPr>
-                            <w:r>
-                              <w:rPr/>
-                              <w:t>${CPF}</w:t>
-                            </w:r>
-                          </w:p>
-                        </w:txbxContent>
-                      </wps:txbx>
-                      <wps:bodyPr anchor="t">
-                        <a:prstTxWarp prst="textNoShape"/>
-                        <a:noAutofit/>
-                      </wps:bodyPr>
-                    </wps:wsp>
-                  </a:graphicData>
-                </a:graphic>
-              </wp:anchor>
-            </w:drawing>
-          </mc:Choice>
-          <mc:Fallback>
-            <w:pict>
-              <v:rect id="shape_0" ID="Caixa de Texto 6" path="m0,0l-2147483645,0l-2147483645,-2147483646l0,-2147483646xe" stroked="f" o:allowincell="f" style="position:absolute;margin-left:136.2pt;margin-top:50.05pt;width:111.35pt;height:24.4pt;mso-wrap-style:square;v-text-anchor:top" wp14:anchorId="2B0229CB">
-                <v:fill o:detectmouseclick="t" on="false"/>
-                <v:stroke color="#3465a4" joinstyle="round" endcap="flat"/>
-                <v:textbox>
-                  <w:txbxContent>
-                    <w:p>
-                      <w:pPr>
-                        <w:pStyle w:val="Contedodoquadro"/>
-                        <w:rPr/>
-                      </w:pPr>
                       <w:r>
                         <w:rPr/>
-                        <w:t>${CPF}</w:t>
+                        <w:t>RG_</w:t>
                       </w:r>
-                    </w:p>
-                  </w:txbxContent>
-                </v:textbox>
-                <w10:wrap type="none"/>
-              </v:rect>
-            </w:pict>
-          </mc:Fallback>
-        </mc:AlternateContent>
-        <mc:AlternateContent>
-          <mc:Choice Requires="wps">
-            <w:drawing>
-              <wp:anchor behindDoc="0" distT="0" distB="4445" distL="0" distR="0" simplePos="0" locked="0" layoutInCell="1" allowOverlap="1" relativeHeight="12" wp14:anchorId="5BB7462F">
-                <wp:simplePos x="0" y="0"/>
-                <wp:positionH relativeFrom="column">
-                  <wp:posOffset>549275</wp:posOffset>
-                </wp:positionH>
-                <wp:positionV relativeFrom="paragraph">
-                  <wp:posOffset>2405380</wp:posOffset>
-                </wp:positionV>
-                <wp:extent cx="1035050" cy="319405"/>
-                <wp:effectExtent l="0" t="0" r="0" b="5080"/>
-                <wp:wrapNone/>
-                <wp:docPr id="6" name="Caixa de Texto 7"/>
-                <a:graphic xmlns:a="http://schemas.openxmlformats.org/drawingml/2006/main">
-                  <a:graphicData uri="http://schemas.microsoft.com/office/word/2010/wordprocessingShape">
-                    <wps:wsp>
-                      <wps:cNvSpPr/>
-                      <wps:spPr>
-                        <a:xfrm>
-                          <a:off x="0" y="0"/>
-                          <a:ext cx="1035000" cy="319320"/>
-                        </a:xfrm>
-                        <a:prstGeom prst="rect">
-                          <a:avLst/>
-                        </a:prstGeom>
-                        <a:noFill/>
-                        <a:ln w="0">
-                          <a:noFill/>
-                        </a:ln>
-                      </wps:spPr>
-                      <wps:style>
-                        <a:lnRef idx="0"/>
-                        <a:fillRef idx="0"/>
-                        <a:effectRef idx="0"/>
-                        <a:fontRef idx="minor"/>
-                      </wps:style>
-                      <wps:txbx>
-                        <w:txbxContent>
-                          <w:p>
-                            <w:pPr>
-                              <w:pStyle w:val="Contedodoquadro"/>
-                              <w:rPr/>
-                            </w:pPr>
-                            <w:r>
-                              <w:rPr/>
-                              <w:t>${NUMBER}</w:t>
-                            </w:r>
-                          </w:p>
-                        </w:txbxContent>
-                      </wps:txbx>
-                      <wps:bodyPr anchor="t">
-                        <a:prstTxWarp prst="textNoShape"/>
-                        <a:noAutofit/>
-                      </wps:bodyPr>
-                    </wps:wsp>
-                  </a:graphicData>
-                </a:graphic>
-              </wp:anchor>
-            </w:drawing>
-          </mc:Choice>
-          <mc:Fallback>
-            <w:pict>
-              <v:rect id="shape_0" ID="Caixa de Texto 7" path="m0,0l-2147483645,0l-2147483645,-2147483646l0,-2147483646xe" stroked="f" o:allowincell="f" style="position:absolute;margin-left:43.25pt;margin-top:189.4pt;width:81.45pt;height:25.1pt;mso-wrap-style:square;v-text-anchor:top" wp14:anchorId="5BB7462F">
-                <v:fill o:detectmouseclick="t" on="false"/>
-                <v:stroke color="#3465a4" joinstyle="round" endcap="flat"/>
-                <v:textbox>
-                  <w:txbxContent>
-                    <w:p>
-                      <w:pPr>
-                        <w:pStyle w:val="Contedodoquadro"/>
-                        <w:rPr/>
-                      </w:pPr>
                       <w:r>
                         <w:rPr/>
-                        <w:t>${NUMBER}</w:t>
-                      </w:r>
-                    </w:p>
-                  </w:txbxContent>
-                </v:textbox>
-                <w10:wrap type="none"/>
-              </v:rect>
-            </w:pict>
-          </mc:Fallback>
-        </mc:AlternateContent>
-        <mc:AlternateContent>
-          <mc:Choice Requires="wps">
-            <w:drawing>
-              <wp:anchor behindDoc="0" distT="0" distB="0" distL="0" distR="0" simplePos="0" locked="0" layoutInCell="1" allowOverlap="1" relativeHeight="14" wp14:anchorId="2B51696E">
-                <wp:simplePos x="0" y="0"/>
-                <wp:positionH relativeFrom="column">
-                  <wp:posOffset>324485</wp:posOffset>
-                </wp:positionH>
-                <wp:positionV relativeFrom="paragraph">
-                  <wp:posOffset>2767330</wp:posOffset>
-                </wp:positionV>
-                <wp:extent cx="2673985" cy="326390"/>
-                <wp:effectExtent l="0" t="0" r="0" b="0"/>
-                <wp:wrapNone/>
-                <wp:docPr id="7" name="Caixa de Texto 8"/>
-                <a:graphic xmlns:a="http://schemas.openxmlformats.org/drawingml/2006/main">
-                  <a:graphicData uri="http://schemas.microsoft.com/office/word/2010/wordprocessingShape">
-                    <wps:wsp>
-                      <wps:cNvSpPr/>
-                      <wps:spPr>
-                        <a:xfrm>
-                          <a:off x="0" y="0"/>
-                          <a:ext cx="2674080" cy="326520"/>
-                        </a:xfrm>
-                        <a:prstGeom prst="rect">
-                          <a:avLst/>
-                        </a:prstGeom>
-                        <a:noFill/>
-                        <a:ln w="0">
-                          <a:noFill/>
-                        </a:ln>
-                      </wps:spPr>
-                      <wps:style>
-                        <a:lnRef idx="0"/>
-                        <a:fillRef idx="0"/>
-                        <a:effectRef idx="0"/>
-                        <a:fontRef idx="minor"/>
-                      </wps:style>
-                      <wps:txbx>
-                        <w:txbxContent>
-                          <w:p>
-                            <w:pPr>
-                              <w:pStyle w:val="Contedodoquadro"/>
-                              <w:rPr>
-                                <w:w w:val="75"/>
-                                <w:sz w:val="16"/>
-                              </w:rPr>
-                            </w:pPr>
-                            <w:r>
-                              <w:rPr>
-                                <w:w w:val="75"/>
-                              </w:rPr>
-                              <w:t>${NEIGHBORHOOD}</w:t>
-                            </w:r>
-                          </w:p>
-                        </w:txbxContent>
-                      </wps:txbx>
-                      <wps:bodyPr anchor="t">
-                        <a:prstTxWarp prst="textNoShape"/>
-                        <a:noAutofit/>
-                      </wps:bodyPr>
-                    </wps:wsp>
-                  </a:graphicData>
-                </a:graphic>
-              </wp:anchor>
-            </w:drawing>
-          </mc:Choice>
-          <mc:Fallback>
-            <w:pict>
-              <v:rect id="shape_0" ID="Caixa de Texto 8" path="m0,0l-2147483645,0l-2147483645,-2147483646l0,-2147483646xe" stroked="f" o:allowincell="f" style="position:absolute;margin-left:25.55pt;margin-top:217.9pt;width:210.5pt;height:25.65pt;mso-wrap-style:square;v-text-anchor:top" wp14:anchorId="2B51696E">
-                <v:fill o:detectmouseclick="t" on="false"/>
-                <v:stroke color="#3465a4" joinstyle="round" endcap="flat"/>
-                <v:textbox>
-                  <w:txbxContent>
-                    <w:p>
-                      <w:pPr>
-                        <w:pStyle w:val="Contedodoquadro"/>
-                        <w:rPr>
-                          <w:w w:val="75"/>
-                          <w:sz w:val="16"/>
-                        </w:rPr>
-                      </w:pPr>
-                      <w:r>
-                        <w:rPr>
-                          <w:w w:val="75"/>
-                        </w:rPr>
-                        <w:t>${NEIGHBORHOOD}</w:t>
-                      </w:r>
-                    </w:p>
-                  </w:txbxContent>
-                </v:textbox>
-                <w10:wrap type="none"/>
-              </v:rect>
-            </w:pict>
-          </mc:Fallback>
-        </mc:AlternateContent>
-        <mc:AlternateContent>
-          <mc:Choice Requires="wps">
-            <w:drawing>
-              <wp:anchor behindDoc="0" distT="0" distB="0" distL="0" distR="0" simplePos="0" locked="0" layoutInCell="1" allowOverlap="1" relativeHeight="16" wp14:anchorId="3E075AE0">
-                <wp:simplePos x="0" y="0"/>
-                <wp:positionH relativeFrom="column">
-                  <wp:posOffset>2782570</wp:posOffset>
-                </wp:positionH>
-                <wp:positionV relativeFrom="paragraph">
-                  <wp:posOffset>2767330</wp:posOffset>
-                </wp:positionV>
-                <wp:extent cx="2406650" cy="293370"/>
-                <wp:effectExtent l="0" t="0" r="0" b="0"/>
-                <wp:wrapNone/>
-                <wp:docPr id="8" name="Caixa de Texto 9"/>
-                <a:graphic xmlns:a="http://schemas.openxmlformats.org/drawingml/2006/main">
-                  <a:graphicData uri="http://schemas.microsoft.com/office/word/2010/wordprocessingShape">
-                    <wps:wsp>
-                      <wps:cNvSpPr/>
-                      <wps:spPr>
-                        <a:xfrm>
-                          <a:off x="0" y="0"/>
-                          <a:ext cx="2406600" cy="293400"/>
-                        </a:xfrm>
-                        <a:prstGeom prst="rect">
-                          <a:avLst/>
-                        </a:prstGeom>
-                        <a:noFill/>
-                        <a:ln w="0">
-                          <a:noFill/>
-                        </a:ln>
-                      </wps:spPr>
-                      <wps:style>
-                        <a:lnRef idx="0"/>
-                        <a:fillRef idx="0"/>
-                        <a:effectRef idx="0"/>
-                        <a:fontRef idx="minor"/>
-                      </wps:style>
-                      <wps:txbx>
-                        <w:txbxContent>
-                          <w:p>
-                            <w:pPr>
-                              <w:pStyle w:val="Contedodoquadro"/>
-                              <w:rPr/>
-                            </w:pPr>
-                            <w:r>
-                              <w:rPr/>
-                              <w:t>${CITY}</w:t>
-                            </w:r>
-                          </w:p>
-                        </w:txbxContent>
-                      </wps:txbx>
-                      <wps:bodyPr anchor="t">
-                        <a:prstTxWarp prst="textNoShape"/>
-                        <a:noAutofit/>
-                      </wps:bodyPr>
-                    </wps:wsp>
-                  </a:graphicData>
-                </a:graphic>
-              </wp:anchor>
-            </w:drawing>
-          </mc:Choice>
-          <mc:Fallback>
-            <w:pict>
-              <v:rect id="shape_0" ID="Caixa de Texto 9" path="m0,0l-2147483645,0l-2147483645,-2147483646l0,-2147483646xe" stroked="f" o:allowincell="f" style="position:absolute;margin-left:219.1pt;margin-top:217.9pt;width:189.45pt;height:23.05pt;mso-wrap-style:square;v-text-anchor:top" wp14:anchorId="3E075AE0">
-                <v:fill o:detectmouseclick="t" on="false"/>
-                <v:stroke color="#3465a4" joinstyle="round" endcap="flat"/>
-                <v:textbox>
-                  <w:txbxContent>
-                    <w:p>
-                      <w:pPr>
-                        <w:pStyle w:val="Contedodoquadro"/>
-                        <w:rPr/>
-                      </w:pPr>
-                      <w:r>
-                        <w:rPr/>
-                        <w:t>${CITY}</w:t>
-                      </w:r>
-                    </w:p>
-                  </w:txbxContent>
-                </v:textbox>
-                <w10:wrap type="none"/>
-              </v:rect>
-            </w:pict>
-          </mc:Fallback>
-        </mc:AlternateContent>
-        <mc:AlternateContent>
-          <mc:Choice Requires="wps">
-            <w:drawing>
-              <wp:anchor behindDoc="0" distT="0" distB="0" distL="0" distR="0" simplePos="0" locked="0" layoutInCell="1" allowOverlap="1" relativeHeight="18" wp14:anchorId="7568324F">
-                <wp:simplePos x="0" y="0"/>
-                <wp:positionH relativeFrom="column">
-                  <wp:posOffset>556895</wp:posOffset>
-                </wp:positionH>
-                <wp:positionV relativeFrom="paragraph">
-                  <wp:posOffset>3103245</wp:posOffset>
-                </wp:positionV>
-                <wp:extent cx="1517650" cy="293370"/>
-                <wp:effectExtent l="0" t="0" r="0" b="0"/>
-                <wp:wrapNone/>
-                <wp:docPr id="9" name="Caixa de Texto 10"/>
-                <a:graphic xmlns:a="http://schemas.openxmlformats.org/drawingml/2006/main">
-                  <a:graphicData uri="http://schemas.microsoft.com/office/word/2010/wordprocessingShape">
-                    <wps:wsp>
-                      <wps:cNvSpPr/>
-                      <wps:spPr>
-                        <a:xfrm>
-                          <a:off x="0" y="0"/>
-                          <a:ext cx="1517760" cy="293400"/>
-                        </a:xfrm>
-                        <a:prstGeom prst="rect">
-                          <a:avLst/>
-                        </a:prstGeom>
-                        <a:noFill/>
-                        <a:ln w="0">
-                          <a:noFill/>
-                        </a:ln>
-                      </wps:spPr>
-                      <wps:style>
-                        <a:lnRef idx="0"/>
-                        <a:fillRef idx="0"/>
-                        <a:effectRef idx="0"/>
-                        <a:fontRef idx="minor"/>
-                      </wps:style>
-                      <wps:txbx>
-                        <w:txbxContent>
-                          <w:p>
-                            <w:pPr>
-                              <w:pStyle w:val="Contedodoquadro"/>
-                              <w:rPr/>
-                            </w:pPr>
-                            <w:r>
-                              <w:rPr/>
-                              <w:t>${STATE}</w:t>
-                            </w:r>
-                          </w:p>
-                        </w:txbxContent>
-                      </wps:txbx>
-                      <wps:bodyPr anchor="t">
-                        <a:prstTxWarp prst="textNoShape"/>
-                        <a:noAutofit/>
-                      </wps:bodyPr>
-                    </wps:wsp>
-                  </a:graphicData>
-                </a:graphic>
-              </wp:anchor>
-            </w:drawing>
-          </mc:Choice>
-          <mc:Fallback>
-            <w:pict>
-              <v:rect id="shape_0" ID="Caixa de Texto 10" path="m0,0l-2147483645,0l-2147483645,-2147483646l0,-2147483646xe" stroked="f" o:allowincell="f" style="position:absolute;margin-left:43.85pt;margin-top:244.35pt;width:119.45pt;height:23.05pt;mso-wrap-style:square;v-text-anchor:top" wp14:anchorId="7568324F">
-                <v:fill o:detectmouseclick="t" on="false"/>
-                <v:stroke color="#3465a4" joinstyle="round" endcap="flat"/>
-                <v:textbox>
-                  <w:txbxContent>
-                    <w:p>
-                      <w:pPr>
-                        <w:pStyle w:val="Contedodoquadro"/>
-                        <w:rPr/>
-                      </w:pPr>
-                      <w:r>
-                        <w:rPr/>
-                        <w:t>${STATE}</w:t>
-                      </w:r>
-                    </w:p>
-                  </w:txbxContent>
-                </v:textbox>
-                <w10:wrap type="none"/>
-              </v:rect>
-            </w:pict>
-          </mc:Fallback>
-        </mc:AlternateContent>
-        <mc:AlternateContent>
-          <mc:Choice Requires="wps">
-            <w:drawing>
-              <wp:anchor behindDoc="0" distT="0" distB="0" distL="0" distR="0" simplePos="0" locked="0" layoutInCell="1" allowOverlap="1" relativeHeight="20" wp14:anchorId="78ABDB51">
-                <wp:simplePos x="0" y="0"/>
-                <wp:positionH relativeFrom="column">
-                  <wp:posOffset>2403475</wp:posOffset>
-                </wp:positionH>
-                <wp:positionV relativeFrom="paragraph">
-                  <wp:posOffset>3112135</wp:posOffset>
-                </wp:positionV>
-                <wp:extent cx="1405890" cy="293370"/>
-                <wp:effectExtent l="0" t="0" r="0" b="0"/>
-                <wp:wrapNone/>
-                <wp:docPr id="10" name="Caixa de Texto 11"/>
-                <a:graphic xmlns:a="http://schemas.openxmlformats.org/drawingml/2006/main">
-                  <a:graphicData uri="http://schemas.microsoft.com/office/word/2010/wordprocessingShape">
-                    <wps:wsp>
-                      <wps:cNvSpPr/>
-                      <wps:spPr>
-                        <a:xfrm>
-                          <a:off x="0" y="0"/>
-                          <a:ext cx="1405800" cy="293400"/>
-                        </a:xfrm>
-                        <a:prstGeom prst="rect">
-                          <a:avLst/>
-                        </a:prstGeom>
-                        <a:noFill/>
-                        <a:ln w="0">
-                          <a:noFill/>
-                        </a:ln>
-                      </wps:spPr>
-                      <wps:style>
-                        <a:lnRef idx="0"/>
-                        <a:fillRef idx="0"/>
-                        <a:effectRef idx="0"/>
-                        <a:fontRef idx="minor"/>
-                      </wps:style>
-                      <wps:txbx>
-                        <w:txbxContent>
-                          <w:p>
-                            <w:pPr>
-                              <w:pStyle w:val="Contedodoquadro"/>
-                              <w:rPr/>
-                            </w:pPr>
-                            <w:r>
-                              <w:rPr/>
-                              <w:t>${CEP}</w:t>
-                            </w:r>
-                          </w:p>
-                        </w:txbxContent>
-                      </wps:txbx>
-                      <wps:bodyPr anchor="t">
-                        <a:prstTxWarp prst="textNoShape"/>
-                        <a:noAutofit/>
-                      </wps:bodyPr>
-                    </wps:wsp>
-                  </a:graphicData>
-                </a:graphic>
-              </wp:anchor>
-            </w:drawing>
-          </mc:Choice>
-          <mc:Fallback>
-            <w:pict>
-              <v:rect id="shape_0" ID="Caixa de Texto 11" path="m0,0l-2147483645,0l-2147483645,-2147483646l0,-2147483646xe" stroked="f" o:allowincell="f" style="position:absolute;margin-left:189.25pt;margin-top:245.05pt;width:110.65pt;height:23.05pt;mso-wrap-style:square;v-text-anchor:top" wp14:anchorId="78ABDB51">
-                <v:fill o:detectmouseclick="t" on="false"/>
-                <v:stroke color="#3465a4" joinstyle="round" endcap="flat"/>
-                <v:textbox>
-                  <w:txbxContent>
-                    <w:p>
-                      <w:pPr>
-                        <w:pStyle w:val="Contedodoquadro"/>
-                        <w:rPr/>
-                      </w:pPr>
-                      <w:r>
-                        <w:rPr/>
-                        <w:t>${CEP}</w:t>
-                      </w:r>
-                    </w:p>
-                  </w:txbxContent>
-                </v:textbox>
-                <w10:wrap type="none"/>
-              </v:rect>
-            </w:pict>
-          </mc:Fallback>
-        </mc:AlternateContent>
-        <mc:AlternateContent>
-          <mc:Choice Requires="wps">
-            <w:drawing>
-              <wp:anchor behindDoc="0" distT="0" distB="3175" distL="0" distR="0" simplePos="0" locked="0" layoutInCell="1" allowOverlap="1" relativeHeight="30" wp14:anchorId="492DB0C3">
-                <wp:simplePos x="0" y="0"/>
-                <wp:positionH relativeFrom="column">
-                  <wp:posOffset>20955</wp:posOffset>
-                </wp:positionH>
-                <wp:positionV relativeFrom="paragraph">
-                  <wp:posOffset>2050415</wp:posOffset>
-                </wp:positionV>
-                <wp:extent cx="3855720" cy="302260"/>
-                <wp:effectExtent l="0" t="0" r="0" b="3175"/>
-                <wp:wrapNone/>
-                <wp:docPr id="11" name="Caixa de Texto 16"/>
-                <a:graphic xmlns:a="http://schemas.openxmlformats.org/drawingml/2006/main">
-                  <a:graphicData uri="http://schemas.microsoft.com/office/word/2010/wordprocessingShape">
-                    <wps:wsp>
-                      <wps:cNvSpPr/>
-                      <wps:spPr>
-                        <a:xfrm>
-                          <a:off x="0" y="0"/>
-                          <a:ext cx="3855600" cy="302400"/>
-                        </a:xfrm>
-                        <a:prstGeom prst="rect">
-                          <a:avLst/>
-                        </a:prstGeom>
-                        <a:noFill/>
-                        <a:ln w="0">
-                          <a:noFill/>
-                        </a:ln>
-                      </wps:spPr>
-                      <wps:style>
-                        <a:lnRef idx="0"/>
-                        <a:fillRef idx="0"/>
-                        <a:effectRef idx="0"/>
-                        <a:fontRef idx="minor"/>
-                      </wps:style>
-                      <wps:txbx>
-                        <w:txbxContent>
-                          <w:p>
-                            <w:pPr>
-                              <w:pStyle w:val="Contedodoquadro"/>
-                              <w:rPr/>
-                            </w:pPr>
-                            <w:r>
-                              <w:rPr/>
-                              <w:t>${ADDRESS}</w:t>
-                            </w:r>
-                          </w:p>
-                        </w:txbxContent>
-                      </wps:txbx>
-                      <wps:bodyPr anchor="t">
-                        <a:prstTxWarp prst="textNoShape"/>
-                        <a:noAutofit/>
-                      </wps:bodyPr>
-                    </wps:wsp>
-                  </a:graphicData>
-                </a:graphic>
-              </wp:anchor>
-            </w:drawing>
-          </mc:Choice>
-          <mc:Fallback>
-            <w:pict>
-              <v:rect id="shape_0" ID="Caixa de Texto 16" path="m0,0l-2147483645,0l-2147483645,-2147483646l0,-2147483646xe" stroked="f" o:allowincell="f" style="position:absolute;margin-left:1.65pt;margin-top:161.45pt;width:303.55pt;height:23.75pt;mso-wrap-style:square;v-text-anchor:top" wp14:anchorId="492DB0C3">
-                <v:fill o:detectmouseclick="t" on="false"/>
-                <v:stroke color="#3465a4" joinstyle="round" endcap="flat"/>
-                <v:textbox>
-                  <w:txbxContent>
-                    <w:p>
-                      <w:pPr>
-                        <w:pStyle w:val="Contedodoquadro"/>
-                        <w:rPr/>
-                      </w:pPr>
-                      <w:r>
-                        <w:rPr/>
-                        <w:t>${ADDRESS}</w:t>
+                        <w:t>ISSUER}</w:t>
                       </w:r>
                     </w:p>
                   </w:txbxContent>
@@ -998,14 +1028,8 @@
         </mc:AlternateContent>
       </w:r>
       <w:r>
-        <w:rPr>
-          <w:b/>
-        </w:rPr>
-        <w:t>Eu</w:t>
-      </w:r>
-      <w:r>
         <w:rPr/>
-        <w:t xml:space="preserve">, _______________________________________________________, de nacionalidade __________________________, RG ________________, órgão emissor _______, CPF __________________, </w:t>
+        <w:t xml:space="preserve">____, CPF __________________, </w:t>
       </w:r>
       <w:r>
         <w:rPr>
@@ -1042,17 +1066,14 @@
       <w:pPr>
         <w:pStyle w:val="Normal"/>
         <w:spacing w:lineRule="auto" w:line="259" w:before="0" w:after="389"/>
-        <w:jc w:val="left"/>
-        <w:rPr>
-          <w:b/>
-          <w:bCs/>
-        </w:rPr>
+        <w:jc w:val="start"/>
+        <w:rPr/>
       </w:pPr>
       <w:r>
         <mc:AlternateContent>
           <mc:Choice Requires="wps">
             <w:drawing>
-              <wp:anchor behindDoc="0" distT="0" distB="5080" distL="0" distR="0" simplePos="0" locked="0" layoutInCell="1" allowOverlap="1" relativeHeight="22" wp14:anchorId="1F4E45FE">
+              <wp:anchor distT="0" distB="5080" distL="0" distR="0" simplePos="0" relativeHeight="16" behindDoc="0" locked="0" layoutInCell="1" allowOverlap="1" wp14:anchorId="1F4E45FE">
                 <wp:simplePos x="0" y="0"/>
                 <wp:positionH relativeFrom="column">
                   <wp:posOffset>307340</wp:posOffset>
@@ -1091,7 +1112,7 @@
                         <w:txbxContent>
                           <w:p>
                             <w:pPr>
-                              <w:pStyle w:val="Contedodoquadro"/>
+                              <w:pStyle w:val="Contedodoquadrouser"/>
                               <w:rPr/>
                             </w:pPr>
                             <w:r>
@@ -1113,14 +1134,14 @@
           </mc:Choice>
           <mc:Fallback>
             <w:pict>
-              <v:rect id="shape_0" ID="Caixa de Texto 12" path="m0,0l-2147483645,0l-2147483645,-2147483646l0,-2147483646xe" stroked="f" o:allowincell="f" style="position:absolute;margin-left:24.2pt;margin-top:29.9pt;width:128.35pt;height:32.55pt;mso-wrap-style:square;v-text-anchor:top" wp14:anchorId="1F4E45FE">
+              <v:rect id="shape_0" stroked="f" o:allowincell="f" style="position:absolute;margin-left:24.2pt;margin-top:29.9pt;width:128.35pt;height:32.55pt;mso-wrap-style:square;v-text-anchor:top" wp14:anchorId="1F4E45FE">
                 <v:fill o:detectmouseclick="t" on="false"/>
                 <v:stroke color="#3465a4" joinstyle="round" endcap="flat"/>
                 <v:textbox>
                   <w:txbxContent>
                     <w:p>
                       <w:pPr>
-                        <w:pStyle w:val="Contedodoquadro"/>
+                        <w:pStyle w:val="Contedodoquadrouser"/>
                         <w:rPr/>
                       </w:pPr>
                       <w:r>
@@ -1138,7 +1159,7 @@
         <mc:AlternateContent>
           <mc:Choice Requires="wps">
             <w:drawing>
-              <wp:anchor behindDoc="0" distT="0" distB="0" distL="0" distR="0" simplePos="0" locked="0" layoutInCell="1" allowOverlap="1" relativeHeight="24" wp14:anchorId="55E8B8D8">
+              <wp:anchor distT="0" distB="0" distL="0" distR="0" simplePos="0" relativeHeight="18" behindDoc="0" locked="0" layoutInCell="1" allowOverlap="1" wp14:anchorId="55E8B8D8">
                 <wp:simplePos x="0" y="0"/>
                 <wp:positionH relativeFrom="column">
                   <wp:posOffset>2005330</wp:posOffset>
@@ -1177,7 +1198,7 @@
                         <w:txbxContent>
                           <w:p>
                             <w:pPr>
-                              <w:pStyle w:val="Contedodoquadro"/>
+                              <w:pStyle w:val="Contedodoquadrouser"/>
                               <w:rPr/>
                             </w:pPr>
                             <w:r>
@@ -1199,14 +1220,14 @@
           </mc:Choice>
           <mc:Fallback>
             <w:pict>
-              <v:rect id="shape_0" ID="Caixa de Texto 13" path="m0,0l-2147483645,0l-2147483645,-2147483646l0,-2147483646xe" stroked="f" o:allowincell="f" style="position:absolute;margin-left:157.9pt;margin-top:28.9pt;width:57.7pt;height:24.4pt;mso-wrap-style:square;v-text-anchor:top" wp14:anchorId="55E8B8D8">
+              <v:rect id="shape_0" stroked="f" o:allowincell="f" style="position:absolute;margin-left:157.9pt;margin-top:28.9pt;width:57.7pt;height:24.4pt;mso-wrap-style:square;v-text-anchor:top" wp14:anchorId="55E8B8D8">
                 <v:fill o:detectmouseclick="t" on="false"/>
                 <v:stroke color="#3465a4" joinstyle="round" endcap="flat"/>
                 <v:textbox>
                   <w:txbxContent>
                     <w:p>
                       <w:pPr>
-                        <w:pStyle w:val="Contedodoquadro"/>
+                        <w:pStyle w:val="Contedodoquadrouser"/>
                         <w:rPr/>
                       </w:pPr>
                       <w:r>
@@ -1224,7 +1245,7 @@
         <mc:AlternateContent>
           <mc:Choice Requires="wps">
             <w:drawing>
-              <wp:anchor behindDoc="0" distT="0" distB="0" distL="0" distR="0" simplePos="0" locked="0" layoutInCell="1" allowOverlap="1" relativeHeight="26" wp14:anchorId="105955CE">
+              <wp:anchor distT="0" distB="0" distL="0" distR="0" simplePos="0" relativeHeight="20" behindDoc="0" locked="0" layoutInCell="1" allowOverlap="1" wp14:anchorId="105955CE">
                 <wp:simplePos x="0" y="0"/>
                 <wp:positionH relativeFrom="column">
                   <wp:posOffset>2704465</wp:posOffset>
@@ -1263,7 +1284,7 @@
                         <w:txbxContent>
                           <w:p>
                             <w:pPr>
-                              <w:pStyle w:val="Contedodoquadro"/>
+                              <w:pStyle w:val="Contedodoquadrouser"/>
                               <w:rPr/>
                             </w:pPr>
                             <w:r>
@@ -1285,14 +1306,14 @@
           </mc:Choice>
           <mc:Fallback>
             <w:pict>
-              <v:rect id="shape_0" ID="Caixa de Texto 14" path="m0,0l-2147483645,0l-2147483645,-2147483646l0,-2147483646xe" stroked="f" o:allowincell="f" style="position:absolute;margin-left:212.95pt;margin-top:29.7pt;width:94.35pt;height:24.4pt;mso-wrap-style:square;v-text-anchor:top" wp14:anchorId="105955CE">
+              <v:rect id="shape_0" stroked="f" o:allowincell="f" style="position:absolute;margin-left:212.95pt;margin-top:29.7pt;width:94.35pt;height:24.4pt;mso-wrap-style:square;v-text-anchor:top" wp14:anchorId="105955CE">
                 <v:fill o:detectmouseclick="t" on="false"/>
                 <v:stroke color="#3465a4" joinstyle="round" endcap="flat"/>
                 <v:textbox>
                   <w:txbxContent>
                     <w:p>
                       <w:pPr>
-                        <w:pStyle w:val="Contedodoquadro"/>
+                        <w:pStyle w:val="Contedodoquadrouser"/>
                         <w:rPr/>
                       </w:pPr>
                       <w:r>
@@ -1310,7 +1331,7 @@
         <mc:AlternateContent>
           <mc:Choice Requires="wps">
             <w:drawing>
-              <wp:anchor behindDoc="0" distT="0" distB="3175" distL="0" distR="0" simplePos="0" locked="0" layoutInCell="1" allowOverlap="1" relativeHeight="28" wp14:anchorId="317DD299">
+              <wp:anchor distT="0" distB="3175" distL="0" distR="0" simplePos="0" relativeHeight="22" behindDoc="0" locked="0" layoutInCell="1" allowOverlap="1" wp14:anchorId="317DD299">
                 <wp:simplePos x="0" y="0"/>
                 <wp:positionH relativeFrom="column">
                   <wp:posOffset>4403725</wp:posOffset>
@@ -1349,7 +1370,7 @@
                         <w:txbxContent>
                           <w:p>
                             <w:pPr>
-                              <w:pStyle w:val="Contedodoquadro"/>
+                              <w:pStyle w:val="Contedodoquadrouser"/>
                               <w:rPr/>
                             </w:pPr>
                             <w:r>
@@ -1371,14 +1392,14 @@
           </mc:Choice>
           <mc:Fallback>
             <w:pict>
-              <v:rect id="shape_0" ID="Caixa de Texto 15" path="m0,0l-2147483645,0l-2147483645,-2147483646l0,-2147483646xe" stroked="f" o:allowincell="f" style="position:absolute;margin-left:346.75pt;margin-top:30.35pt;width:67.85pt;height:23.7pt;mso-wrap-style:square;v-text-anchor:top" wp14:anchorId="317DD299">
+              <v:rect id="shape_0" stroked="f" o:allowincell="f" style="position:absolute;margin-left:346.75pt;margin-top:30.35pt;width:67.85pt;height:23.7pt;mso-wrap-style:square;v-text-anchor:top" wp14:anchorId="317DD299">
                 <v:fill o:detectmouseclick="t" on="false"/>
                 <v:stroke color="#3465a4" joinstyle="round" endcap="flat"/>
                 <v:textbox>
                   <w:txbxContent>
                     <w:p>
                       <w:pPr>
-                        <w:pStyle w:val="Contedodoquadro"/>
+                        <w:pStyle w:val="Contedodoquadrouser"/>
                         <w:rPr/>
                       </w:pPr>
                       <w:r>
@@ -1404,8 +1425,8 @@
     <w:p>
       <w:pPr>
         <w:pStyle w:val="Normal"/>
-        <w:spacing w:lineRule="auto" w:line="259" w:before="0" w:after="449"/>
-        <w:ind w:hanging="10" w:left="10" w:right="4"/>
+        <w:spacing w:lineRule="auto" w:line="262" w:before="0" w:after="449"/>
+        <w:ind w:hanging="10" w:start="10" w:end="4"/>
         <w:jc w:val="center"/>
         <w:rPr/>
       </w:pPr>
@@ -1418,7 +1439,7 @@
       <w:pPr>
         <w:pStyle w:val="Normal"/>
         <w:spacing w:lineRule="auto" w:line="259" w:before="0" w:after="420"/>
-        <w:jc w:val="left"/>
+        <w:jc w:val="start"/>
         <w:rPr/>
       </w:pPr>
       <w:r>
@@ -1431,8 +1452,8 @@
     <w:p>
       <w:pPr>
         <w:pStyle w:val="Normal"/>
-        <w:spacing w:lineRule="auto" w:line="259" w:before="0" w:after="156"/>
-        <w:ind w:hanging="10" w:left="10" w:right="6"/>
+        <w:spacing w:lineRule="auto" w:line="262" w:before="0" w:after="156"/>
+        <w:ind w:hanging="10" w:start="10" w:end="6"/>
         <w:jc w:val="center"/>
         <w:rPr/>
       </w:pPr>
@@ -1440,7 +1461,7 @@
         <mc:AlternateContent>
           <mc:Choice Requires="wps">
             <w:drawing>
-              <wp:anchor behindDoc="0" distT="0" distB="1270" distL="0" distR="0" simplePos="0" locked="0" layoutInCell="0" allowOverlap="1" relativeHeight="32" wp14:anchorId="1D36E4D1">
+              <wp:anchor distT="0" distB="1270" distL="0" distR="0" simplePos="0" relativeHeight="30" behindDoc="0" locked="0" layoutInCell="0" allowOverlap="1" wp14:anchorId="1D36E4D1">
                 <wp:simplePos x="0" y="0"/>
                 <wp:positionH relativeFrom="margin">
                   <wp:posOffset>1417955</wp:posOffset>
@@ -1479,7 +1500,7 @@
                         <w:txbxContent>
                           <w:p>
                             <w:pPr>
-                              <w:pStyle w:val="Contedodoquadro"/>
+                              <w:pStyle w:val="Contedodoquadrouser"/>
                               <w:rPr/>
                             </w:pPr>
                             <w:r>
@@ -1489,7 +1510,7 @@
                           </w:p>
                           <w:p>
                             <w:pPr>
-                              <w:pStyle w:val="Contedodoquadro"/>
+                              <w:pStyle w:val="Contedodoquadrouser"/>
                               <w:rPr/>
                             </w:pPr>
                             <w:r>
@@ -1510,14 +1531,14 @@
           </mc:Choice>
           <mc:Fallback>
             <w:pict>
-              <v:rect id="shape_0" ID="Caixa de Texto 17" path="m0,0l-2147483645,0l-2147483645,-2147483646l0,-2147483646xe" stroked="f" o:allowincell="f" style="position:absolute;margin-left:111.65pt;margin-top:11.4pt;width:256.05pt;height:22.35pt;mso-wrap-style:square;v-text-anchor:top;mso-position-horizontal-relative:margin" wp14:anchorId="1D36E4D1">
+              <v:rect id="shape_0" stroked="f" o:allowincell="f" style="position:absolute;margin-left:111.65pt;margin-top:11.4pt;width:256.05pt;height:22.35pt;mso-wrap-style:square;v-text-anchor:top;mso-position-horizontal-relative:margin" wp14:anchorId="1D36E4D1">
                 <v:fill o:detectmouseclick="t" on="false"/>
                 <v:stroke color="#3465a4" joinstyle="round" endcap="flat"/>
                 <v:textbox>
                   <w:txbxContent>
                     <w:p>
                       <w:pPr>
-                        <w:pStyle w:val="Contedodoquadro"/>
+                        <w:pStyle w:val="Contedodoquadrouser"/>
                         <w:rPr/>
                       </w:pPr>
                       <w:r>
@@ -1527,7 +1548,7 @@
                     </w:p>
                     <w:p>
                       <w:pPr>
-                        <w:pStyle w:val="Contedodoquadro"/>
+                        <w:pStyle w:val="Contedodoquadrouser"/>
                         <w:rPr/>
                       </w:pPr>
                       <w:r>
@@ -1978,7 +1999,7 @@
     </w:rPr>
   </w:style>
   <w:style w:type="paragraph" w:styleId="Heading1">
-    <w:name w:val="Heading 1"/>
+    <w:name w:val="heading 1"/>
     <w:next w:val="Normal"/>
     <w:link w:val="Ttulo1Char"/>
     <w:uiPriority w:val="9"/>
@@ -1990,7 +2011,7 @@
       <w:suppressAutoHyphens w:val="true"/>
       <w:bidi w:val="0"/>
       <w:spacing w:lineRule="auto" w:line="259" w:before="0" w:after="0"/>
-      <w:ind w:right="2"/>
+      <w:ind w:end="2"/>
       <w:jc w:val="center"/>
       <w:outlineLvl w:val="0"/>
     </w:pPr>
@@ -2008,12 +2029,10 @@
     <w:uiPriority w:val="1"/>
     <w:semiHidden/>
     <w:unhideWhenUsed/>
-    <w:qFormat/>
     <w:rPr/>
   </w:style>
   <w:style w:type="character" w:styleId="Ttulo1Char" w:customStyle="1">
     <w:name w:val="Título 1 Char"/>
-    <w:qFormat/>
     <w:rPr>
       <w:rFonts w:ascii="Arial" w:hAnsi="Arial" w:eastAsia="Arial" w:cs="Arial"/>
       <w:color w:val="000000"/>
@@ -2024,13 +2043,12 @@
     <w:name w:val="Título"/>
     <w:basedOn w:val="Normal"/>
     <w:next w:val="BodyText"/>
-    <w:qFormat/>
     <w:pPr>
       <w:keepNext w:val="true"/>
       <w:spacing w:before="240" w:after="120"/>
     </w:pPr>
     <w:rPr>
-      <w:rFonts w:ascii="Liberation Sans" w:hAnsi="Liberation Sans" w:eastAsia="Noto Sans CJK SC" w:cs="Noto Sans Devanagari"/>
+      <w:rFonts w:ascii="Liberation Sans" w:hAnsi="Liberation Sans" w:eastAsia="Microsoft YaHei" w:cs="Lucida Sans"/>
       <w:sz w:val="28"/>
       <w:szCs w:val="28"/>
     </w:rPr>
@@ -2048,19 +2066,18 @@
     <w:basedOn w:val="BodyText"/>
     <w:pPr/>
     <w:rPr>
-      <w:rFonts w:cs="Noto Sans Devanagari"/>
+      <w:rFonts w:cs="Lucida Sans"/>
     </w:rPr>
   </w:style>
   <w:style w:type="paragraph" w:styleId="Caption">
-    <w:name w:val="Caption"/>
+    <w:name w:val="caption"/>
     <w:basedOn w:val="Normal"/>
-    <w:qFormat/>
     <w:pPr>
       <w:suppressLineNumbers/>
       <w:spacing w:before="120" w:after="120"/>
     </w:pPr>
     <w:rPr>
-      <w:rFonts w:cs="Noto Sans Devanagari"/>
+      <w:rFonts w:cs="Lucida Sans"/>
       <w:i/>
       <w:iCs/>
       <w:sz w:val="24"/>
@@ -2070,27 +2087,54 @@
   <w:style w:type="paragraph" w:styleId="ndice">
     <w:name w:val="Índice"/>
     <w:basedOn w:val="Normal"/>
-    <w:qFormat/>
     <w:pPr>
       <w:suppressLineNumbers/>
     </w:pPr>
     <w:rPr>
-      <w:rFonts w:cs="Noto Sans Devanagari"/>
+      <w:rFonts w:cs="Lucida Sans"/>
     </w:rPr>
+  </w:style>
+  <w:style w:type="paragraph" w:styleId="Ttulouser">
+    <w:name w:val="Título (user)"/>
+    <w:basedOn w:val="Normal"/>
+    <w:next w:val="BodyText"/>
+    <w:pPr>
+      <w:keepNext w:val="true"/>
+      <w:spacing w:before="240" w:after="120"/>
+    </w:pPr>
+    <w:rPr>
+      <w:rFonts w:ascii="Liberation Sans" w:hAnsi="Liberation Sans" w:eastAsia="Microsoft YaHei" w:cs="Lucida Sans"/>
+      <w:sz w:val="28"/>
+      <w:szCs w:val="28"/>
+    </w:rPr>
+  </w:style>
+  <w:style w:type="paragraph" w:styleId="ndiceuser">
+    <w:name w:val="Índice (user)"/>
+    <w:basedOn w:val="Normal"/>
+    <w:pPr>
+      <w:suppressLineNumbers/>
+    </w:pPr>
+    <w:rPr>
+      <w:rFonts w:cs="Lucida Sans"/>
+    </w:rPr>
+  </w:style>
+  <w:style w:type="paragraph" w:styleId="Contedodoquadrouser">
+    <w:name w:val="Conteúdo do quadro (user)"/>
+    <w:basedOn w:val="Normal"/>
+    <w:pPr/>
+    <w:rPr/>
   </w:style>
   <w:style w:type="paragraph" w:styleId="Contedodoquadro">
     <w:name w:val="Conteúdo do quadro"/>
     <w:basedOn w:val="Normal"/>
-    <w:qFormat/>
     <w:pPr/>
     <w:rPr/>
   </w:style>
-  <w:style w:type="numbering" w:styleId="Semlista" w:default="1">
-    <w:name w:val="Sem lista"/>
+  <w:style w:type="numbering" w:styleId="Semlistauser" w:default="1">
+    <w:name w:val="Sem lista (user)"/>
     <w:uiPriority w:val="99"/>
     <w:semiHidden/>
     <w:unhideWhenUsed/>
-    <w:qFormat/>
   </w:style>
   <w:style w:type="table" w:default="1" w:styleId="Tabelanormal">
     <w:name w:val="Normal Table"/>
@@ -2117,37 +2161,37 @@
         <a:srgbClr val="000000"/>
       </a:dk1>
       <a:lt1>
-        <a:srgbClr val="ffffff"/>
+        <a:srgbClr val="FFFFFF"/>
       </a:lt1>
       <a:dk2>
-        <a:srgbClr val="44546a"/>
+        <a:srgbClr val="44546A"/>
       </a:dk2>
       <a:lt2>
-        <a:srgbClr val="e7e6e6"/>
+        <a:srgbClr val="E7E6E6"/>
       </a:lt2>
       <a:accent1>
-        <a:srgbClr val="4472c4"/>
+        <a:srgbClr val="4472C4"/>
       </a:accent1>
       <a:accent2>
-        <a:srgbClr val="ed7d31"/>
+        <a:srgbClr val="ED7D31"/>
       </a:accent2>
       <a:accent3>
-        <a:srgbClr val="a5a5a5"/>
+        <a:srgbClr val="A5A5A5"/>
       </a:accent3>
       <a:accent4>
-        <a:srgbClr val="ffc000"/>
+        <a:srgbClr val="FFC000"/>
       </a:accent4>
       <a:accent5>
-        <a:srgbClr val="5b9bd5"/>
+        <a:srgbClr val="5B9BD5"/>
       </a:accent5>
       <a:accent6>
-        <a:srgbClr val="70ad47"/>
+        <a:srgbClr val="70AD47"/>
       </a:accent6>
       <a:hlink>
-        <a:srgbClr val="0563c1"/>
+        <a:srgbClr val="0563C1"/>
       </a:hlink>
       <a:folHlink>
-        <a:srgbClr val="954f72"/>
+        <a:srgbClr val="954F72"/>
       </a:folHlink>
     </a:clrScheme>
     <a:fontScheme name="Office">
@@ -2155,11 +2199,105 @@
         <a:latin typeface="Calibri Light" panose="020F0302020204030204" pitchFamily="0" charset="1"/>
         <a:ea typeface=""/>
         <a:cs typeface=""/>
+        <a:font script="Jpan" typeface="游ゴシック Light"/>
+        <a:font script="Hang" typeface="맑은 고딕"/>
+        <a:font script="Hans" typeface="等线 Light"/>
+        <a:font script="Hant" typeface="新細明體"/>
+        <a:font script="Arab" typeface="Times New Roman"/>
+        <a:font script="Hebr" typeface="Times New Roman"/>
+        <a:font script="Thai" typeface="Angsana New"/>
+        <a:font script="Ethi" typeface="Nyala"/>
+        <a:font script="Beng" typeface="Vrinda"/>
+        <a:font script="Gujr" typeface="Shruti"/>
+        <a:font script="Khmr" typeface="MoolBoran"/>
+        <a:font script="Knda" typeface="Tunga"/>
+        <a:font script="Guru" typeface="Raavi"/>
+        <a:font script="Cans" typeface="Euphemia"/>
+        <a:font script="Cher" typeface="Plantagenet Cherokee"/>
+        <a:font script="Yiii" typeface="Microsoft Yi Baiti"/>
+        <a:font script="Tibt" typeface="Microsoft Himalaya"/>
+        <a:font script="Thaa" typeface="MV Boli"/>
+        <a:font script="Deva" typeface="Mangal"/>
+        <a:font script="Telu" typeface="Gautami"/>
+        <a:font script="Taml" typeface="Latha"/>
+        <a:font script="Syrc" typeface="Estrangelo Edessa"/>
+        <a:font script="Orya" typeface="Kalinga"/>
+        <a:font script="Mlym" typeface="Kartika"/>
+        <a:font script="Laoo" typeface="DokChampa"/>
+        <a:font script="Sinh" typeface="Iskoola Pota"/>
+        <a:font script="Mong" typeface="Mongolian Baiti"/>
+        <a:font script="Viet" typeface="Times New Roman"/>
+        <a:font script="Uigh" typeface="Microsoft Uighur"/>
+        <a:font script="Geor" typeface="Sylfaen"/>
+        <a:font script="Armn" typeface="Arial"/>
+        <a:font script="Bugi" typeface="Leelawadee UI"/>
+        <a:font script="Bopo" typeface="Microsoft JhengHei"/>
+        <a:font script="Java" typeface="Javanese Text"/>
+        <a:font script="Lisu" typeface="Segoe UI"/>
+        <a:font script="Mymr" typeface="Myanmar Text"/>
+        <a:font script="Nkoo" typeface="Ebrima"/>
+        <a:font script="Olck" typeface="Nirmala UI"/>
+        <a:font script="Osma" typeface="Ebrima"/>
+        <a:font script="Phag" typeface="Phagspa"/>
+        <a:font script="Syrn" typeface="Estrangelo Edessa"/>
+        <a:font script="Syrj" typeface="Estrangelo Edessa"/>
+        <a:font script="Syre" typeface="Estrangelo Edessa"/>
+        <a:font script="Sora" typeface="Nirmala UI"/>
+        <a:font script="Tale" typeface="Microsoft Tai Le"/>
+        <a:font script="Talu" typeface="Microsoft New Tai Lue"/>
+        <a:font script="Tfng" typeface="Ebrima"/>
       </a:majorFont>
       <a:minorFont>
         <a:latin typeface="Calibri" panose="020F0502020204030204" pitchFamily="0" charset="1"/>
         <a:ea typeface=""/>
         <a:cs typeface=""/>
+        <a:font script="Jpan" typeface="游明朝"/>
+        <a:font script="Hang" typeface="맑은 고딕"/>
+        <a:font script="Hans" typeface="等线"/>
+        <a:font script="Hant" typeface="新細明體"/>
+        <a:font script="Arab" typeface="Arial"/>
+        <a:font script="Hebr" typeface="Arial"/>
+        <a:font script="Thai" typeface="Cordia New"/>
+        <a:font script="Ethi" typeface="Nyala"/>
+        <a:font script="Beng" typeface="Vrinda"/>
+        <a:font script="Gujr" typeface="Shruti"/>
+        <a:font script="Khmr" typeface="DaunPenh"/>
+        <a:font script="Knda" typeface="Tunga"/>
+        <a:font script="Guru" typeface="Raavi"/>
+        <a:font script="Cans" typeface="Euphemia"/>
+        <a:font script="Cher" typeface="Plantagenet Cherokee"/>
+        <a:font script="Yiii" typeface="Microsoft Yi Baiti"/>
+        <a:font script="Tibt" typeface="Microsoft Himalaya"/>
+        <a:font script="Thaa" typeface="MV Boli"/>
+        <a:font script="Deva" typeface="Mangal"/>
+        <a:font script="Telu" typeface="Gautami"/>
+        <a:font script="Taml" typeface="Latha"/>
+        <a:font script="Syrc" typeface="Estrangelo Edessa"/>
+        <a:font script="Orya" typeface="Kalinga"/>
+        <a:font script="Mlym" typeface="Kartika"/>
+        <a:font script="Laoo" typeface="DokChampa"/>
+        <a:font script="Sinh" typeface="Iskoola Pota"/>
+        <a:font script="Mong" typeface="Mongolian Baiti"/>
+        <a:font script="Viet" typeface="Arial"/>
+        <a:font script="Uigh" typeface="Microsoft Uighur"/>
+        <a:font script="Geor" typeface="Sylfaen"/>
+        <a:font script="Armn" typeface="Arial"/>
+        <a:font script="Bugi" typeface="Leelawadee UI"/>
+        <a:font script="Bopo" typeface="Microsoft JhengHei"/>
+        <a:font script="Java" typeface="Javanese Text"/>
+        <a:font script="Lisu" typeface="Segoe UI"/>
+        <a:font script="Mymr" typeface="Myanmar Text"/>
+        <a:font script="Nkoo" typeface="Ebrima"/>
+        <a:font script="Olck" typeface="Nirmala UI"/>
+        <a:font script="Osma" typeface="Ebrima"/>
+        <a:font script="Phag" typeface="Phagspa"/>
+        <a:font script="Syrn" typeface="Estrangelo Edessa"/>
+        <a:font script="Syrj" typeface="Estrangelo Edessa"/>
+        <a:font script="Syre" typeface="Estrangelo Edessa"/>
+        <a:font script="Sora" typeface="Nirmala UI"/>
+        <a:font script="Tale" typeface="Microsoft Tai Le"/>
+        <a:font script="Talu" typeface="Microsoft New Tai Lue"/>
+        <a:font script="Tfng" typeface="Ebrima"/>
       </a:minorFont>
     </a:fontScheme>
     <a:fmtScheme>

--- a/resources/templates/residencia_propria_new.docx
+++ b/resources/templates/residencia_propria_new.docx
@@ -1,12 +1,12 @@
 
 <file path=word/document.xml><?xml version="1.0" encoding="utf-8"?>
-<w:document xmlns:o="urn:schemas-microsoft-com:office:office" xmlns:r="http://schemas.openxmlformats.org/officeDocument/2006/relationships" xmlns:v="urn:schemas-microsoft-com:vml" xmlns:w="http://schemas.openxmlformats.org/wordprocessingml/2006/main" xmlns:w10="urn:schemas-microsoft-com:office:word" xmlns:wp="http://schemas.openxmlformats.org/drawingml/2006/wordprocessingDrawing" xmlns:pic="http://schemas.openxmlformats.org/drawingml/2006/picture" xmlns:wps="http://schemas.microsoft.com/office/word/2010/wordprocessingShape" xmlns:wpg="http://schemas.microsoft.com/office/word/2010/wordprocessingGroup" xmlns:mc="http://schemas.openxmlformats.org/markup-compatibility/2006" xmlns:wp14="http://schemas.microsoft.com/office/word/2010/wordprocessingDrawing" xmlns:w14="http://schemas.microsoft.com/office/word/2010/wordml" xmlns:w15="http://schemas.microsoft.com/office/word/2012/wordml" mc:Ignorable="w14 wp14 w15">
+<w:document xmlns:o="urn:schemas-microsoft-com:office:office" xmlns:r="http://schemas.openxmlformats.org/officeDocument/2006/relationships" xmlns:v="urn:schemas-microsoft-com:vml" xmlns:w="http://schemas.openxmlformats.org/wordprocessingml/2006/main" xmlns:w10="urn:schemas-microsoft-com:office:word" xmlns:wp="http://schemas.openxmlformats.org/drawingml/2006/wordprocessingDrawing" xmlns:wps="http://schemas.microsoft.com/office/word/2010/wordprocessingShape" xmlns:wpg="http://schemas.microsoft.com/office/word/2010/wordprocessingGroup" xmlns:mc="http://schemas.openxmlformats.org/markup-compatibility/2006" xmlns:wp14="http://schemas.microsoft.com/office/word/2010/wordprocessingDrawing" xmlns:w14="http://schemas.microsoft.com/office/word/2010/wordml" xmlns:w15="http://schemas.microsoft.com/office/word/2012/wordml" mc:Ignorable="w14 wp14 w15">
   <w:body>
     <w:p>
       <w:pPr>
         <w:pStyle w:val="Normal"/>
         <w:spacing w:lineRule="auto" w:line="259" w:before="0" w:after="88"/>
-        <w:ind w:end="55"/>
+        <w:ind w:right="55"/>
         <w:jc w:val="center"/>
         <w:rPr/>
       </w:pPr>
@@ -23,21 +23,33 @@
       <w:pPr>
         <w:pStyle w:val="Normal"/>
         <w:spacing w:lineRule="auto" w:line="259" w:before="0" w:after="355"/>
-        <w:ind w:start="11"/>
+        <w:ind w:left="11"/>
         <w:jc w:val="center"/>
+        <w:rPr/>
+      </w:pPr>
+      <w:r>
+        <w:rPr>
+          <w:sz w:val="6"/>
+        </w:rPr>
+        <w:t xml:space="preserve"> </w:t>
+      </w:r>
+    </w:p>
+    <w:p>
+      <w:pPr>
+        <w:pStyle w:val="Normal"/>
         <w:rPr/>
       </w:pPr>
       <w:r>
         <mc:AlternateContent>
           <mc:Choice Requires="wps">
             <w:drawing>
-              <wp:anchor distT="0" distB="0" distL="0" distR="0" simplePos="0" relativeHeight="2" behindDoc="0" locked="0" layoutInCell="1" allowOverlap="1" wp14:anchorId="16F6CF6A">
+              <wp:anchor behindDoc="0" distT="0" distB="0" distL="0" distR="0" simplePos="0" locked="0" layoutInCell="1" allowOverlap="1" relativeHeight="2" wp14:anchorId="16F6CF6A">
                 <wp:simplePos x="0" y="0"/>
                 <wp:positionH relativeFrom="column">
                   <wp:posOffset>340360</wp:posOffset>
                 </wp:positionH>
                 <wp:positionV relativeFrom="paragraph">
-                  <wp:posOffset>365125</wp:posOffset>
+                  <wp:posOffset>-21590</wp:posOffset>
                 </wp:positionV>
                 <wp:extent cx="4675505" cy="270510"/>
                 <wp:effectExtent l="0" t="0" r="0" b="0"/>
@@ -70,7 +82,7 @@
                         <w:txbxContent>
                           <w:p>
                             <w:pPr>
-                              <w:pStyle w:val="Contedodoquadrouser"/>
+                              <w:pStyle w:val="Contedodoquadro"/>
                               <w:rPr/>
                             </w:pPr>
                             <w:r>
@@ -92,14 +104,14 @@
           </mc:Choice>
           <mc:Fallback>
             <w:pict>
-              <v:rect id="shape_0" stroked="f" o:allowincell="f" style="position:absolute;margin-left:26.8pt;margin-top:28.75pt;width:368.1pt;height:21.25pt;mso-wrap-style:square;v-text-anchor:top" wp14:anchorId="16F6CF6A">
+              <v:rect id="shape_0" ID="Caixa de Texto 1" path="m0,0l-2147483645,0l-2147483645,-2147483646l0,-2147483646xe" stroked="f" o:allowincell="f" style="position:absolute;margin-left:26.8pt;margin-top:-1.7pt;width:368.1pt;height:21.25pt;mso-wrap-style:square;v-text-anchor:top" wp14:anchorId="16F6CF6A">
                 <v:fill o:detectmouseclick="t" on="false"/>
                 <v:stroke color="#3465a4" joinstyle="round" endcap="flat"/>
                 <v:textbox>
                   <w:txbxContent>
                     <w:p>
                       <w:pPr>
-                        <w:pStyle w:val="Contedodoquadrouser"/>
+                        <w:pStyle w:val="Contedodoquadro"/>
                         <w:rPr/>
                       </w:pPr>
                       <w:r>
@@ -114,24 +126,10 @@
             </w:pict>
           </mc:Fallback>
         </mc:AlternateContent>
-      </w:r>
-      <w:r>
-        <w:rPr>
-          <w:sz w:val="6"/>
-        </w:rPr>
-        <w:t xml:space="preserve"> </w:t>
-      </w:r>
-    </w:p>
-    <w:p>
-      <w:pPr>
-        <w:pStyle w:val="Normal"/>
-        <w:rPr/>
-      </w:pPr>
-      <w:r>
         <mc:AlternateContent>
           <mc:Choice Requires="wps">
             <w:drawing>
-              <wp:anchor distT="0" distB="0" distL="0" distR="0" simplePos="0" relativeHeight="4" behindDoc="0" locked="0" layoutInCell="1" allowOverlap="1" wp14:anchorId="0A09468B">
+              <wp:anchor behindDoc="0" distT="0" distB="0" distL="0" distR="0" simplePos="0" locked="0" layoutInCell="1" allowOverlap="1" relativeHeight="4" wp14:anchorId="0A09468B">
                 <wp:simplePos x="0" y="0"/>
                 <wp:positionH relativeFrom="column">
                   <wp:posOffset>1039495</wp:posOffset>
@@ -170,7 +168,7 @@
                         <w:txbxContent>
                           <w:p>
                             <w:pPr>
-                              <w:pStyle w:val="Contedodoquadrouser"/>
+                              <w:pStyle w:val="Contedodoquadro"/>
                               <w:rPr/>
                             </w:pPr>
                             <w:r>
@@ -192,14 +190,14 @@
           </mc:Choice>
           <mc:Fallback>
             <w:pict>
-              <v:rect id="shape_0" stroked="f" o:allowincell="f" style="position:absolute;margin-left:81.85pt;margin-top:23.85pt;width:105.25pt;height:21.7pt;mso-wrap-style:square;v-text-anchor:top" wp14:anchorId="0A09468B">
+              <v:rect id="shape_0" ID="Caixa de Texto 2" path="m0,0l-2147483645,0l-2147483645,-2147483646l0,-2147483646xe" stroked="f" o:allowincell="f" style="position:absolute;margin-left:81.85pt;margin-top:23.85pt;width:105.25pt;height:21.7pt;mso-wrap-style:square;v-text-anchor:top" wp14:anchorId="0A09468B">
                 <v:fill o:detectmouseclick="t" on="false"/>
                 <v:stroke color="#3465a4" joinstyle="round" endcap="flat"/>
                 <v:textbox>
                   <w:txbxContent>
                     <w:p>
                       <w:pPr>
-                        <w:pStyle w:val="Contedodoquadrouser"/>
+                        <w:pStyle w:val="Contedodoquadro"/>
                         <w:rPr/>
                       </w:pPr>
                       <w:r>
@@ -217,7 +215,7 @@
         <mc:AlternateContent>
           <mc:Choice Requires="wps">
             <w:drawing>
-              <wp:anchor distT="0" distB="1270" distL="0" distR="0" simplePos="0" relativeHeight="6" behindDoc="0" locked="0" layoutInCell="1" allowOverlap="1" wp14:anchorId="5321EB3C">
+              <wp:anchor behindDoc="0" distT="0" distB="1270" distL="0" distR="0" simplePos="0" locked="0" layoutInCell="1" allowOverlap="1" relativeHeight="6" wp14:anchorId="5321EB3C">
                 <wp:simplePos x="0" y="0"/>
                 <wp:positionH relativeFrom="column">
                   <wp:posOffset>3500120</wp:posOffset>
@@ -256,7 +254,7 @@
                         <w:txbxContent>
                           <w:p>
                             <w:pPr>
-                              <w:pStyle w:val="Contedodoquadrouser"/>
+                              <w:pStyle w:val="Contedodoquadro"/>
                               <w:rPr/>
                             </w:pPr>
                             <w:r>
@@ -278,14 +276,14 @@
           </mc:Choice>
           <mc:Fallback>
             <w:pict>
-              <v:rect id="shape_0" stroked="f" o:allowincell="f" style="position:absolute;margin-left:275.6pt;margin-top:23.35pt;width:227.2pt;height:22.35pt;mso-wrap-style:square;v-text-anchor:top" wp14:anchorId="5321EB3C">
+              <v:rect id="shape_0" ID="Caixa de Texto 4" path="m0,0l-2147483645,0l-2147483645,-2147483646l0,-2147483646xe" stroked="f" o:allowincell="f" style="position:absolute;margin-left:275.6pt;margin-top:23.35pt;width:227.2pt;height:22.35pt;mso-wrap-style:square;v-text-anchor:top" wp14:anchorId="5321EB3C">
                 <v:fill o:detectmouseclick="t" on="false"/>
                 <v:stroke color="#3465a4" joinstyle="round" endcap="flat"/>
                 <v:textbox>
                   <w:txbxContent>
                     <w:p>
                       <w:pPr>
-                        <w:pStyle w:val="Contedodoquadrouser"/>
+                        <w:pStyle w:val="Contedodoquadro"/>
                         <w:rPr/>
                       </w:pPr>
                       <w:r>
@@ -303,7 +301,93 @@
         <mc:AlternateContent>
           <mc:Choice Requires="wps">
             <w:drawing>
-              <wp:anchor distT="0" distB="0" distL="0" distR="0" simplePos="0" relativeHeight="8" behindDoc="0" locked="0" layoutInCell="1" allowOverlap="1" wp14:anchorId="2B0229CB">
+              <wp:anchor behindDoc="0" distT="0" distB="1270" distL="0" distR="0" simplePos="0" locked="0" layoutInCell="1" allowOverlap="1" relativeHeight="8" wp14:anchorId="72133C8F">
+                <wp:simplePos x="0" y="0"/>
+                <wp:positionH relativeFrom="column">
+                  <wp:posOffset>598805</wp:posOffset>
+                </wp:positionH>
+                <wp:positionV relativeFrom="paragraph">
+                  <wp:posOffset>643890</wp:posOffset>
+                </wp:positionV>
+                <wp:extent cx="1035050" cy="284480"/>
+                <wp:effectExtent l="0" t="0" r="0" b="1270"/>
+                <wp:wrapNone/>
+                <wp:docPr id="4" name="Caixa de Texto 5"/>
+                <a:graphic xmlns:a="http://schemas.openxmlformats.org/drawingml/2006/main">
+                  <a:graphicData uri="http://schemas.microsoft.com/office/word/2010/wordprocessingShape">
+                    <wps:wsp>
+                      <wps:cNvSpPr/>
+                      <wps:spPr>
+                        <a:xfrm>
+                          <a:off x="0" y="0"/>
+                          <a:ext cx="1035000" cy="284400"/>
+                        </a:xfrm>
+                        <a:prstGeom prst="rect">
+                          <a:avLst/>
+                        </a:prstGeom>
+                        <a:noFill/>
+                        <a:ln w="0">
+                          <a:noFill/>
+                        </a:ln>
+                      </wps:spPr>
+                      <wps:style>
+                        <a:lnRef idx="0"/>
+                        <a:fillRef idx="0"/>
+                        <a:effectRef idx="0"/>
+                        <a:fontRef idx="minor"/>
+                      </wps:style>
+                      <wps:txbx>
+                        <w:txbxContent>
+                          <w:p>
+                            <w:pPr>
+                              <w:pStyle w:val="Contedodoquadro"/>
+                              <w:rPr/>
+                            </w:pPr>
+                            <w:r>
+                              <w:rPr/>
+                              <w:t>${RG_ISSUER}</w:t>
+                            </w:r>
+                          </w:p>
+                        </w:txbxContent>
+                      </wps:txbx>
+                      <wps:bodyPr anchor="t">
+                        <a:prstTxWarp prst="textNoShape"/>
+                        <a:noAutofit/>
+                      </wps:bodyPr>
+                    </wps:wsp>
+                  </a:graphicData>
+                </a:graphic>
+              </wp:anchor>
+            </w:drawing>
+          </mc:Choice>
+          <mc:Fallback>
+            <w:pict>
+              <v:rect id="shape_0" ID="Caixa de Texto 5" path="m0,0l-2147483645,0l-2147483645,-2147483646l0,-2147483646xe" stroked="f" o:allowincell="f" style="position:absolute;margin-left:47.15pt;margin-top:50.7pt;width:81.45pt;height:22.35pt;mso-wrap-style:square;v-text-anchor:top" wp14:anchorId="72133C8F">
+                <v:fill o:detectmouseclick="t" on="false"/>
+                <v:stroke color="#3465a4" joinstyle="round" endcap="flat"/>
+                <v:textbox>
+                  <w:txbxContent>
+                    <w:p>
+                      <w:pPr>
+                        <w:pStyle w:val="Contedodoquadro"/>
+                        <w:rPr/>
+                      </w:pPr>
+                      <w:r>
+                        <w:rPr/>
+                        <w:t>${RG_ISSUER}</w:t>
+                      </w:r>
+                    </w:p>
+                  </w:txbxContent>
+                </v:textbox>
+                <w10:wrap type="none"/>
+              </v:rect>
+            </w:pict>
+          </mc:Fallback>
+        </mc:AlternateContent>
+        <mc:AlternateContent>
+          <mc:Choice Requires="wps">
+            <w:drawing>
+              <wp:anchor behindDoc="0" distT="0" distB="0" distL="0" distR="0" simplePos="0" locked="0" layoutInCell="1" allowOverlap="1" relativeHeight="10" wp14:anchorId="2B0229CB">
                 <wp:simplePos x="0" y="0"/>
                 <wp:positionH relativeFrom="column">
                   <wp:posOffset>1729740</wp:posOffset>
@@ -314,7 +398,7 @@
                 <wp:extent cx="1414780" cy="310515"/>
                 <wp:effectExtent l="0" t="0" r="0" b="0"/>
                 <wp:wrapNone/>
-                <wp:docPr id="4" name="Caixa de Texto 6"/>
+                <wp:docPr id="5" name="Caixa de Texto 6"/>
                 <a:graphic xmlns:a="http://schemas.openxmlformats.org/drawingml/2006/main">
                   <a:graphicData uri="http://schemas.microsoft.com/office/word/2010/wordprocessingShape">
                     <wps:wsp>
@@ -342,7 +426,7 @@
                         <w:txbxContent>
                           <w:p>
                             <w:pPr>
-                              <w:pStyle w:val="Contedodoquadrouser"/>
+                              <w:pStyle w:val="Contedodoquadro"/>
                               <w:rPr/>
                             </w:pPr>
                             <w:r>
@@ -364,14 +448,14 @@
           </mc:Choice>
           <mc:Fallback>
             <w:pict>
-              <v:rect id="shape_0" stroked="f" o:allowincell="f" style="position:absolute;margin-left:136.2pt;margin-top:50.05pt;width:111.35pt;height:24.4pt;mso-wrap-style:square;v-text-anchor:top" wp14:anchorId="2B0229CB">
+              <v:rect id="shape_0" ID="Caixa de Texto 6" path="m0,0l-2147483645,0l-2147483645,-2147483646l0,-2147483646xe" stroked="f" o:allowincell="f" style="position:absolute;margin-left:136.2pt;margin-top:50.05pt;width:111.35pt;height:24.4pt;mso-wrap-style:square;v-text-anchor:top" wp14:anchorId="2B0229CB">
                 <v:fill o:detectmouseclick="t" on="false"/>
                 <v:stroke color="#3465a4" joinstyle="round" endcap="flat"/>
                 <v:textbox>
                   <w:txbxContent>
                     <w:p>
                       <w:pPr>
-                        <w:pStyle w:val="Contedodoquadrouser"/>
+                        <w:pStyle w:val="Contedodoquadro"/>
                         <w:rPr/>
                       </w:pPr>
                       <w:r>
@@ -389,7 +473,7 @@
         <mc:AlternateContent>
           <mc:Choice Requires="wps">
             <w:drawing>
-              <wp:anchor distT="0" distB="4445" distL="0" distR="0" simplePos="0" relativeHeight="10" behindDoc="0" locked="0" layoutInCell="1" allowOverlap="1" wp14:anchorId="5BB7462F">
+              <wp:anchor behindDoc="0" distT="0" distB="4445" distL="0" distR="0" simplePos="0" locked="0" layoutInCell="1" allowOverlap="1" relativeHeight="12" wp14:anchorId="5BB7462F">
                 <wp:simplePos x="0" y="0"/>
                 <wp:positionH relativeFrom="column">
                   <wp:posOffset>549275</wp:posOffset>
@@ -400,7 +484,7 @@
                 <wp:extent cx="1035050" cy="319405"/>
                 <wp:effectExtent l="0" t="0" r="0" b="5080"/>
                 <wp:wrapNone/>
-                <wp:docPr id="5" name="Caixa de Texto 7"/>
+                <wp:docPr id="6" name="Caixa de Texto 7"/>
                 <a:graphic xmlns:a="http://schemas.openxmlformats.org/drawingml/2006/main">
                   <a:graphicData uri="http://schemas.microsoft.com/office/word/2010/wordprocessingShape">
                     <wps:wsp>
@@ -428,7 +512,7 @@
                         <w:txbxContent>
                           <w:p>
                             <w:pPr>
-                              <w:pStyle w:val="Contedodoquadrouser"/>
+                              <w:pStyle w:val="Contedodoquadro"/>
                               <w:rPr/>
                             </w:pPr>
                             <w:r>
@@ -450,14 +534,14 @@
           </mc:Choice>
           <mc:Fallback>
             <w:pict>
-              <v:rect id="shape_0" stroked="f" o:allowincell="f" style="position:absolute;margin-left:43.25pt;margin-top:189.4pt;width:81.45pt;height:25.1pt;mso-wrap-style:square;v-text-anchor:top" wp14:anchorId="5BB7462F">
+              <v:rect id="shape_0" ID="Caixa de Texto 7" path="m0,0l-2147483645,0l-2147483645,-2147483646l0,-2147483646xe" stroked="f" o:allowincell="f" style="position:absolute;margin-left:43.25pt;margin-top:189.4pt;width:81.45pt;height:25.1pt;mso-wrap-style:square;v-text-anchor:top" wp14:anchorId="5BB7462F">
                 <v:fill o:detectmouseclick="t" on="false"/>
                 <v:stroke color="#3465a4" joinstyle="round" endcap="flat"/>
                 <v:textbox>
                   <w:txbxContent>
                     <w:p>
                       <w:pPr>
-                        <w:pStyle w:val="Contedodoquadrouser"/>
+                        <w:pStyle w:val="Contedodoquadro"/>
                         <w:rPr/>
                       </w:pPr>
                       <w:r>
@@ -475,18 +559,18 @@
         <mc:AlternateContent>
           <mc:Choice Requires="wps">
             <w:drawing>
-              <wp:anchor distT="0" distB="0" distL="0" distR="0" simplePos="0" relativeHeight="12" behindDoc="0" locked="0" layoutInCell="1" allowOverlap="1" wp14:anchorId="3E075AE0">
+              <wp:anchor behindDoc="0" distT="0" distB="0" distL="0" distR="0" simplePos="0" locked="0" layoutInCell="1" allowOverlap="1" relativeHeight="14" wp14:anchorId="2B51696E">
                 <wp:simplePos x="0" y="0"/>
                 <wp:positionH relativeFrom="column">
-                  <wp:posOffset>3143885</wp:posOffset>
+                  <wp:posOffset>324485</wp:posOffset>
                 </wp:positionH>
                 <wp:positionV relativeFrom="paragraph">
-                  <wp:posOffset>2754630</wp:posOffset>
+                  <wp:posOffset>2767330</wp:posOffset>
                 </wp:positionV>
-                <wp:extent cx="1848485" cy="293370"/>
+                <wp:extent cx="2673985" cy="326390"/>
                 <wp:effectExtent l="0" t="0" r="0" b="0"/>
                 <wp:wrapNone/>
-                <wp:docPr id="6" name="Caixa de Texto 9"/>
+                <wp:docPr id="7" name="Caixa de Texto 8"/>
                 <a:graphic xmlns:a="http://schemas.openxmlformats.org/drawingml/2006/main">
                   <a:graphicData uri="http://schemas.microsoft.com/office/word/2010/wordprocessingShape">
                     <wps:wsp>
@@ -494,7 +578,7 @@
                       <wps:spPr>
                         <a:xfrm>
                           <a:off x="0" y="0"/>
-                          <a:ext cx="1848600" cy="293400"/>
+                          <a:ext cx="2674080" cy="326520"/>
                         </a:xfrm>
                         <a:prstGeom prst="rect">
                           <a:avLst/>
@@ -514,93 +598,7 @@
                         <w:txbxContent>
                           <w:p>
                             <w:pPr>
-                              <w:pStyle w:val="Contedodoquadrouser"/>
-                              <w:rPr/>
-                            </w:pPr>
-                            <w:r>
-                              <w:rPr/>
-                              <w:t>${CITY}</w:t>
-                            </w:r>
-                          </w:p>
-                        </w:txbxContent>
-                      </wps:txbx>
-                      <wps:bodyPr anchor="t">
-                        <a:prstTxWarp prst="textNoShape"/>
-                        <a:noAutofit/>
-                      </wps:bodyPr>
-                    </wps:wsp>
-                  </a:graphicData>
-                </a:graphic>
-              </wp:anchor>
-            </w:drawing>
-          </mc:Choice>
-          <mc:Fallback>
-            <w:pict>
-              <v:rect id="shape_0" stroked="f" o:allowincell="f" style="position:absolute;margin-left:247.55pt;margin-top:216.9pt;width:145.5pt;height:23.05pt;mso-wrap-style:square;v-text-anchor:top" wp14:anchorId="3E075AE0">
-                <v:fill o:detectmouseclick="t" on="false"/>
-                <v:stroke color="#3465a4" joinstyle="round" endcap="flat"/>
-                <v:textbox>
-                  <w:txbxContent>
-                    <w:p>
-                      <w:pPr>
-                        <w:pStyle w:val="Contedodoquadrouser"/>
-                        <w:rPr/>
-                      </w:pPr>
-                      <w:r>
-                        <w:rPr/>
-                        <w:t>${CITY}</w:t>
-                      </w:r>
-                    </w:p>
-                  </w:txbxContent>
-                </v:textbox>
-                <w10:wrap type="none"/>
-              </v:rect>
-            </w:pict>
-          </mc:Fallback>
-        </mc:AlternateContent>
-        <mc:AlternateContent>
-          <mc:Choice Requires="wps">
-            <w:drawing>
-              <wp:anchor distT="0" distB="0" distL="0" distR="0" simplePos="0" relativeHeight="14" behindDoc="0" locked="0" layoutInCell="1" allowOverlap="1" wp14:anchorId="2B51696E">
-                <wp:simplePos x="0" y="0"/>
-                <wp:positionH relativeFrom="column">
-                  <wp:posOffset>407035</wp:posOffset>
-                </wp:positionH>
-                <wp:positionV relativeFrom="paragraph">
-                  <wp:posOffset>2728595</wp:posOffset>
-                </wp:positionV>
-                <wp:extent cx="2180590" cy="326390"/>
-                <wp:effectExtent l="0" t="0" r="0" b="0"/>
-                <wp:wrapNone/>
-                <wp:docPr id="7" name="Caixa de Texto 8"/>
-                <a:graphic xmlns:a="http://schemas.openxmlformats.org/drawingml/2006/main">
-                  <a:graphicData uri="http://schemas.microsoft.com/office/word/2010/wordprocessingShape">
-                    <wps:wsp>
-                      <wps:cNvSpPr/>
-                      <wps:spPr>
-                        <a:xfrm>
-                          <a:off x="0" y="0"/>
-                          <a:ext cx="2180520" cy="326520"/>
-                        </a:xfrm>
-                        <a:prstGeom prst="rect">
-                          <a:avLst/>
-                        </a:prstGeom>
-                        <a:noFill/>
-                        <a:ln w="0">
-                          <a:noFill/>
-                        </a:ln>
-                      </wps:spPr>
-                      <wps:style>
-                        <a:lnRef idx="0"/>
-                        <a:fillRef idx="0"/>
-                        <a:effectRef idx="0"/>
-                        <a:fontRef idx="minor"/>
-                      </wps:style>
-                      <wps:txbx>
-                        <w:txbxContent>
-                          <w:p>
-                            <w:pPr>
-                              <w:pStyle w:val="Contedodoquadrouser"/>
+                              <w:pStyle w:val="Contedodoquadro"/>
                               <w:rPr>
                                 <w:w w:val="75"/>
                                 <w:sz w:val="16"/>
@@ -627,14 +625,14 @@
           </mc:Choice>
           <mc:Fallback>
             <w:pict>
-              <v:rect id="shape_0" stroked="f" o:allowincell="f" style="position:absolute;margin-left:32.05pt;margin-top:214.85pt;width:171.65pt;height:25.65pt;mso-wrap-style:square;v-text-anchor:top" wp14:anchorId="2B51696E">
+              <v:rect id="shape_0" ID="Caixa de Texto 8" path="m0,0l-2147483645,0l-2147483645,-2147483646l0,-2147483646xe" stroked="f" o:allowincell="f" style="position:absolute;margin-left:25.55pt;margin-top:217.9pt;width:210.5pt;height:25.65pt;mso-wrap-style:square;v-text-anchor:top" wp14:anchorId="2B51696E">
                 <v:fill o:detectmouseclick="t" on="false"/>
                 <v:stroke color="#3465a4" joinstyle="round" endcap="flat"/>
                 <v:textbox>
                   <w:txbxContent>
                     <w:p>
                       <w:pPr>
-                        <w:pStyle w:val="Contedodoquadrouser"/>
+                        <w:pStyle w:val="Contedodoquadro"/>
                         <w:rPr>
                           <w:w w:val="75"/>
                           <w:sz w:val="16"/>
@@ -657,10 +655,96 @@
         <mc:AlternateContent>
           <mc:Choice Requires="wps">
             <w:drawing>
-              <wp:anchor distT="0" distB="0" distL="0" distR="0" simplePos="0" relativeHeight="24" behindDoc="0" locked="0" layoutInCell="1" allowOverlap="1" wp14:anchorId="7568324F">
+              <wp:anchor behindDoc="0" distT="0" distB="0" distL="0" distR="0" simplePos="0" locked="0" layoutInCell="1" allowOverlap="1" relativeHeight="16" wp14:anchorId="3E075AE0">
                 <wp:simplePos x="0" y="0"/>
                 <wp:positionH relativeFrom="column">
-                  <wp:posOffset>546735</wp:posOffset>
+                  <wp:posOffset>2782570</wp:posOffset>
+                </wp:positionH>
+                <wp:positionV relativeFrom="paragraph">
+                  <wp:posOffset>2767330</wp:posOffset>
+                </wp:positionV>
+                <wp:extent cx="2406650" cy="293370"/>
+                <wp:effectExtent l="0" t="0" r="0" b="0"/>
+                <wp:wrapNone/>
+                <wp:docPr id="8" name="Caixa de Texto 9"/>
+                <a:graphic xmlns:a="http://schemas.openxmlformats.org/drawingml/2006/main">
+                  <a:graphicData uri="http://schemas.microsoft.com/office/word/2010/wordprocessingShape">
+                    <wps:wsp>
+                      <wps:cNvSpPr/>
+                      <wps:spPr>
+                        <a:xfrm>
+                          <a:off x="0" y="0"/>
+                          <a:ext cx="2406600" cy="293400"/>
+                        </a:xfrm>
+                        <a:prstGeom prst="rect">
+                          <a:avLst/>
+                        </a:prstGeom>
+                        <a:noFill/>
+                        <a:ln w="0">
+                          <a:noFill/>
+                        </a:ln>
+                      </wps:spPr>
+                      <wps:style>
+                        <a:lnRef idx="0"/>
+                        <a:fillRef idx="0"/>
+                        <a:effectRef idx="0"/>
+                        <a:fontRef idx="minor"/>
+                      </wps:style>
+                      <wps:txbx>
+                        <w:txbxContent>
+                          <w:p>
+                            <w:pPr>
+                              <w:pStyle w:val="Contedodoquadro"/>
+                              <w:rPr/>
+                            </w:pPr>
+                            <w:r>
+                              <w:rPr/>
+                              <w:t>${CITY}</w:t>
+                            </w:r>
+                          </w:p>
+                        </w:txbxContent>
+                      </wps:txbx>
+                      <wps:bodyPr anchor="t">
+                        <a:prstTxWarp prst="textNoShape"/>
+                        <a:noAutofit/>
+                      </wps:bodyPr>
+                    </wps:wsp>
+                  </a:graphicData>
+                </a:graphic>
+              </wp:anchor>
+            </w:drawing>
+          </mc:Choice>
+          <mc:Fallback>
+            <w:pict>
+              <v:rect id="shape_0" ID="Caixa de Texto 9" path="m0,0l-2147483645,0l-2147483645,-2147483646l0,-2147483646xe" stroked="f" o:allowincell="f" style="position:absolute;margin-left:219.1pt;margin-top:217.9pt;width:189.45pt;height:23.05pt;mso-wrap-style:square;v-text-anchor:top" wp14:anchorId="3E075AE0">
+                <v:fill o:detectmouseclick="t" on="false"/>
+                <v:stroke color="#3465a4" joinstyle="round" endcap="flat"/>
+                <v:textbox>
+                  <w:txbxContent>
+                    <w:p>
+                      <w:pPr>
+                        <w:pStyle w:val="Contedodoquadro"/>
+                        <w:rPr/>
+                      </w:pPr>
+                      <w:r>
+                        <w:rPr/>
+                        <w:t>${CITY}</w:t>
+                      </w:r>
+                    </w:p>
+                  </w:txbxContent>
+                </v:textbox>
+                <w10:wrap type="none"/>
+              </v:rect>
+            </w:pict>
+          </mc:Fallback>
+        </mc:AlternateContent>
+        <mc:AlternateContent>
+          <mc:Choice Requires="wps">
+            <w:drawing>
+              <wp:anchor behindDoc="0" distT="0" distB="0" distL="0" distR="0" simplePos="0" locked="0" layoutInCell="1" allowOverlap="1" relativeHeight="18" wp14:anchorId="7568324F">
+                <wp:simplePos x="0" y="0"/>
+                <wp:positionH relativeFrom="column">
+                  <wp:posOffset>556895</wp:posOffset>
                 </wp:positionH>
                 <wp:positionV relativeFrom="paragraph">
                   <wp:posOffset>3103245</wp:posOffset>
@@ -668,7 +752,7 @@
                 <wp:extent cx="1517650" cy="293370"/>
                 <wp:effectExtent l="0" t="0" r="0" b="0"/>
                 <wp:wrapNone/>
-                <wp:docPr id="8" name="Caixa de Texto 10"/>
+                <wp:docPr id="9" name="Caixa de Texto 10"/>
                 <a:graphic xmlns:a="http://schemas.openxmlformats.org/drawingml/2006/main">
                   <a:graphicData uri="http://schemas.microsoft.com/office/word/2010/wordprocessingShape">
                     <wps:wsp>
@@ -696,7 +780,7 @@
                         <w:txbxContent>
                           <w:p>
                             <w:pPr>
-                              <w:pStyle w:val="Contedodoquadrouser"/>
+                              <w:pStyle w:val="Contedodoquadro"/>
                               <w:rPr/>
                             </w:pPr>
                             <w:r>
@@ -718,14 +802,14 @@
           </mc:Choice>
           <mc:Fallback>
             <w:pict>
-              <v:rect id="shape_0" stroked="f" o:allowincell="f" style="position:absolute;margin-left:43.05pt;margin-top:244.35pt;width:119.45pt;height:23.05pt;mso-wrap-style:square;v-text-anchor:top" wp14:anchorId="7568324F">
+              <v:rect id="shape_0" ID="Caixa de Texto 10" path="m0,0l-2147483645,0l-2147483645,-2147483646l0,-2147483646xe" stroked="f" o:allowincell="f" style="position:absolute;margin-left:43.85pt;margin-top:244.35pt;width:119.45pt;height:23.05pt;mso-wrap-style:square;v-text-anchor:top" wp14:anchorId="7568324F">
                 <v:fill o:detectmouseclick="t" on="false"/>
                 <v:stroke color="#3465a4" joinstyle="round" endcap="flat"/>
                 <v:textbox>
                   <w:txbxContent>
                     <w:p>
                       <w:pPr>
-                        <w:pStyle w:val="Contedodoquadrouser"/>
+                        <w:pStyle w:val="Contedodoquadro"/>
                         <w:rPr/>
                       </w:pPr>
                       <w:r>
@@ -743,18 +827,18 @@
         <mc:AlternateContent>
           <mc:Choice Requires="wps">
             <w:drawing>
-              <wp:anchor distT="0" distB="0" distL="0" distR="0" simplePos="0" relativeHeight="26" behindDoc="0" locked="0" layoutInCell="1" allowOverlap="1" wp14:anchorId="78ABDB51">
+              <wp:anchor behindDoc="0" distT="0" distB="0" distL="0" distR="0" simplePos="0" locked="0" layoutInCell="1" allowOverlap="1" relativeHeight="20" wp14:anchorId="78ABDB51">
                 <wp:simplePos x="0" y="0"/>
                 <wp:positionH relativeFrom="column">
-                  <wp:posOffset>2472690</wp:posOffset>
+                  <wp:posOffset>2403475</wp:posOffset>
                 </wp:positionH>
                 <wp:positionV relativeFrom="paragraph">
-                  <wp:posOffset>3090545</wp:posOffset>
+                  <wp:posOffset>3112135</wp:posOffset>
                 </wp:positionV>
                 <wp:extent cx="1405890" cy="293370"/>
                 <wp:effectExtent l="0" t="0" r="0" b="0"/>
                 <wp:wrapNone/>
-                <wp:docPr id="9" name="Caixa de Texto 11"/>
+                <wp:docPr id="10" name="Caixa de Texto 11"/>
                 <a:graphic xmlns:a="http://schemas.openxmlformats.org/drawingml/2006/main">
                   <a:graphicData uri="http://schemas.microsoft.com/office/word/2010/wordprocessingShape">
                     <wps:wsp>
@@ -782,7 +866,7 @@
                         <w:txbxContent>
                           <w:p>
                             <w:pPr>
-                              <w:pStyle w:val="Contedodoquadrouser"/>
+                              <w:pStyle w:val="Contedodoquadro"/>
                               <w:rPr/>
                             </w:pPr>
                             <w:r>
@@ -804,14 +888,14 @@
           </mc:Choice>
           <mc:Fallback>
             <w:pict>
-              <v:rect id="shape_0" stroked="f" o:allowincell="f" style="position:absolute;margin-left:194.7pt;margin-top:243.35pt;width:110.65pt;height:23.05pt;mso-wrap-style:square;v-text-anchor:top" wp14:anchorId="78ABDB51">
+              <v:rect id="shape_0" ID="Caixa de Texto 11" path="m0,0l-2147483645,0l-2147483645,-2147483646l0,-2147483646xe" stroked="f" o:allowincell="f" style="position:absolute;margin-left:189.25pt;margin-top:245.05pt;width:110.65pt;height:23.05pt;mso-wrap-style:square;v-text-anchor:top" wp14:anchorId="78ABDB51">
                 <v:fill o:detectmouseclick="t" on="false"/>
                 <v:stroke color="#3465a4" joinstyle="round" endcap="flat"/>
                 <v:textbox>
                   <w:txbxContent>
                     <w:p>
                       <w:pPr>
-                        <w:pStyle w:val="Contedodoquadrouser"/>
+                        <w:pStyle w:val="Contedodoquadro"/>
                         <w:rPr/>
                       </w:pPr>
                       <w:r>
@@ -829,7 +913,7 @@
         <mc:AlternateContent>
           <mc:Choice Requires="wps">
             <w:drawing>
-              <wp:anchor distT="0" distB="3175" distL="0" distR="0" simplePos="0" relativeHeight="28" behindDoc="0" locked="0" layoutInCell="1" allowOverlap="1" wp14:anchorId="492DB0C3">
+              <wp:anchor behindDoc="0" distT="0" distB="3175" distL="0" distR="0" simplePos="0" locked="0" layoutInCell="1" allowOverlap="1" relativeHeight="30" wp14:anchorId="492DB0C3">
                 <wp:simplePos x="0" y="0"/>
                 <wp:positionH relativeFrom="column">
                   <wp:posOffset>20955</wp:posOffset>
@@ -840,7 +924,7 @@
                 <wp:extent cx="3855720" cy="302260"/>
                 <wp:effectExtent l="0" t="0" r="0" b="3175"/>
                 <wp:wrapNone/>
-                <wp:docPr id="10" name="Caixa de Texto 16"/>
+                <wp:docPr id="11" name="Caixa de Texto 16"/>
                 <a:graphic xmlns:a="http://schemas.openxmlformats.org/drawingml/2006/main">
                   <a:graphicData uri="http://schemas.microsoft.com/office/word/2010/wordprocessingShape">
                     <wps:wsp>
@@ -868,7 +952,7 @@
                         <w:txbxContent>
                           <w:p>
                             <w:pPr>
-                              <w:pStyle w:val="Contedodoquadrouser"/>
+                              <w:pStyle w:val="Contedodoquadro"/>
                               <w:rPr/>
                             </w:pPr>
                             <w:r>
@@ -890,14 +974,14 @@
           </mc:Choice>
           <mc:Fallback>
             <w:pict>
-              <v:rect id="shape_0" stroked="f" o:allowincell="f" style="position:absolute;margin-left:1.65pt;margin-top:161.45pt;width:303.55pt;height:23.75pt;mso-wrap-style:square;v-text-anchor:top" wp14:anchorId="492DB0C3">
+              <v:rect id="shape_0" ID="Caixa de Texto 16" path="m0,0l-2147483645,0l-2147483645,-2147483646l0,-2147483646xe" stroked="f" o:allowincell="f" style="position:absolute;margin-left:1.65pt;margin-top:161.45pt;width:303.55pt;height:23.75pt;mso-wrap-style:square;v-text-anchor:top" wp14:anchorId="492DB0C3">
                 <v:fill o:detectmouseclick="t" on="false"/>
                 <v:stroke color="#3465a4" joinstyle="round" endcap="flat"/>
                 <v:textbox>
                   <w:txbxContent>
                     <w:p>
                       <w:pPr>
-                        <w:pStyle w:val="Contedodoquadrouser"/>
+                        <w:pStyle w:val="Contedodoquadro"/>
                         <w:rPr/>
                       </w:pPr>
                       <w:r>
@@ -921,115 +1005,7 @@
       </w:r>
       <w:r>
         <w:rPr/>
-        <w:t>, _______________________________________________________, de nacionalidade __________________________, RG ________________, órgão emissor ___</w:t>
-      </w:r>
-      <w:r>
-        <mc:AlternateContent>
-          <mc:Choice Requires="wps">
-            <w:drawing>
-              <wp:anchor distT="0" distB="1270" distL="0" distR="0" simplePos="0" relativeHeight="32" behindDoc="0" locked="0" layoutInCell="1" allowOverlap="1" wp14:anchorId="72133C8F">
-                <wp:simplePos x="0" y="0"/>
-                <wp:positionH relativeFrom="column">
-                  <wp:posOffset>481330</wp:posOffset>
-                </wp:positionH>
-                <wp:positionV relativeFrom="paragraph">
-                  <wp:posOffset>638175</wp:posOffset>
-                </wp:positionV>
-                <wp:extent cx="1035050" cy="284480"/>
-                <wp:effectExtent l="0" t="0" r="0" b="1270"/>
-                <wp:wrapNone/>
-                <wp:docPr id="11" name="Caixa de Texto 3"/>
-                <a:graphic xmlns:a="http://schemas.openxmlformats.org/drawingml/2006/main">
-                  <a:graphicData uri="http://schemas.microsoft.com/office/word/2010/wordprocessingShape">
-                    <wps:wsp>
-                      <wps:cNvSpPr/>
-                      <wps:spPr>
-                        <a:xfrm>
-                          <a:off x="0" y="0"/>
-                          <a:ext cx="1035000" cy="284400"/>
-                        </a:xfrm>
-                        <a:prstGeom prst="rect">
-                          <a:avLst/>
-                        </a:prstGeom>
-                        <a:noFill/>
-                        <a:ln w="0">
-                          <a:noFill/>
-                        </a:ln>
-                      </wps:spPr>
-                      <wps:style>
-                        <a:lnRef idx="0"/>
-                        <a:fillRef idx="0"/>
-                        <a:effectRef idx="0"/>
-                        <a:fontRef idx="minor"/>
-                      </wps:style>
-                      <wps:txbx>
-                        <w:txbxContent>
-                          <w:p>
-                            <w:pPr>
-                              <w:pStyle w:val="Contedodoquadrouser"/>
-                              <w:rPr/>
-                            </w:pPr>
-                            <w:r>
-                              <w:rPr/>
-                              <w:t>${</w:t>
-                            </w:r>
-                            <w:r>
-                              <w:rPr/>
-                              <w:t>RG_</w:t>
-                            </w:r>
-                            <w:r>
-                              <w:rPr/>
-                              <w:t>ISSUER}</w:t>
-                            </w:r>
-                          </w:p>
-                        </w:txbxContent>
-                      </wps:txbx>
-                      <wps:bodyPr anchor="t">
-                        <a:prstTxWarp prst="textNoShape"/>
-                        <a:noAutofit/>
-                      </wps:bodyPr>
-                    </wps:wsp>
-                  </a:graphicData>
-                </a:graphic>
-              </wp:anchor>
-            </w:drawing>
-          </mc:Choice>
-          <mc:Fallback>
-            <w:pict>
-              <v:rect id="shape_0" stroked="f" o:allowincell="f" style="position:absolute;margin-left:37.9pt;margin-top:50.25pt;width:81.45pt;height:22.35pt;mso-wrap-style:square;v-text-anchor:top" wp14:anchorId="72133C8F">
-                <v:fill o:detectmouseclick="t" on="false"/>
-                <v:stroke color="#3465a4" joinstyle="round" endcap="flat"/>
-                <v:textbox>
-                  <w:txbxContent>
-                    <w:p>
-                      <w:pPr>
-                        <w:pStyle w:val="Contedodoquadrouser"/>
-                        <w:rPr/>
-                      </w:pPr>
-                      <w:r>
-                        <w:rPr/>
-                        <w:t>${</w:t>
-                      </w:r>
-                      <w:r>
-                        <w:rPr/>
-                        <w:t>RG_</w:t>
-                      </w:r>
-                      <w:r>
-                        <w:rPr/>
-                        <w:t>ISSUER}</w:t>
-                      </w:r>
-                    </w:p>
-                  </w:txbxContent>
-                </v:textbox>
-                <w10:wrap type="none"/>
-              </v:rect>
-            </w:pict>
-          </mc:Fallback>
-        </mc:AlternateContent>
-      </w:r>
-      <w:r>
-        <w:rPr/>
-        <w:t xml:space="preserve">____, CPF __________________, </w:t>
+        <w:t xml:space="preserve">, _______________________________________________________, de nacionalidade __________________________, RG ________________, órgão emissor _______, CPF __________________, </w:t>
       </w:r>
       <w:r>
         <w:rPr>
@@ -1066,14 +1042,17 @@
       <w:pPr>
         <w:pStyle w:val="Normal"/>
         <w:spacing w:lineRule="auto" w:line="259" w:before="0" w:after="389"/>
-        <w:jc w:val="start"/>
-        <w:rPr/>
+        <w:jc w:val="left"/>
+        <w:rPr>
+          <w:b/>
+          <w:bCs/>
+        </w:rPr>
       </w:pPr>
       <w:r>
         <mc:AlternateContent>
           <mc:Choice Requires="wps">
             <w:drawing>
-              <wp:anchor distT="0" distB="5080" distL="0" distR="0" simplePos="0" relativeHeight="16" behindDoc="0" locked="0" layoutInCell="1" allowOverlap="1" wp14:anchorId="1F4E45FE">
+              <wp:anchor behindDoc="0" distT="0" distB="5080" distL="0" distR="0" simplePos="0" locked="0" layoutInCell="1" allowOverlap="1" relativeHeight="22" wp14:anchorId="1F4E45FE">
                 <wp:simplePos x="0" y="0"/>
                 <wp:positionH relativeFrom="column">
                   <wp:posOffset>307340</wp:posOffset>
@@ -1112,7 +1091,7 @@
                         <w:txbxContent>
                           <w:p>
                             <w:pPr>
-                              <w:pStyle w:val="Contedodoquadrouser"/>
+                              <w:pStyle w:val="Contedodoquadro"/>
                               <w:rPr/>
                             </w:pPr>
                             <w:r>
@@ -1134,14 +1113,14 @@
           </mc:Choice>
           <mc:Fallback>
             <w:pict>
-              <v:rect id="shape_0" stroked="f" o:allowincell="f" style="position:absolute;margin-left:24.2pt;margin-top:29.9pt;width:128.35pt;height:32.55pt;mso-wrap-style:square;v-text-anchor:top" wp14:anchorId="1F4E45FE">
+              <v:rect id="shape_0" ID="Caixa de Texto 12" path="m0,0l-2147483645,0l-2147483645,-2147483646l0,-2147483646xe" stroked="f" o:allowincell="f" style="position:absolute;margin-left:24.2pt;margin-top:29.9pt;width:128.35pt;height:32.55pt;mso-wrap-style:square;v-text-anchor:top" wp14:anchorId="1F4E45FE">
                 <v:fill o:detectmouseclick="t" on="false"/>
                 <v:stroke color="#3465a4" joinstyle="round" endcap="flat"/>
                 <v:textbox>
                   <w:txbxContent>
                     <w:p>
                       <w:pPr>
-                        <w:pStyle w:val="Contedodoquadrouser"/>
+                        <w:pStyle w:val="Contedodoquadro"/>
                         <w:rPr/>
                       </w:pPr>
                       <w:r>
@@ -1159,7 +1138,7 @@
         <mc:AlternateContent>
           <mc:Choice Requires="wps">
             <w:drawing>
-              <wp:anchor distT="0" distB="0" distL="0" distR="0" simplePos="0" relativeHeight="18" behindDoc="0" locked="0" layoutInCell="1" allowOverlap="1" wp14:anchorId="55E8B8D8">
+              <wp:anchor behindDoc="0" distT="0" distB="0" distL="0" distR="0" simplePos="0" locked="0" layoutInCell="1" allowOverlap="1" relativeHeight="24" wp14:anchorId="55E8B8D8">
                 <wp:simplePos x="0" y="0"/>
                 <wp:positionH relativeFrom="column">
                   <wp:posOffset>2005330</wp:posOffset>
@@ -1198,7 +1177,7 @@
                         <w:txbxContent>
                           <w:p>
                             <w:pPr>
-                              <w:pStyle w:val="Contedodoquadrouser"/>
+                              <w:pStyle w:val="Contedodoquadro"/>
                               <w:rPr/>
                             </w:pPr>
                             <w:r>
@@ -1220,14 +1199,14 @@
           </mc:Choice>
           <mc:Fallback>
             <w:pict>
-              <v:rect id="shape_0" stroked="f" o:allowincell="f" style="position:absolute;margin-left:157.9pt;margin-top:28.9pt;width:57.7pt;height:24.4pt;mso-wrap-style:square;v-text-anchor:top" wp14:anchorId="55E8B8D8">
+              <v:rect id="shape_0" ID="Caixa de Texto 13" path="m0,0l-2147483645,0l-2147483645,-2147483646l0,-2147483646xe" stroked="f" o:allowincell="f" style="position:absolute;margin-left:157.9pt;margin-top:28.9pt;width:57.7pt;height:24.4pt;mso-wrap-style:square;v-text-anchor:top" wp14:anchorId="55E8B8D8">
                 <v:fill o:detectmouseclick="t" on="false"/>
                 <v:stroke color="#3465a4" joinstyle="round" endcap="flat"/>
                 <v:textbox>
                   <w:txbxContent>
                     <w:p>
                       <w:pPr>
-                        <w:pStyle w:val="Contedodoquadrouser"/>
+                        <w:pStyle w:val="Contedodoquadro"/>
                         <w:rPr/>
                       </w:pPr>
                       <w:r>
@@ -1245,7 +1224,7 @@
         <mc:AlternateContent>
           <mc:Choice Requires="wps">
             <w:drawing>
-              <wp:anchor distT="0" distB="0" distL="0" distR="0" simplePos="0" relativeHeight="20" behindDoc="0" locked="0" layoutInCell="1" allowOverlap="1" wp14:anchorId="105955CE">
+              <wp:anchor behindDoc="0" distT="0" distB="0" distL="0" distR="0" simplePos="0" locked="0" layoutInCell="1" allowOverlap="1" relativeHeight="26" wp14:anchorId="105955CE">
                 <wp:simplePos x="0" y="0"/>
                 <wp:positionH relativeFrom="column">
                   <wp:posOffset>2704465</wp:posOffset>
@@ -1284,7 +1263,7 @@
                         <w:txbxContent>
                           <w:p>
                             <w:pPr>
-                              <w:pStyle w:val="Contedodoquadrouser"/>
+                              <w:pStyle w:val="Contedodoquadro"/>
                               <w:rPr/>
                             </w:pPr>
                             <w:r>
@@ -1306,14 +1285,14 @@
           </mc:Choice>
           <mc:Fallback>
             <w:pict>
-              <v:rect id="shape_0" stroked="f" o:allowincell="f" style="position:absolute;margin-left:212.95pt;margin-top:29.7pt;width:94.35pt;height:24.4pt;mso-wrap-style:square;v-text-anchor:top" wp14:anchorId="105955CE">
+              <v:rect id="shape_0" ID="Caixa de Texto 14" path="m0,0l-2147483645,0l-2147483645,-2147483646l0,-2147483646xe" stroked="f" o:allowincell="f" style="position:absolute;margin-left:212.95pt;margin-top:29.7pt;width:94.35pt;height:24.4pt;mso-wrap-style:square;v-text-anchor:top" wp14:anchorId="105955CE">
                 <v:fill o:detectmouseclick="t" on="false"/>
                 <v:stroke color="#3465a4" joinstyle="round" endcap="flat"/>
                 <v:textbox>
                   <w:txbxContent>
                     <w:p>
                       <w:pPr>
-                        <w:pStyle w:val="Contedodoquadrouser"/>
+                        <w:pStyle w:val="Contedodoquadro"/>
                         <w:rPr/>
                       </w:pPr>
                       <w:r>
@@ -1331,7 +1310,7 @@
         <mc:AlternateContent>
           <mc:Choice Requires="wps">
             <w:drawing>
-              <wp:anchor distT="0" distB="3175" distL="0" distR="0" simplePos="0" relativeHeight="22" behindDoc="0" locked="0" layoutInCell="1" allowOverlap="1" wp14:anchorId="317DD299">
+              <wp:anchor behindDoc="0" distT="0" distB="3175" distL="0" distR="0" simplePos="0" locked="0" layoutInCell="1" allowOverlap="1" relativeHeight="28" wp14:anchorId="317DD299">
                 <wp:simplePos x="0" y="0"/>
                 <wp:positionH relativeFrom="column">
                   <wp:posOffset>4403725</wp:posOffset>
@@ -1370,7 +1349,7 @@
                         <w:txbxContent>
                           <w:p>
                             <w:pPr>
-                              <w:pStyle w:val="Contedodoquadrouser"/>
+                              <w:pStyle w:val="Contedodoquadro"/>
                               <w:rPr/>
                             </w:pPr>
                             <w:r>
@@ -1392,14 +1371,14 @@
           </mc:Choice>
           <mc:Fallback>
             <w:pict>
-              <v:rect id="shape_0" stroked="f" o:allowincell="f" style="position:absolute;margin-left:346.75pt;margin-top:30.35pt;width:67.85pt;height:23.7pt;mso-wrap-style:square;v-text-anchor:top" wp14:anchorId="317DD299">
+              <v:rect id="shape_0" ID="Caixa de Texto 15" path="m0,0l-2147483645,0l-2147483645,-2147483646l0,-2147483646xe" stroked="f" o:allowincell="f" style="position:absolute;margin-left:346.75pt;margin-top:30.35pt;width:67.85pt;height:23.7pt;mso-wrap-style:square;v-text-anchor:top" wp14:anchorId="317DD299">
                 <v:fill o:detectmouseclick="t" on="false"/>
                 <v:stroke color="#3465a4" joinstyle="round" endcap="flat"/>
                 <v:textbox>
                   <w:txbxContent>
                     <w:p>
                       <w:pPr>
-                        <w:pStyle w:val="Contedodoquadrouser"/>
+                        <w:pStyle w:val="Contedodoquadro"/>
                         <w:rPr/>
                       </w:pPr>
                       <w:r>
@@ -1425,8 +1404,8 @@
     <w:p>
       <w:pPr>
         <w:pStyle w:val="Normal"/>
-        <w:spacing w:lineRule="auto" w:line="262" w:before="0" w:after="449"/>
-        <w:ind w:hanging="10" w:start="10" w:end="4"/>
+        <w:spacing w:lineRule="auto" w:line="259" w:before="0" w:after="449"/>
+        <w:ind w:hanging="10" w:left="10" w:right="4"/>
         <w:jc w:val="center"/>
         <w:rPr/>
       </w:pPr>
@@ -1439,7 +1418,7 @@
       <w:pPr>
         <w:pStyle w:val="Normal"/>
         <w:spacing w:lineRule="auto" w:line="259" w:before="0" w:after="420"/>
-        <w:jc w:val="start"/>
+        <w:jc w:val="left"/>
         <w:rPr/>
       </w:pPr>
       <w:r>
@@ -1452,8 +1431,8 @@
     <w:p>
       <w:pPr>
         <w:pStyle w:val="Normal"/>
-        <w:spacing w:lineRule="auto" w:line="262" w:before="0" w:after="156"/>
-        <w:ind w:hanging="10" w:start="10" w:end="6"/>
+        <w:spacing w:lineRule="auto" w:line="259" w:before="0" w:after="156"/>
+        <w:ind w:hanging="10" w:left="10" w:right="6"/>
         <w:jc w:val="center"/>
         <w:rPr/>
       </w:pPr>
@@ -1461,7 +1440,7 @@
         <mc:AlternateContent>
           <mc:Choice Requires="wps">
             <w:drawing>
-              <wp:anchor distT="0" distB="1270" distL="0" distR="0" simplePos="0" relativeHeight="30" behindDoc="0" locked="0" layoutInCell="0" allowOverlap="1" wp14:anchorId="1D36E4D1">
+              <wp:anchor behindDoc="0" distT="0" distB="1270" distL="0" distR="0" simplePos="0" locked="0" layoutInCell="0" allowOverlap="1" relativeHeight="32" wp14:anchorId="1D36E4D1">
                 <wp:simplePos x="0" y="0"/>
                 <wp:positionH relativeFrom="margin">
                   <wp:posOffset>1417955</wp:posOffset>
@@ -1500,7 +1479,7 @@
                         <w:txbxContent>
                           <w:p>
                             <w:pPr>
-                              <w:pStyle w:val="Contedodoquadrouser"/>
+                              <w:pStyle w:val="Contedodoquadro"/>
                               <w:rPr/>
                             </w:pPr>
                             <w:r>
@@ -1510,7 +1489,7 @@
                           </w:p>
                           <w:p>
                             <w:pPr>
-                              <w:pStyle w:val="Contedodoquadrouser"/>
+                              <w:pStyle w:val="Contedodoquadro"/>
                               <w:rPr/>
                             </w:pPr>
                             <w:r>
@@ -1531,14 +1510,14 @@
           </mc:Choice>
           <mc:Fallback>
             <w:pict>
-              <v:rect id="shape_0" stroked="f" o:allowincell="f" style="position:absolute;margin-left:111.65pt;margin-top:11.4pt;width:256.05pt;height:22.35pt;mso-wrap-style:square;v-text-anchor:top;mso-position-horizontal-relative:margin" wp14:anchorId="1D36E4D1">
+              <v:rect id="shape_0" ID="Caixa de Texto 17" path="m0,0l-2147483645,0l-2147483645,-2147483646l0,-2147483646xe" stroked="f" o:allowincell="f" style="position:absolute;margin-left:111.65pt;margin-top:11.4pt;width:256.05pt;height:22.35pt;mso-wrap-style:square;v-text-anchor:top;mso-position-horizontal-relative:margin" wp14:anchorId="1D36E4D1">
                 <v:fill o:detectmouseclick="t" on="false"/>
                 <v:stroke color="#3465a4" joinstyle="round" endcap="flat"/>
                 <v:textbox>
                   <w:txbxContent>
                     <w:p>
                       <w:pPr>
-                        <w:pStyle w:val="Contedodoquadrouser"/>
+                        <w:pStyle w:val="Contedodoquadro"/>
                         <w:rPr/>
                       </w:pPr>
                       <w:r>
@@ -1548,7 +1527,7 @@
                     </w:p>
                     <w:p>
                       <w:pPr>
-                        <w:pStyle w:val="Contedodoquadrouser"/>
+                        <w:pStyle w:val="Contedodoquadro"/>
                         <w:rPr/>
                       </w:pPr>
                       <w:r>
@@ -1999,7 +1978,7 @@
     </w:rPr>
   </w:style>
   <w:style w:type="paragraph" w:styleId="Heading1">
-    <w:name w:val="heading 1"/>
+    <w:name w:val="Heading 1"/>
     <w:next w:val="Normal"/>
     <w:link w:val="Ttulo1Char"/>
     <w:uiPriority w:val="9"/>
@@ -2011,7 +1990,7 @@
       <w:suppressAutoHyphens w:val="true"/>
       <w:bidi w:val="0"/>
       <w:spacing w:lineRule="auto" w:line="259" w:before="0" w:after="0"/>
-      <w:ind w:end="2"/>
+      <w:ind w:right="2"/>
       <w:jc w:val="center"/>
       <w:outlineLvl w:val="0"/>
     </w:pPr>
@@ -2029,10 +2008,12 @@
     <w:uiPriority w:val="1"/>
     <w:semiHidden/>
     <w:unhideWhenUsed/>
+    <w:qFormat/>
     <w:rPr/>
   </w:style>
   <w:style w:type="character" w:styleId="Ttulo1Char" w:customStyle="1">
     <w:name w:val="Título 1 Char"/>
+    <w:qFormat/>
     <w:rPr>
       <w:rFonts w:ascii="Arial" w:hAnsi="Arial" w:eastAsia="Arial" w:cs="Arial"/>
       <w:color w:val="000000"/>
@@ -2043,12 +2024,13 @@
     <w:name w:val="Título"/>
     <w:basedOn w:val="Normal"/>
     <w:next w:val="BodyText"/>
+    <w:qFormat/>
     <w:pPr>
       <w:keepNext w:val="true"/>
       <w:spacing w:before="240" w:after="120"/>
     </w:pPr>
     <w:rPr>
-      <w:rFonts w:ascii="Liberation Sans" w:hAnsi="Liberation Sans" w:eastAsia="Microsoft YaHei" w:cs="Lucida Sans"/>
+      <w:rFonts w:ascii="Liberation Sans" w:hAnsi="Liberation Sans" w:eastAsia="Noto Sans CJK SC" w:cs="Noto Sans Devanagari"/>
       <w:sz w:val="28"/>
       <w:szCs w:val="28"/>
     </w:rPr>
@@ -2066,18 +2048,19 @@
     <w:basedOn w:val="BodyText"/>
     <w:pPr/>
     <w:rPr>
-      <w:rFonts w:cs="Lucida Sans"/>
+      <w:rFonts w:cs="Noto Sans Devanagari"/>
     </w:rPr>
   </w:style>
   <w:style w:type="paragraph" w:styleId="Caption">
-    <w:name w:val="caption"/>
+    <w:name w:val="Caption"/>
     <w:basedOn w:val="Normal"/>
+    <w:qFormat/>
     <w:pPr>
       <w:suppressLineNumbers/>
       <w:spacing w:before="120" w:after="120"/>
     </w:pPr>
     <w:rPr>
-      <w:rFonts w:cs="Lucida Sans"/>
+      <w:rFonts w:cs="Noto Sans Devanagari"/>
       <w:i/>
       <w:iCs/>
       <w:sz w:val="24"/>
@@ -2087,54 +2070,27 @@
   <w:style w:type="paragraph" w:styleId="ndice">
     <w:name w:val="Índice"/>
     <w:basedOn w:val="Normal"/>
+    <w:qFormat/>
     <w:pPr>
       <w:suppressLineNumbers/>
     </w:pPr>
     <w:rPr>
-      <w:rFonts w:cs="Lucida Sans"/>
+      <w:rFonts w:cs="Noto Sans Devanagari"/>
     </w:rPr>
-  </w:style>
-  <w:style w:type="paragraph" w:styleId="Ttulouser">
-    <w:name w:val="Título (user)"/>
-    <w:basedOn w:val="Normal"/>
-    <w:next w:val="BodyText"/>
-    <w:pPr>
-      <w:keepNext w:val="true"/>
-      <w:spacing w:before="240" w:after="120"/>
-    </w:pPr>
-    <w:rPr>
-      <w:rFonts w:ascii="Liberation Sans" w:hAnsi="Liberation Sans" w:eastAsia="Microsoft YaHei" w:cs="Lucida Sans"/>
-      <w:sz w:val="28"/>
-      <w:szCs w:val="28"/>
-    </w:rPr>
-  </w:style>
-  <w:style w:type="paragraph" w:styleId="ndiceuser">
-    <w:name w:val="Índice (user)"/>
-    <w:basedOn w:val="Normal"/>
-    <w:pPr>
-      <w:suppressLineNumbers/>
-    </w:pPr>
-    <w:rPr>
-      <w:rFonts w:cs="Lucida Sans"/>
-    </w:rPr>
-  </w:style>
-  <w:style w:type="paragraph" w:styleId="Contedodoquadrouser">
-    <w:name w:val="Conteúdo do quadro (user)"/>
-    <w:basedOn w:val="Normal"/>
-    <w:pPr/>
-    <w:rPr/>
   </w:style>
   <w:style w:type="paragraph" w:styleId="Contedodoquadro">
     <w:name w:val="Conteúdo do quadro"/>
     <w:basedOn w:val="Normal"/>
+    <w:qFormat/>
     <w:pPr/>
     <w:rPr/>
   </w:style>
-  <w:style w:type="numbering" w:styleId="Semlistauser" w:default="1">
-    <w:name w:val="Sem lista (user)"/>
+  <w:style w:type="numbering" w:styleId="Semlista" w:default="1">
+    <w:name w:val="Sem lista"/>
     <w:uiPriority w:val="99"/>
     <w:semiHidden/>
     <w:unhideWhenUsed/>
+    <w:qFormat/>
   </w:style>
   <w:style w:type="table" w:default="1" w:styleId="Tabelanormal">
     <w:name w:val="Normal Table"/>
@@ -2161,37 +2117,37 @@
         <a:srgbClr val="000000"/>
       </a:dk1>
       <a:lt1>
-        <a:srgbClr val="FFFFFF"/>
+        <a:srgbClr val="ffffff"/>
       </a:lt1>
       <a:dk2>
-        <a:srgbClr val="44546A"/>
+        <a:srgbClr val="44546a"/>
       </a:dk2>
       <a:lt2>
-        <a:srgbClr val="E7E6E6"/>
+        <a:srgbClr val="e7e6e6"/>
       </a:lt2>
       <a:accent1>
-        <a:srgbClr val="4472C4"/>
+        <a:srgbClr val="4472c4"/>
       </a:accent1>
       <a:accent2>
-        <a:srgbClr val="ED7D31"/>
+        <a:srgbClr val="ed7d31"/>
       </a:accent2>
       <a:accent3>
-        <a:srgbClr val="A5A5A5"/>
+        <a:srgbClr val="a5a5a5"/>
       </a:accent3>
       <a:accent4>
-        <a:srgbClr val="FFC000"/>
+        <a:srgbClr val="ffc000"/>
       </a:accent4>
       <a:accent5>
-        <a:srgbClr val="5B9BD5"/>
+        <a:srgbClr val="5b9bd5"/>
       </a:accent5>
       <a:accent6>
-        <a:srgbClr val="70AD47"/>
+        <a:srgbClr val="70ad47"/>
       </a:accent6>
       <a:hlink>
-        <a:srgbClr val="0563C1"/>
+        <a:srgbClr val="0563c1"/>
       </a:hlink>
       <a:folHlink>
-        <a:srgbClr val="954F72"/>
+        <a:srgbClr val="954f72"/>
       </a:folHlink>
     </a:clrScheme>
     <a:fontScheme name="Office">
@@ -2199,105 +2155,11 @@
         <a:latin typeface="Calibri Light" panose="020F0302020204030204" pitchFamily="0" charset="1"/>
         <a:ea typeface=""/>
         <a:cs typeface=""/>
-        <a:font script="Jpan" typeface="游ゴシック Light"/>
-        <a:font script="Hang" typeface="맑은 고딕"/>
-        <a:font script="Hans" typeface="等线 Light"/>
-        <a:font script="Hant" typeface="新細明體"/>
-        <a:font script="Arab" typeface="Times New Roman"/>
-        <a:font script="Hebr" typeface="Times New Roman"/>
-        <a:font script="Thai" typeface="Angsana New"/>
-        <a:font script="Ethi" typeface="Nyala"/>
-        <a:font script="Beng" typeface="Vrinda"/>
-        <a:font script="Gujr" typeface="Shruti"/>
-        <a:font script="Khmr" typeface="MoolBoran"/>
-        <a:font script="Knda" typeface="Tunga"/>
-        <a:font script="Guru" typeface="Raavi"/>
-        <a:font script="Cans" typeface="Euphemia"/>
-        <a:font script="Cher" typeface="Plantagenet Cherokee"/>
-        <a:font script="Yiii" typeface="Microsoft Yi Baiti"/>
-        <a:font script="Tibt" typeface="Microsoft Himalaya"/>
-        <a:font script="Thaa" typeface="MV Boli"/>
-        <a:font script="Deva" typeface="Mangal"/>
-        <a:font script="Telu" typeface="Gautami"/>
-        <a:font script="Taml" typeface="Latha"/>
-        <a:font script="Syrc" typeface="Estrangelo Edessa"/>
-        <a:font script="Orya" typeface="Kalinga"/>
-        <a:font script="Mlym" typeface="Kartika"/>
-        <a:font script="Laoo" typeface="DokChampa"/>
-        <a:font script="Sinh" typeface="Iskoola Pota"/>
-        <a:font script="Mong" typeface="Mongolian Baiti"/>
-        <a:font script="Viet" typeface="Times New Roman"/>
-        <a:font script="Uigh" typeface="Microsoft Uighur"/>
-        <a:font script="Geor" typeface="Sylfaen"/>
-        <a:font script="Armn" typeface="Arial"/>
-        <a:font script="Bugi" typeface="Leelawadee UI"/>
-        <a:font script="Bopo" typeface="Microsoft JhengHei"/>
-        <a:font script="Java" typeface="Javanese Text"/>
-        <a:font script="Lisu" typeface="Segoe UI"/>
-        <a:font script="Mymr" typeface="Myanmar Text"/>
-        <a:font script="Nkoo" typeface="Ebrima"/>
-        <a:font script="Olck" typeface="Nirmala UI"/>
-        <a:font script="Osma" typeface="Ebrima"/>
-        <a:font script="Phag" typeface="Phagspa"/>
-        <a:font script="Syrn" typeface="Estrangelo Edessa"/>
-        <a:font script="Syrj" typeface="Estrangelo Edessa"/>
-        <a:font script="Syre" typeface="Estrangelo Edessa"/>
-        <a:font script="Sora" typeface="Nirmala UI"/>
-        <a:font script="Tale" typeface="Microsoft Tai Le"/>
-        <a:font script="Talu" typeface="Microsoft New Tai Lue"/>
-        <a:font script="Tfng" typeface="Ebrima"/>
       </a:majorFont>
       <a:minorFont>
         <a:latin typeface="Calibri" panose="020F0502020204030204" pitchFamily="0" charset="1"/>
         <a:ea typeface=""/>
         <a:cs typeface=""/>
-        <a:font script="Jpan" typeface="游明朝"/>
-        <a:font script="Hang" typeface="맑은 고딕"/>
-        <a:font script="Hans" typeface="等线"/>
-        <a:font script="Hant" typeface="新細明體"/>
-        <a:font script="Arab" typeface="Arial"/>
-        <a:font script="Hebr" typeface="Arial"/>
-        <a:font script="Thai" typeface="Cordia New"/>
-        <a:font script="Ethi" typeface="Nyala"/>
-        <a:font script="Beng" typeface="Vrinda"/>
-        <a:font script="Gujr" typeface="Shruti"/>
-        <a:font script="Khmr" typeface="DaunPenh"/>
-        <a:font script="Knda" typeface="Tunga"/>
-        <a:font script="Guru" typeface="Raavi"/>
-        <a:font script="Cans" typeface="Euphemia"/>
-        <a:font script="Cher" typeface="Plantagenet Cherokee"/>
-        <a:font script="Yiii" typeface="Microsoft Yi Baiti"/>
-        <a:font script="Tibt" typeface="Microsoft Himalaya"/>
-        <a:font script="Thaa" typeface="MV Boli"/>
-        <a:font script="Deva" typeface="Mangal"/>
-        <a:font script="Telu" typeface="Gautami"/>
-        <a:font script="Taml" typeface="Latha"/>
-        <a:font script="Syrc" typeface="Estrangelo Edessa"/>
-        <a:font script="Orya" typeface="Kalinga"/>
-        <a:font script="Mlym" typeface="Kartika"/>
-        <a:font script="Laoo" typeface="DokChampa"/>
-        <a:font script="Sinh" typeface="Iskoola Pota"/>
-        <a:font script="Mong" typeface="Mongolian Baiti"/>
-        <a:font script="Viet" typeface="Arial"/>
-        <a:font script="Uigh" typeface="Microsoft Uighur"/>
-        <a:font script="Geor" typeface="Sylfaen"/>
-        <a:font script="Armn" typeface="Arial"/>
-        <a:font script="Bugi" typeface="Leelawadee UI"/>
-        <a:font script="Bopo" typeface="Microsoft JhengHei"/>
-        <a:font script="Java" typeface="Javanese Text"/>
-        <a:font script="Lisu" typeface="Segoe UI"/>
-        <a:font script="Mymr" typeface="Myanmar Text"/>
-        <a:font script="Nkoo" typeface="Ebrima"/>
-        <a:font script="Olck" typeface="Nirmala UI"/>
-        <a:font script="Osma" typeface="Ebrima"/>
-        <a:font script="Phag" typeface="Phagspa"/>
-        <a:font script="Syrn" typeface="Estrangelo Edessa"/>
-        <a:font script="Syrj" typeface="Estrangelo Edessa"/>
-        <a:font script="Syre" typeface="Estrangelo Edessa"/>
-        <a:font script="Sora" typeface="Nirmala UI"/>
-        <a:font script="Tale" typeface="Microsoft Tai Le"/>
-        <a:font script="Talu" typeface="Microsoft New Tai Lue"/>
-        <a:font script="Tfng" typeface="Ebrima"/>
       </a:minorFont>
     </a:fontScheme>
     <a:fmtScheme>

--- a/resources/templates/residencia_propria_new.docx
+++ b/resources/templates/residencia_propria_new.docx
@@ -1,6 +1,6 @@
 
 <file path=word/document.xml><?xml version="1.0" encoding="utf-8"?>
-<w:document xmlns:o="urn:schemas-microsoft-com:office:office" xmlns:r="http://schemas.openxmlformats.org/officeDocument/2006/relationships" xmlns:v="urn:schemas-microsoft-com:vml" xmlns:w="http://schemas.openxmlformats.org/wordprocessingml/2006/main" xmlns:w10="urn:schemas-microsoft-com:office:word" xmlns:wp="http://schemas.openxmlformats.org/drawingml/2006/wordprocessingDrawing" xmlns:wps="http://schemas.microsoft.com/office/word/2010/wordprocessingShape" xmlns:wpg="http://schemas.microsoft.com/office/word/2010/wordprocessingGroup" xmlns:mc="http://schemas.openxmlformats.org/markup-compatibility/2006" xmlns:wp14="http://schemas.microsoft.com/office/word/2010/wordprocessingDrawing" xmlns:w14="http://schemas.microsoft.com/office/word/2010/wordml" xmlns:w15="http://schemas.microsoft.com/office/word/2012/wordml" mc:Ignorable="w14 wp14 w15">
+<w:document xmlns:o="urn:schemas-microsoft-com:office:office" xmlns:r="http://schemas.openxmlformats.org/officeDocument/2006/relationships" xmlns:v="urn:schemas-microsoft-com:vml" xmlns:w="http://schemas.openxmlformats.org/wordprocessingml/2006/main" xmlns:w10="urn:schemas-microsoft-com:office:word" xmlns:wp="http://schemas.openxmlformats.org/drawingml/2006/wordprocessingDrawing" xmlns:pic="http://schemas.openxmlformats.org/drawingml/2006/picture" xmlns:wps="http://schemas.microsoft.com/office/word/2010/wordprocessingShape" xmlns:wpg="http://schemas.microsoft.com/office/word/2010/wordprocessingGroup" xmlns:mc="http://schemas.openxmlformats.org/markup-compatibility/2006" xmlns:wp14="http://schemas.microsoft.com/office/word/2010/wordprocessingDrawing" xmlns:w14="http://schemas.microsoft.com/office/word/2010/wordml" xmlns:w15="http://schemas.microsoft.com/office/word/2012/wordml" mc:Ignorable="w14 wp14 w15">
   <w:body>
     <w:p>
       <w:pPr>
@@ -43,7 +43,7 @@
         <mc:AlternateContent>
           <mc:Choice Requires="wps">
             <w:drawing>
-              <wp:anchor behindDoc="0" distT="0" distB="0" distL="0" distR="0" simplePos="0" locked="0" layoutInCell="1" allowOverlap="1" relativeHeight="2" wp14:anchorId="16F6CF6A">
+              <wp:anchor distT="0" distB="0" distL="0" distR="0" simplePos="0" relativeHeight="2" behindDoc="0" locked="0" layoutInCell="1" allowOverlap="1" wp14:anchorId="16F6CF6A">
                 <wp:simplePos x="0" y="0"/>
                 <wp:positionH relativeFrom="column">
                   <wp:posOffset>340360</wp:posOffset>
@@ -82,7 +82,7 @@
                         <w:txbxContent>
                           <w:p>
                             <w:pPr>
-                              <w:pStyle w:val="Contedodoquadro"/>
+                              <w:pStyle w:val="Contedodoquadrouser"/>
                               <w:rPr/>
                             </w:pPr>
                             <w:r>
@@ -104,14 +104,14 @@
           </mc:Choice>
           <mc:Fallback>
             <w:pict>
-              <v:rect id="shape_0" ID="Caixa de Texto 1" path="m0,0l-2147483645,0l-2147483645,-2147483646l0,-2147483646xe" stroked="f" o:allowincell="f" style="position:absolute;margin-left:26.8pt;margin-top:-1.7pt;width:368.1pt;height:21.25pt;mso-wrap-style:square;v-text-anchor:top" wp14:anchorId="16F6CF6A">
+              <v:rect id="shape_0" stroked="f" o:allowincell="f" style="position:absolute;margin-left:26.8pt;margin-top:-1.7pt;width:368.1pt;height:21.25pt;mso-wrap-style:square;v-text-anchor:top" wp14:anchorId="16F6CF6A">
                 <v:fill o:detectmouseclick="t" on="false"/>
                 <v:stroke color="#3465a4" joinstyle="round" endcap="flat"/>
                 <v:textbox>
                   <w:txbxContent>
                     <w:p>
                       <w:pPr>
-                        <w:pStyle w:val="Contedodoquadro"/>
+                        <w:pStyle w:val="Contedodoquadrouser"/>
                         <w:rPr/>
                       </w:pPr>
                       <w:r>
@@ -129,7 +129,7 @@
         <mc:AlternateContent>
           <mc:Choice Requires="wps">
             <w:drawing>
-              <wp:anchor behindDoc="0" distT="0" distB="0" distL="0" distR="0" simplePos="0" locked="0" layoutInCell="1" allowOverlap="1" relativeHeight="4" wp14:anchorId="0A09468B">
+              <wp:anchor distT="0" distB="0" distL="0" distR="0" simplePos="0" relativeHeight="4" behindDoc="0" locked="0" layoutInCell="1" allowOverlap="1" wp14:anchorId="0A09468B">
                 <wp:simplePos x="0" y="0"/>
                 <wp:positionH relativeFrom="column">
                   <wp:posOffset>1039495</wp:posOffset>
@@ -168,7 +168,7 @@
                         <w:txbxContent>
                           <w:p>
                             <w:pPr>
-                              <w:pStyle w:val="Contedodoquadro"/>
+                              <w:pStyle w:val="Contedodoquadrouser"/>
                               <w:rPr/>
                             </w:pPr>
                             <w:r>
@@ -190,14 +190,14 @@
           </mc:Choice>
           <mc:Fallback>
             <w:pict>
-              <v:rect id="shape_0" ID="Caixa de Texto 2" path="m0,0l-2147483645,0l-2147483645,-2147483646l0,-2147483646xe" stroked="f" o:allowincell="f" style="position:absolute;margin-left:81.85pt;margin-top:23.85pt;width:105.25pt;height:21.7pt;mso-wrap-style:square;v-text-anchor:top" wp14:anchorId="0A09468B">
+              <v:rect id="shape_0" stroked="f" o:allowincell="f" style="position:absolute;margin-left:81.85pt;margin-top:23.85pt;width:105.25pt;height:21.7pt;mso-wrap-style:square;v-text-anchor:top" wp14:anchorId="0A09468B">
                 <v:fill o:detectmouseclick="t" on="false"/>
                 <v:stroke color="#3465a4" joinstyle="round" endcap="flat"/>
                 <v:textbox>
                   <w:txbxContent>
                     <w:p>
                       <w:pPr>
-                        <w:pStyle w:val="Contedodoquadro"/>
+                        <w:pStyle w:val="Contedodoquadrouser"/>
                         <w:rPr/>
                       </w:pPr>
                       <w:r>
@@ -215,7 +215,7 @@
         <mc:AlternateContent>
           <mc:Choice Requires="wps">
             <w:drawing>
-              <wp:anchor behindDoc="0" distT="0" distB="1270" distL="0" distR="0" simplePos="0" locked="0" layoutInCell="1" allowOverlap="1" relativeHeight="6" wp14:anchorId="5321EB3C">
+              <wp:anchor distT="0" distB="1270" distL="0" distR="0" simplePos="0" relativeHeight="6" behindDoc="0" locked="0" layoutInCell="1" allowOverlap="1" wp14:anchorId="5321EB3C">
                 <wp:simplePos x="0" y="0"/>
                 <wp:positionH relativeFrom="column">
                   <wp:posOffset>3500120</wp:posOffset>
@@ -254,7 +254,7 @@
                         <w:txbxContent>
                           <w:p>
                             <w:pPr>
-                              <w:pStyle w:val="Contedodoquadro"/>
+                              <w:pStyle w:val="Contedodoquadrouser"/>
                               <w:rPr/>
                             </w:pPr>
                             <w:r>
@@ -276,14 +276,14 @@
           </mc:Choice>
           <mc:Fallback>
             <w:pict>
-              <v:rect id="shape_0" ID="Caixa de Texto 4" path="m0,0l-2147483645,0l-2147483645,-2147483646l0,-2147483646xe" stroked="f" o:allowincell="f" style="position:absolute;margin-left:275.6pt;margin-top:23.35pt;width:227.2pt;height:22.35pt;mso-wrap-style:square;v-text-anchor:top" wp14:anchorId="5321EB3C">
+              <v:rect id="shape_0" stroked="f" o:allowincell="f" style="position:absolute;margin-left:275.6pt;margin-top:23.35pt;width:227.2pt;height:22.35pt;mso-wrap-style:square;v-text-anchor:top" wp14:anchorId="5321EB3C">
                 <v:fill o:detectmouseclick="t" on="false"/>
                 <v:stroke color="#3465a4" joinstyle="round" endcap="flat"/>
                 <v:textbox>
                   <w:txbxContent>
                     <w:p>
                       <w:pPr>
-                        <w:pStyle w:val="Contedodoquadro"/>
+                        <w:pStyle w:val="Contedodoquadrouser"/>
                         <w:rPr/>
                       </w:pPr>
                       <w:r>
@@ -301,7 +301,7 @@
         <mc:AlternateContent>
           <mc:Choice Requires="wps">
             <w:drawing>
-              <wp:anchor behindDoc="0" distT="0" distB="1270" distL="0" distR="0" simplePos="0" locked="0" layoutInCell="1" allowOverlap="1" relativeHeight="8" wp14:anchorId="72133C8F">
+              <wp:anchor distT="0" distB="1270" distL="0" distR="0" simplePos="0" relativeHeight="8" behindDoc="0" locked="0" layoutInCell="1" allowOverlap="1" wp14:anchorId="72133C8F">
                 <wp:simplePos x="0" y="0"/>
                 <wp:positionH relativeFrom="column">
                   <wp:posOffset>598805</wp:posOffset>
@@ -340,7 +340,7 @@
                         <w:txbxContent>
                           <w:p>
                             <w:pPr>
-                              <w:pStyle w:val="Contedodoquadro"/>
+                              <w:pStyle w:val="Contedodoquadrouser"/>
                               <w:rPr/>
                             </w:pPr>
                             <w:r>
@@ -362,14 +362,14 @@
           </mc:Choice>
           <mc:Fallback>
             <w:pict>
-              <v:rect id="shape_0" ID="Caixa de Texto 5" path="m0,0l-2147483645,0l-2147483645,-2147483646l0,-2147483646xe" stroked="f" o:allowincell="f" style="position:absolute;margin-left:47.15pt;margin-top:50.7pt;width:81.45pt;height:22.35pt;mso-wrap-style:square;v-text-anchor:top" wp14:anchorId="72133C8F">
+              <v:rect id="shape_0" stroked="f" o:allowincell="f" style="position:absolute;margin-left:47.15pt;margin-top:50.7pt;width:81.45pt;height:22.35pt;mso-wrap-style:square;v-text-anchor:top" wp14:anchorId="72133C8F">
                 <v:fill o:detectmouseclick="t" on="false"/>
                 <v:stroke color="#3465a4" joinstyle="round" endcap="flat"/>
                 <v:textbox>
                   <w:txbxContent>
                     <w:p>
                       <w:pPr>
-                        <w:pStyle w:val="Contedodoquadro"/>
+                        <w:pStyle w:val="Contedodoquadrouser"/>
                         <w:rPr/>
                       </w:pPr>
                       <w:r>
@@ -387,7 +387,7 @@
         <mc:AlternateContent>
           <mc:Choice Requires="wps">
             <w:drawing>
-              <wp:anchor behindDoc="0" distT="0" distB="0" distL="0" distR="0" simplePos="0" locked="0" layoutInCell="1" allowOverlap="1" relativeHeight="10" wp14:anchorId="2B0229CB">
+              <wp:anchor distT="0" distB="0" distL="0" distR="0" simplePos="0" relativeHeight="10" behindDoc="0" locked="0" layoutInCell="1" allowOverlap="1" wp14:anchorId="2B0229CB">
                 <wp:simplePos x="0" y="0"/>
                 <wp:positionH relativeFrom="column">
                   <wp:posOffset>1729740</wp:posOffset>
@@ -426,7 +426,7 @@
                         <w:txbxContent>
                           <w:p>
                             <w:pPr>
-                              <w:pStyle w:val="Contedodoquadro"/>
+                              <w:pStyle w:val="Contedodoquadrouser"/>
                               <w:rPr/>
                             </w:pPr>
                             <w:r>
@@ -448,14 +448,14 @@
           </mc:Choice>
           <mc:Fallback>
             <w:pict>
-              <v:rect id="shape_0" ID="Caixa de Texto 6" path="m0,0l-2147483645,0l-2147483645,-2147483646l0,-2147483646xe" stroked="f" o:allowincell="f" style="position:absolute;margin-left:136.2pt;margin-top:50.05pt;width:111.35pt;height:24.4pt;mso-wrap-style:square;v-text-anchor:top" wp14:anchorId="2B0229CB">
+              <v:rect id="shape_0" stroked="f" o:allowincell="f" style="position:absolute;margin-left:136.2pt;margin-top:50.05pt;width:111.35pt;height:24.4pt;mso-wrap-style:square;v-text-anchor:top" wp14:anchorId="2B0229CB">
                 <v:fill o:detectmouseclick="t" on="false"/>
                 <v:stroke color="#3465a4" joinstyle="round" endcap="flat"/>
                 <v:textbox>
                   <w:txbxContent>
                     <w:p>
                       <w:pPr>
-                        <w:pStyle w:val="Contedodoquadro"/>
+                        <w:pStyle w:val="Contedodoquadrouser"/>
                         <w:rPr/>
                       </w:pPr>
                       <w:r>
@@ -473,7 +473,7 @@
         <mc:AlternateContent>
           <mc:Choice Requires="wps">
             <w:drawing>
-              <wp:anchor behindDoc="0" distT="0" distB="4445" distL="0" distR="0" simplePos="0" locked="0" layoutInCell="1" allowOverlap="1" relativeHeight="12" wp14:anchorId="5BB7462F">
+              <wp:anchor distT="0" distB="4445" distL="0" distR="0" simplePos="0" relativeHeight="12" behindDoc="0" locked="0" layoutInCell="1" allowOverlap="1" wp14:anchorId="5BB7462F">
                 <wp:simplePos x="0" y="0"/>
                 <wp:positionH relativeFrom="column">
                   <wp:posOffset>549275</wp:posOffset>
@@ -512,7 +512,7 @@
                         <w:txbxContent>
                           <w:p>
                             <w:pPr>
-                              <w:pStyle w:val="Contedodoquadro"/>
+                              <w:pStyle w:val="Contedodoquadrouser"/>
                               <w:rPr/>
                             </w:pPr>
                             <w:r>
@@ -534,14 +534,14 @@
           </mc:Choice>
           <mc:Fallback>
             <w:pict>
-              <v:rect id="shape_0" ID="Caixa de Texto 7" path="m0,0l-2147483645,0l-2147483645,-2147483646l0,-2147483646xe" stroked="f" o:allowincell="f" style="position:absolute;margin-left:43.25pt;margin-top:189.4pt;width:81.45pt;height:25.1pt;mso-wrap-style:square;v-text-anchor:top" wp14:anchorId="5BB7462F">
+              <v:rect id="shape_0" stroked="f" o:allowincell="f" style="position:absolute;margin-left:43.25pt;margin-top:189.4pt;width:81.45pt;height:25.1pt;mso-wrap-style:square;v-text-anchor:top" wp14:anchorId="5BB7462F">
                 <v:fill o:detectmouseclick="t" on="false"/>
                 <v:stroke color="#3465a4" joinstyle="round" endcap="flat"/>
                 <v:textbox>
                   <w:txbxContent>
                     <w:p>
                       <w:pPr>
-                        <w:pStyle w:val="Contedodoquadro"/>
+                        <w:pStyle w:val="Contedodoquadrouser"/>
                         <w:rPr/>
                       </w:pPr>
                       <w:r>
@@ -559,13 +559,13 @@
         <mc:AlternateContent>
           <mc:Choice Requires="wps">
             <w:drawing>
-              <wp:anchor behindDoc="0" distT="0" distB="0" distL="0" distR="0" simplePos="0" locked="0" layoutInCell="1" allowOverlap="1" relativeHeight="14" wp14:anchorId="2B51696E">
+              <wp:anchor distT="0" distB="0" distL="0" distR="0" simplePos="0" relativeHeight="14" behindDoc="0" locked="0" layoutInCell="1" allowOverlap="1" wp14:anchorId="2B51696E">
                 <wp:simplePos x="0" y="0"/>
                 <wp:positionH relativeFrom="column">
-                  <wp:posOffset>324485</wp:posOffset>
+                  <wp:posOffset>362585</wp:posOffset>
                 </wp:positionH>
                 <wp:positionV relativeFrom="paragraph">
-                  <wp:posOffset>2767330</wp:posOffset>
+                  <wp:posOffset>2730500</wp:posOffset>
                 </wp:positionV>
                 <wp:extent cx="2673985" cy="326390"/>
                 <wp:effectExtent l="0" t="0" r="0" b="0"/>
@@ -598,7 +598,7 @@
                         <w:txbxContent>
                           <w:p>
                             <w:pPr>
-                              <w:pStyle w:val="Contedodoquadro"/>
+                              <w:pStyle w:val="Contedodoquadrouser"/>
                               <w:rPr>
                                 <w:w w:val="75"/>
                                 <w:sz w:val="16"/>
@@ -625,14 +625,14 @@
           </mc:Choice>
           <mc:Fallback>
             <w:pict>
-              <v:rect id="shape_0" ID="Caixa de Texto 8" path="m0,0l-2147483645,0l-2147483645,-2147483646l0,-2147483646xe" stroked="f" o:allowincell="f" style="position:absolute;margin-left:25.55pt;margin-top:217.9pt;width:210.5pt;height:25.65pt;mso-wrap-style:square;v-text-anchor:top" wp14:anchorId="2B51696E">
+              <v:rect id="shape_0" stroked="f" o:allowincell="f" style="position:absolute;margin-left:28.55pt;margin-top:215pt;width:210.5pt;height:25.65pt;mso-wrap-style:square;v-text-anchor:top" wp14:anchorId="2B51696E">
                 <v:fill o:detectmouseclick="t" on="false"/>
                 <v:stroke color="#3465a4" joinstyle="round" endcap="flat"/>
                 <v:textbox>
                   <w:txbxContent>
                     <w:p>
                       <w:pPr>
-                        <w:pStyle w:val="Contedodoquadro"/>
+                        <w:pStyle w:val="Contedodoquadrouser"/>
                         <w:rPr>
                           <w:w w:val="75"/>
                           <w:sz w:val="16"/>
@@ -655,13 +655,13 @@
         <mc:AlternateContent>
           <mc:Choice Requires="wps">
             <w:drawing>
-              <wp:anchor behindDoc="0" distT="0" distB="0" distL="0" distR="0" simplePos="0" locked="0" layoutInCell="1" allowOverlap="1" relativeHeight="16" wp14:anchorId="3E075AE0">
+              <wp:anchor distT="0" distB="0" distL="0" distR="0" simplePos="0" relativeHeight="16" behindDoc="0" locked="0" layoutInCell="1" allowOverlap="1" wp14:anchorId="3E075AE0">
                 <wp:simplePos x="0" y="0"/>
                 <wp:positionH relativeFrom="column">
-                  <wp:posOffset>2782570</wp:posOffset>
+                  <wp:posOffset>-29210</wp:posOffset>
                 </wp:positionH>
                 <wp:positionV relativeFrom="paragraph">
-                  <wp:posOffset>2767330</wp:posOffset>
+                  <wp:posOffset>3103880</wp:posOffset>
                 </wp:positionV>
                 <wp:extent cx="2406650" cy="293370"/>
                 <wp:effectExtent l="0" t="0" r="0" b="0"/>
@@ -694,7 +694,7 @@
                         <w:txbxContent>
                           <w:p>
                             <w:pPr>
-                              <w:pStyle w:val="Contedodoquadro"/>
+                              <w:pStyle w:val="Contedodoquadrouser"/>
                               <w:rPr/>
                             </w:pPr>
                             <w:r>
@@ -716,14 +716,14 @@
           </mc:Choice>
           <mc:Fallback>
             <w:pict>
-              <v:rect id="shape_0" ID="Caixa de Texto 9" path="m0,0l-2147483645,0l-2147483645,-2147483646l0,-2147483646xe" stroked="f" o:allowincell="f" style="position:absolute;margin-left:219.1pt;margin-top:217.9pt;width:189.45pt;height:23.05pt;mso-wrap-style:square;v-text-anchor:top" wp14:anchorId="3E075AE0">
+              <v:rect id="shape_0" stroked="f" o:allowincell="f" style="position:absolute;margin-left:-2.3pt;margin-top:244.4pt;width:189.45pt;height:23.05pt;mso-wrap-style:square;v-text-anchor:top" wp14:anchorId="3E075AE0">
                 <v:fill o:detectmouseclick="t" on="false"/>
                 <v:stroke color="#3465a4" joinstyle="round" endcap="flat"/>
                 <v:textbox>
                   <w:txbxContent>
                     <w:p>
                       <w:pPr>
-                        <w:pStyle w:val="Contedodoquadro"/>
+                        <w:pStyle w:val="Contedodoquadrouser"/>
                         <w:rPr/>
                       </w:pPr>
                       <w:r>
@@ -741,13 +741,13 @@
         <mc:AlternateContent>
           <mc:Choice Requires="wps">
             <w:drawing>
-              <wp:anchor behindDoc="0" distT="0" distB="0" distL="0" distR="0" simplePos="0" locked="0" layoutInCell="1" allowOverlap="1" relativeHeight="18" wp14:anchorId="7568324F">
+              <wp:anchor distT="0" distB="0" distL="0" distR="0" simplePos="0" relativeHeight="18" behindDoc="0" locked="0" layoutInCell="1" allowOverlap="1" wp14:anchorId="7568324F">
                 <wp:simplePos x="0" y="0"/>
                 <wp:positionH relativeFrom="column">
-                  <wp:posOffset>556895</wp:posOffset>
+                  <wp:posOffset>3355340</wp:posOffset>
                 </wp:positionH>
                 <wp:positionV relativeFrom="paragraph">
-                  <wp:posOffset>3103245</wp:posOffset>
+                  <wp:posOffset>3108960</wp:posOffset>
                 </wp:positionV>
                 <wp:extent cx="1517650" cy="293370"/>
                 <wp:effectExtent l="0" t="0" r="0" b="0"/>
@@ -780,7 +780,7 @@
                         <w:txbxContent>
                           <w:p>
                             <w:pPr>
-                              <w:pStyle w:val="Contedodoquadro"/>
+                              <w:pStyle w:val="Contedodoquadrouser"/>
                               <w:rPr/>
                             </w:pPr>
                             <w:r>
@@ -802,14 +802,14 @@
           </mc:Choice>
           <mc:Fallback>
             <w:pict>
-              <v:rect id="shape_0" ID="Caixa de Texto 10" path="m0,0l-2147483645,0l-2147483645,-2147483646l0,-2147483646xe" stroked="f" o:allowincell="f" style="position:absolute;margin-left:43.85pt;margin-top:244.35pt;width:119.45pt;height:23.05pt;mso-wrap-style:square;v-text-anchor:top" wp14:anchorId="7568324F">
+              <v:rect id="shape_0" stroked="f" o:allowincell="f" style="position:absolute;margin-left:264.2pt;margin-top:244.8pt;width:119.45pt;height:23.05pt;mso-wrap-style:square;v-text-anchor:top" wp14:anchorId="7568324F">
                 <v:fill o:detectmouseclick="t" on="false"/>
                 <v:stroke color="#3465a4" joinstyle="round" endcap="flat"/>
                 <v:textbox>
                   <w:txbxContent>
                     <w:p>
                       <w:pPr>
-                        <w:pStyle w:val="Contedodoquadro"/>
+                        <w:pStyle w:val="Contedodoquadrouser"/>
                         <w:rPr/>
                       </w:pPr>
                       <w:r>
@@ -827,13 +827,13 @@
         <mc:AlternateContent>
           <mc:Choice Requires="wps">
             <w:drawing>
-              <wp:anchor behindDoc="0" distT="0" distB="0" distL="0" distR="0" simplePos="0" locked="0" layoutInCell="1" allowOverlap="1" relativeHeight="20" wp14:anchorId="78ABDB51">
+              <wp:anchor distT="0" distB="0" distL="0" distR="0" simplePos="0" relativeHeight="28" behindDoc="0" locked="0" layoutInCell="1" allowOverlap="1" wp14:anchorId="78ABDB51">
                 <wp:simplePos x="0" y="0"/>
                 <wp:positionH relativeFrom="column">
-                  <wp:posOffset>2403475</wp:posOffset>
+                  <wp:posOffset>-140335</wp:posOffset>
                 </wp:positionH>
                 <wp:positionV relativeFrom="paragraph">
-                  <wp:posOffset>3112135</wp:posOffset>
+                  <wp:posOffset>3435985</wp:posOffset>
                 </wp:positionV>
                 <wp:extent cx="1405890" cy="293370"/>
                 <wp:effectExtent l="0" t="0" r="0" b="0"/>
@@ -866,7 +866,7 @@
                         <w:txbxContent>
                           <w:p>
                             <w:pPr>
-                              <w:pStyle w:val="Contedodoquadro"/>
+                              <w:pStyle w:val="Contedodoquadrouser"/>
                               <w:rPr/>
                             </w:pPr>
                             <w:r>
@@ -888,14 +888,14 @@
           </mc:Choice>
           <mc:Fallback>
             <w:pict>
-              <v:rect id="shape_0" ID="Caixa de Texto 11" path="m0,0l-2147483645,0l-2147483645,-2147483646l0,-2147483646xe" stroked="f" o:allowincell="f" style="position:absolute;margin-left:189.25pt;margin-top:245.05pt;width:110.65pt;height:23.05pt;mso-wrap-style:square;v-text-anchor:top" wp14:anchorId="78ABDB51">
+              <v:rect id="shape_0" stroked="f" o:allowincell="f" style="position:absolute;margin-left:-11.05pt;margin-top:270.55pt;width:110.65pt;height:23.05pt;mso-wrap-style:square;v-text-anchor:top" wp14:anchorId="78ABDB51">
                 <v:fill o:detectmouseclick="t" on="false"/>
                 <v:stroke color="#3465a4" joinstyle="round" endcap="flat"/>
                 <v:textbox>
                   <w:txbxContent>
                     <w:p>
                       <w:pPr>
-                        <w:pStyle w:val="Contedodoquadro"/>
+                        <w:pStyle w:val="Contedodoquadrouser"/>
                         <w:rPr/>
                       </w:pPr>
                       <w:r>
@@ -913,7 +913,7 @@
         <mc:AlternateContent>
           <mc:Choice Requires="wps">
             <w:drawing>
-              <wp:anchor behindDoc="0" distT="0" distB="3175" distL="0" distR="0" simplePos="0" locked="0" layoutInCell="1" allowOverlap="1" relativeHeight="30" wp14:anchorId="492DB0C3">
+              <wp:anchor distT="0" distB="3175" distL="0" distR="0" simplePos="0" relativeHeight="30" behindDoc="0" locked="0" layoutInCell="1" allowOverlap="1" wp14:anchorId="492DB0C3">
                 <wp:simplePos x="0" y="0"/>
                 <wp:positionH relativeFrom="column">
                   <wp:posOffset>20955</wp:posOffset>
@@ -952,7 +952,7 @@
                         <w:txbxContent>
                           <w:p>
                             <w:pPr>
-                              <w:pStyle w:val="Contedodoquadro"/>
+                              <w:pStyle w:val="Contedodoquadrouser"/>
                               <w:rPr/>
                             </w:pPr>
                             <w:r>
@@ -974,14 +974,14 @@
           </mc:Choice>
           <mc:Fallback>
             <w:pict>
-              <v:rect id="shape_0" ID="Caixa de Texto 16" path="m0,0l-2147483645,0l-2147483645,-2147483646l0,-2147483646xe" stroked="f" o:allowincell="f" style="position:absolute;margin-left:1.65pt;margin-top:161.45pt;width:303.55pt;height:23.75pt;mso-wrap-style:square;v-text-anchor:top" wp14:anchorId="492DB0C3">
+              <v:rect id="shape_0" stroked="f" o:allowincell="f" style="position:absolute;margin-left:1.65pt;margin-top:161.45pt;width:303.55pt;height:23.75pt;mso-wrap-style:square;v-text-anchor:top" wp14:anchorId="492DB0C3">
                 <v:fill o:detectmouseclick="t" on="false"/>
                 <v:stroke color="#3465a4" joinstyle="round" endcap="flat"/>
                 <v:textbox>
                   <w:txbxContent>
                     <w:p>
                       <w:pPr>
-                        <w:pStyle w:val="Contedodoquadro"/>
+                        <w:pStyle w:val="Contedodoquadrouser"/>
                         <w:rPr/>
                       </w:pPr>
                       <w:r>
@@ -1052,7 +1052,7 @@
         <mc:AlternateContent>
           <mc:Choice Requires="wps">
             <w:drawing>
-              <wp:anchor behindDoc="0" distT="0" distB="5080" distL="0" distR="0" simplePos="0" locked="0" layoutInCell="1" allowOverlap="1" relativeHeight="22" wp14:anchorId="1F4E45FE">
+              <wp:anchor distT="0" distB="5080" distL="0" distR="0" simplePos="0" relativeHeight="20" behindDoc="0" locked="0" layoutInCell="1" allowOverlap="1" wp14:anchorId="1F4E45FE">
                 <wp:simplePos x="0" y="0"/>
                 <wp:positionH relativeFrom="column">
                   <wp:posOffset>307340</wp:posOffset>
@@ -1091,7 +1091,7 @@
                         <w:txbxContent>
                           <w:p>
                             <w:pPr>
-                              <w:pStyle w:val="Contedodoquadro"/>
+                              <w:pStyle w:val="Contedodoquadrouser"/>
                               <w:rPr/>
                             </w:pPr>
                             <w:r>
@@ -1113,14 +1113,14 @@
           </mc:Choice>
           <mc:Fallback>
             <w:pict>
-              <v:rect id="shape_0" ID="Caixa de Texto 12" path="m0,0l-2147483645,0l-2147483645,-2147483646l0,-2147483646xe" stroked="f" o:allowincell="f" style="position:absolute;margin-left:24.2pt;margin-top:29.9pt;width:128.35pt;height:32.55pt;mso-wrap-style:square;v-text-anchor:top" wp14:anchorId="1F4E45FE">
+              <v:rect id="shape_0" stroked="f" o:allowincell="f" style="position:absolute;margin-left:24.2pt;margin-top:29.9pt;width:128.35pt;height:32.55pt;mso-wrap-style:square;v-text-anchor:top" wp14:anchorId="1F4E45FE">
                 <v:fill o:detectmouseclick="t" on="false"/>
                 <v:stroke color="#3465a4" joinstyle="round" endcap="flat"/>
                 <v:textbox>
                   <w:txbxContent>
                     <w:p>
                       <w:pPr>
-                        <w:pStyle w:val="Contedodoquadro"/>
+                        <w:pStyle w:val="Contedodoquadrouser"/>
                         <w:rPr/>
                       </w:pPr>
                       <w:r>
@@ -1138,7 +1138,7 @@
         <mc:AlternateContent>
           <mc:Choice Requires="wps">
             <w:drawing>
-              <wp:anchor behindDoc="0" distT="0" distB="0" distL="0" distR="0" simplePos="0" locked="0" layoutInCell="1" allowOverlap="1" relativeHeight="24" wp14:anchorId="55E8B8D8">
+              <wp:anchor distT="0" distB="0" distL="0" distR="0" simplePos="0" relativeHeight="22" behindDoc="0" locked="0" layoutInCell="1" allowOverlap="1" wp14:anchorId="55E8B8D8">
                 <wp:simplePos x="0" y="0"/>
                 <wp:positionH relativeFrom="column">
                   <wp:posOffset>2005330</wp:posOffset>
@@ -1177,7 +1177,7 @@
                         <w:txbxContent>
                           <w:p>
                             <w:pPr>
-                              <w:pStyle w:val="Contedodoquadro"/>
+                              <w:pStyle w:val="Contedodoquadrouser"/>
                               <w:rPr/>
                             </w:pPr>
                             <w:r>
@@ -1199,14 +1199,14 @@
           </mc:Choice>
           <mc:Fallback>
             <w:pict>
-              <v:rect id="shape_0" ID="Caixa de Texto 13" path="m0,0l-2147483645,0l-2147483645,-2147483646l0,-2147483646xe" stroked="f" o:allowincell="f" style="position:absolute;margin-left:157.9pt;margin-top:28.9pt;width:57.7pt;height:24.4pt;mso-wrap-style:square;v-text-anchor:top" wp14:anchorId="55E8B8D8">
+              <v:rect id="shape_0" stroked="f" o:allowincell="f" style="position:absolute;margin-left:157.9pt;margin-top:28.9pt;width:57.7pt;height:24.4pt;mso-wrap-style:square;v-text-anchor:top" wp14:anchorId="55E8B8D8">
                 <v:fill o:detectmouseclick="t" on="false"/>
                 <v:stroke color="#3465a4" joinstyle="round" endcap="flat"/>
                 <v:textbox>
                   <w:txbxContent>
                     <w:p>
                       <w:pPr>
-                        <w:pStyle w:val="Contedodoquadro"/>
+                        <w:pStyle w:val="Contedodoquadrouser"/>
                         <w:rPr/>
                       </w:pPr>
                       <w:r>
@@ -1224,7 +1224,7 @@
         <mc:AlternateContent>
           <mc:Choice Requires="wps">
             <w:drawing>
-              <wp:anchor behindDoc="0" distT="0" distB="0" distL="0" distR="0" simplePos="0" locked="0" layoutInCell="1" allowOverlap="1" relativeHeight="26" wp14:anchorId="105955CE">
+              <wp:anchor distT="0" distB="0" distL="0" distR="0" simplePos="0" relativeHeight="24" behindDoc="0" locked="0" layoutInCell="1" allowOverlap="1" wp14:anchorId="105955CE">
                 <wp:simplePos x="0" y="0"/>
                 <wp:positionH relativeFrom="column">
                   <wp:posOffset>2704465</wp:posOffset>
@@ -1263,7 +1263,7 @@
                         <w:txbxContent>
                           <w:p>
                             <w:pPr>
-                              <w:pStyle w:val="Contedodoquadro"/>
+                              <w:pStyle w:val="Contedodoquadrouser"/>
                               <w:rPr/>
                             </w:pPr>
                             <w:r>
@@ -1285,14 +1285,14 @@
           </mc:Choice>
           <mc:Fallback>
             <w:pict>
-              <v:rect id="shape_0" ID="Caixa de Texto 14" path="m0,0l-2147483645,0l-2147483645,-2147483646l0,-2147483646xe" stroked="f" o:allowincell="f" style="position:absolute;margin-left:212.95pt;margin-top:29.7pt;width:94.35pt;height:24.4pt;mso-wrap-style:square;v-text-anchor:top" wp14:anchorId="105955CE">
+              <v:rect id="shape_0" stroked="f" o:allowincell="f" style="position:absolute;margin-left:212.95pt;margin-top:29.7pt;width:94.35pt;height:24.4pt;mso-wrap-style:square;v-text-anchor:top" wp14:anchorId="105955CE">
                 <v:fill o:detectmouseclick="t" on="false"/>
                 <v:stroke color="#3465a4" joinstyle="round" endcap="flat"/>
                 <v:textbox>
                   <w:txbxContent>
                     <w:p>
                       <w:pPr>
-                        <w:pStyle w:val="Contedodoquadro"/>
+                        <w:pStyle w:val="Contedodoquadrouser"/>
                         <w:rPr/>
                       </w:pPr>
                       <w:r>
@@ -1310,7 +1310,7 @@
         <mc:AlternateContent>
           <mc:Choice Requires="wps">
             <w:drawing>
-              <wp:anchor behindDoc="0" distT="0" distB="3175" distL="0" distR="0" simplePos="0" locked="0" layoutInCell="1" allowOverlap="1" relativeHeight="28" wp14:anchorId="317DD299">
+              <wp:anchor distT="0" distB="3175" distL="0" distR="0" simplePos="0" relativeHeight="26" behindDoc="0" locked="0" layoutInCell="1" allowOverlap="1" wp14:anchorId="317DD299">
                 <wp:simplePos x="0" y="0"/>
                 <wp:positionH relativeFrom="column">
                   <wp:posOffset>4403725</wp:posOffset>
@@ -1349,7 +1349,7 @@
                         <w:txbxContent>
                           <w:p>
                             <w:pPr>
-                              <w:pStyle w:val="Contedodoquadro"/>
+                              <w:pStyle w:val="Contedodoquadrouser"/>
                               <w:rPr/>
                             </w:pPr>
                             <w:r>
@@ -1371,14 +1371,14 @@
           </mc:Choice>
           <mc:Fallback>
             <w:pict>
-              <v:rect id="shape_0" ID="Caixa de Texto 15" path="m0,0l-2147483645,0l-2147483645,-2147483646l0,-2147483646xe" stroked="f" o:allowincell="f" style="position:absolute;margin-left:346.75pt;margin-top:30.35pt;width:67.85pt;height:23.7pt;mso-wrap-style:square;v-text-anchor:top" wp14:anchorId="317DD299">
+              <v:rect id="shape_0" stroked="f" o:allowincell="f" style="position:absolute;margin-left:346.75pt;margin-top:30.35pt;width:67.85pt;height:23.7pt;mso-wrap-style:square;v-text-anchor:top" wp14:anchorId="317DD299">
                 <v:fill o:detectmouseclick="t" on="false"/>
                 <v:stroke color="#3465a4" joinstyle="round" endcap="flat"/>
                 <v:textbox>
                   <w:txbxContent>
                     <w:p>
                       <w:pPr>
-                        <w:pStyle w:val="Contedodoquadro"/>
+                        <w:pStyle w:val="Contedodoquadrouser"/>
                         <w:rPr/>
                       </w:pPr>
                       <w:r>
@@ -1440,7 +1440,7 @@
         <mc:AlternateContent>
           <mc:Choice Requires="wps">
             <w:drawing>
-              <wp:anchor behindDoc="0" distT="0" distB="1270" distL="0" distR="0" simplePos="0" locked="0" layoutInCell="0" allowOverlap="1" relativeHeight="32" wp14:anchorId="1D36E4D1">
+              <wp:anchor distT="0" distB="1270" distL="0" distR="0" simplePos="0" relativeHeight="32" behindDoc="0" locked="0" layoutInCell="0" allowOverlap="1" wp14:anchorId="1D36E4D1">
                 <wp:simplePos x="0" y="0"/>
                 <wp:positionH relativeFrom="margin">
                   <wp:posOffset>1417955</wp:posOffset>
@@ -1479,7 +1479,7 @@
                         <w:txbxContent>
                           <w:p>
                             <w:pPr>
-                              <w:pStyle w:val="Contedodoquadro"/>
+                              <w:pStyle w:val="Contedodoquadrouser"/>
                               <w:rPr/>
                             </w:pPr>
                             <w:r>
@@ -1489,7 +1489,7 @@
                           </w:p>
                           <w:p>
                             <w:pPr>
-                              <w:pStyle w:val="Contedodoquadro"/>
+                              <w:pStyle w:val="Contedodoquadrouser"/>
                               <w:rPr/>
                             </w:pPr>
                             <w:r>
@@ -1510,14 +1510,14 @@
           </mc:Choice>
           <mc:Fallback>
             <w:pict>
-              <v:rect id="shape_0" ID="Caixa de Texto 17" path="m0,0l-2147483645,0l-2147483645,-2147483646l0,-2147483646xe" stroked="f" o:allowincell="f" style="position:absolute;margin-left:111.65pt;margin-top:11.4pt;width:256.05pt;height:22.35pt;mso-wrap-style:square;v-text-anchor:top;mso-position-horizontal-relative:margin" wp14:anchorId="1D36E4D1">
+              <v:rect id="shape_0" stroked="f" o:allowincell="f" style="position:absolute;margin-left:111.65pt;margin-top:11.4pt;width:256.05pt;height:22.35pt;mso-wrap-style:square;v-text-anchor:top;mso-position-horizontal-relative:margin" wp14:anchorId="1D36E4D1">
                 <v:fill o:detectmouseclick="t" on="false"/>
                 <v:stroke color="#3465a4" joinstyle="round" endcap="flat"/>
                 <v:textbox>
                   <w:txbxContent>
                     <w:p>
                       <w:pPr>
-                        <w:pStyle w:val="Contedodoquadro"/>
+                        <w:pStyle w:val="Contedodoquadrouser"/>
                         <w:rPr/>
                       </w:pPr>
                       <w:r>
@@ -1527,7 +1527,7 @@
                     </w:p>
                     <w:p>
                       <w:pPr>
-                        <w:pStyle w:val="Contedodoquadro"/>
+                        <w:pStyle w:val="Contedodoquadrouser"/>
                         <w:rPr/>
                       </w:pPr>
                       <w:r>
@@ -1978,7 +1978,7 @@
     </w:rPr>
   </w:style>
   <w:style w:type="paragraph" w:styleId="Heading1">
-    <w:name w:val="Heading 1"/>
+    <w:name w:val="heading 1"/>
     <w:next w:val="Normal"/>
     <w:link w:val="Ttulo1Char"/>
     <w:uiPriority w:val="9"/>
@@ -2024,13 +2024,12 @@
     <w:name w:val="Título"/>
     <w:basedOn w:val="Normal"/>
     <w:next w:val="BodyText"/>
-    <w:qFormat/>
     <w:pPr>
       <w:keepNext w:val="true"/>
       <w:spacing w:before="240" w:after="120"/>
     </w:pPr>
     <w:rPr>
-      <w:rFonts w:ascii="Liberation Sans" w:hAnsi="Liberation Sans" w:eastAsia="Noto Sans CJK SC" w:cs="Noto Sans Devanagari"/>
+      <w:rFonts w:ascii="Liberation Sans" w:hAnsi="Liberation Sans" w:eastAsia="Microsoft YaHei" w:cs="Lucida Sans"/>
       <w:sz w:val="28"/>
       <w:szCs w:val="28"/>
     </w:rPr>
@@ -2052,7 +2051,7 @@
     </w:rPr>
   </w:style>
   <w:style w:type="paragraph" w:styleId="Caption">
-    <w:name w:val="Caption"/>
+    <w:name w:val="caption"/>
     <w:basedOn w:val="Normal"/>
     <w:qFormat/>
     <w:pPr>
@@ -2070,6 +2069,31 @@
   <w:style w:type="paragraph" w:styleId="ndice">
     <w:name w:val="Índice"/>
     <w:basedOn w:val="Normal"/>
+    <w:pPr>
+      <w:suppressLineNumbers/>
+    </w:pPr>
+    <w:rPr>
+      <w:rFonts w:cs="Lucida Sans"/>
+    </w:rPr>
+  </w:style>
+  <w:style w:type="paragraph" w:styleId="Ttulouser">
+    <w:name w:val="Título (user)"/>
+    <w:basedOn w:val="Normal"/>
+    <w:next w:val="BodyText"/>
+    <w:qFormat/>
+    <w:pPr>
+      <w:keepNext w:val="true"/>
+      <w:spacing w:before="240" w:after="120"/>
+    </w:pPr>
+    <w:rPr>
+      <w:rFonts w:ascii="Liberation Sans" w:hAnsi="Liberation Sans" w:eastAsia="Noto Sans CJK SC" w:cs="Noto Sans Devanagari"/>
+      <w:sz w:val="28"/>
+      <w:szCs w:val="28"/>
+    </w:rPr>
+  </w:style>
+  <w:style w:type="paragraph" w:styleId="ndiceuser">
+    <w:name w:val="Índice (user)"/>
+    <w:basedOn w:val="Normal"/>
     <w:qFormat/>
     <w:pPr>
       <w:suppressLineNumbers/>
@@ -2078,15 +2102,21 @@
       <w:rFonts w:cs="Noto Sans Devanagari"/>
     </w:rPr>
   </w:style>
-  <w:style w:type="paragraph" w:styleId="Contedodoquadro">
-    <w:name w:val="Conteúdo do quadro"/>
+  <w:style w:type="paragraph" w:styleId="Contedodoquadrouser">
+    <w:name w:val="Conteúdo do quadro (user)"/>
     <w:basedOn w:val="Normal"/>
     <w:qFormat/>
     <w:pPr/>
     <w:rPr/>
   </w:style>
-  <w:style w:type="numbering" w:styleId="Semlista" w:default="1">
-    <w:name w:val="Sem lista"/>
+  <w:style w:type="paragraph" w:styleId="Contedodoquadro">
+    <w:name w:val="Conteúdo do quadro"/>
+    <w:basedOn w:val="Normal"/>
+    <w:pPr/>
+    <w:rPr/>
+  </w:style>
+  <w:style w:type="numbering" w:styleId="Semlistauser" w:default="1">
+    <w:name w:val="Sem lista (user)"/>
     <w:uiPriority w:val="99"/>
     <w:semiHidden/>
     <w:unhideWhenUsed/>
@@ -2117,37 +2147,37 @@
         <a:srgbClr val="000000"/>
       </a:dk1>
       <a:lt1>
-        <a:srgbClr val="ffffff"/>
+        <a:srgbClr val="FFFFFF"/>
       </a:lt1>
       <a:dk2>
-        <a:srgbClr val="44546a"/>
+        <a:srgbClr val="44546A"/>
       </a:dk2>
       <a:lt2>
-        <a:srgbClr val="e7e6e6"/>
+        <a:srgbClr val="E7E6E6"/>
       </a:lt2>
       <a:accent1>
-        <a:srgbClr val="4472c4"/>
+        <a:srgbClr val="4472C4"/>
       </a:accent1>
       <a:accent2>
-        <a:srgbClr val="ed7d31"/>
+        <a:srgbClr val="ED7D31"/>
       </a:accent2>
       <a:accent3>
-        <a:srgbClr val="a5a5a5"/>
+        <a:srgbClr val="A5A5A5"/>
       </a:accent3>
       <a:accent4>
-        <a:srgbClr val="ffc000"/>
+        <a:srgbClr val="FFC000"/>
       </a:accent4>
       <a:accent5>
-        <a:srgbClr val="5b9bd5"/>
+        <a:srgbClr val="5B9BD5"/>
       </a:accent5>
       <a:accent6>
-        <a:srgbClr val="70ad47"/>
+        <a:srgbClr val="70AD47"/>
       </a:accent6>
       <a:hlink>
-        <a:srgbClr val="0563c1"/>
+        <a:srgbClr val="0563C1"/>
       </a:hlink>
       <a:folHlink>
-        <a:srgbClr val="954f72"/>
+        <a:srgbClr val="954F72"/>
       </a:folHlink>
     </a:clrScheme>
     <a:fontScheme name="Office">
